--- a/labs/lab08/report/report.docx
+++ b/labs/lab08/report/report.docx
@@ -7,7 +7,7 @@
         <w:pStyle w:val="Title"/>
       </w:pPr>
       <w:r>
-        <w:t xml:space="preserve">Отчёт по лабораторной работе №1</w:t>
+        <w:t xml:space="preserve">Отчёт по лабораторной работе №8</w:t>
       </w:r>
     </w:p>
     <w:p>
@@ -127,11 +127,11 @@
         <w:pStyle w:val="FirstParagraph"/>
       </w:pPr>
       <w:r>
-        <w:t xml:space="preserve">Основная цель работы — подготовить рабочее пространство и инструментарий для работы с языком программирования Julia, на простейших примерах познакомиться с основами синтаксиса Julia.</w:t>
+        <w:t xml:space="preserve">Основная цель работа — освоить пакеты Julia для решения задач оптимизации.</w:t>
       </w:r>
     </w:p>
     <w:bookmarkEnd w:id="20"/>
-    <w:bookmarkStart w:id="185" w:name="выполнение-лабораторной-работы"/>
+    <w:bookmarkStart w:id="21" w:name="предварительные-сведения"/>
     <w:p>
       <w:pPr>
         <w:pStyle w:val="Heading1"/>
@@ -146,25 +146,70 @@
         <w:tab/>
       </w:r>
       <w:r>
-        <w:t xml:space="preserve">Выполнение лабораторной работы</w:t>
-      </w:r>
-    </w:p>
-    <w:bookmarkStart w:id="37" w:name="подготовка-инструментария-к-работе"/>
-    <w:p>
-      <w:pPr>
-        <w:pStyle w:val="Heading2"/>
+        <w:t xml:space="preserve">Предварительные сведения</w:t>
+      </w:r>
+    </w:p>
+    <w:p>
+      <w:pPr>
+        <w:pStyle w:val="FirstParagraph"/>
+      </w:pPr>
+      <w:r>
+        <w:t xml:space="preserve">Под оптимизацией в математике и информатике понимается решение задачи нахождения экстремума (минимума или максимума) целевой функции в некоторой области</w:t>
+      </w:r>
+      <w:r>
+        <w:t xml:space="preserve"> </w:t>
+      </w:r>
+      <w:r>
+        <w:t xml:space="preserve">конечномерного векторного пространства, ограниченной набором линейных и/или нелинейных равенств и/или неравенств.</w:t>
+      </w:r>
+      <w:r>
+        <w:t xml:space="preserve"> </w:t>
+      </w:r>
+      <w:r>
+        <w:t xml:space="preserve">Оптимизационной задачей называется задача определения наилучших с точки зрения</w:t>
+      </w:r>
+      <w:r>
+        <w:t xml:space="preserve"> </w:t>
+      </w:r>
+      <w:r>
+        <w:t xml:space="preserve">структуры или значений параметров объектов.</w:t>
+      </w:r>
+    </w:p>
+    <w:bookmarkEnd w:id="21"/>
+    <w:bookmarkStart w:id="293" w:name="выполнение-лабораторной-работы"/>
+    <w:p>
+      <w:pPr>
+        <w:pStyle w:val="Heading1"/>
       </w:pPr>
       <w:r>
         <w:rPr>
           <w:rStyle w:val="SectionNumber"/>
         </w:rPr>
-        <w:t xml:space="preserve">2.1</w:t>
+        <w:t xml:space="preserve">3</w:t>
       </w:r>
       <w:r>
         <w:tab/>
       </w:r>
       <w:r>
-        <w:t xml:space="preserve">Подготовка инструментария к работе</w:t>
+        <w:t xml:space="preserve">Выполнение лабораторной работы</w:t>
+      </w:r>
+    </w:p>
+    <w:bookmarkStart w:id="66" w:name="линейное-программирование"/>
+    <w:p>
+      <w:pPr>
+        <w:pStyle w:val="Heading2"/>
+      </w:pPr>
+      <w:r>
+        <w:rPr>
+          <w:rStyle w:val="SectionNumber"/>
+        </w:rPr>
+        <w:t xml:space="preserve">3.1</w:t>
+      </w:r>
+      <w:r>
+        <w:tab/>
+      </w:r>
+      <w:r>
+        <w:t xml:space="preserve">Линейное программирование</w:t>
       </w:r>
     </w:p>
     <w:p>
@@ -172,16 +217,16 @@
         <w:pStyle w:val="FirstParagraph"/>
       </w:pPr>
       <w:r>
-        <w:t xml:space="preserve">Установил Julia (https://julialang.org/) и Jupyter (https://jupyter.org/) под операционную систему Windows посредством менеджера пакетов Chocolatey (https://chocolatey.org/).</w:t>
-      </w:r>
-      <w:r>
-        <w:t xml:space="preserve"> </w:t>
-      </w:r>
-      <w:r>
-        <w:t xml:space="preserve">Далее установил Far Manager, Notepad++, Julia, Anaconda Distribution (Python 3.x), Jupyter.</w:t>
-      </w:r>
-    </w:p>
-    <w:bookmarkStart w:id="24" w:name="fig:001"/>
+        <w:t xml:space="preserve">Линейное программирование рассматривает решения экстремальных задач на множествах 𝑛-мерного векторного пространства, задаваемых системами линейных уравнений и неравенств.</w:t>
+      </w:r>
+      <w:r>
+        <w:t xml:space="preserve"> </w:t>
+      </w:r>
+      <w:r>
+        <w:t xml:space="preserve">Общей (стандартной) задачей линейного программирования называется задача нахождения минимума линейной целевой функции вида:</w:t>
+      </w:r>
+    </w:p>
+    <w:bookmarkStart w:id="25" w:name="fig:001"/>
     <w:p>
       <w:pPr>
         <w:pStyle w:val="CaptionedFigure"/>
@@ -189,20 +234,20 @@
       <w:r>
         <w:drawing>
           <wp:inline>
-            <wp:extent cx="5334000" cy="1403850"/>
+            <wp:extent cx="4380167" cy="613862"/>
             <wp:effectExtent b="0" l="0" r="0" t="0"/>
-            <wp:docPr descr="Рис. 1: Установка Julia" title="" id="22" name="Picture"/>
+            <wp:docPr descr="Рис. 1: Формула общей задачи линейного программирования" title="" id="23" name="Picture"/>
             <a:graphic>
               <a:graphicData uri="http://schemas.openxmlformats.org/drawingml/2006/picture">
                 <pic:pic>
                   <pic:nvPicPr>
-                    <pic:cNvPr descr="../images/1.1.1.png" id="23" name="Picture"/>
+                    <pic:cNvPr descr="../images/f1.png" id="24" name="Picture"/>
                     <pic:cNvPicPr>
                       <a:picLocks noChangeArrowheads="1" noChangeAspect="1"/>
                     </pic:cNvPicPr>
                   </pic:nvPicPr>
                   <pic:blipFill>
-                    <a:blip r:embed="rId21"/>
+                    <a:blip r:embed="rId22"/>
                     <a:stretch>
                       <a:fillRect/>
                     </a:stretch>
@@ -210,7 +255,7 @@
                   <pic:spPr bwMode="auto">
                     <a:xfrm>
                       <a:off x="0" y="0"/>
-                      <a:ext cx="5334000" cy="1403850"/>
+                      <a:ext cx="4380167" cy="613862"/>
                     </a:xfrm>
                     <a:prstGeom prst="rect">
                       <a:avLst/>
@@ -234,11 +279,85 @@
         <w:pStyle w:val="ImageCaption"/>
       </w:pPr>
       <w:r>
-        <w:t xml:space="preserve">Рис. 1: Установка Julia</w:t>
-      </w:r>
-    </w:p>
-    <w:bookmarkEnd w:id="24"/>
-    <w:bookmarkStart w:id="28" w:name="fig:002"/>
+        <w:t xml:space="preserve">Рис. 1: Формула общей задачи линейного программирования</w:t>
+      </w:r>
+    </w:p>
+    <w:bookmarkEnd w:id="25"/>
+    <w:p>
+      <w:pPr>
+        <w:pStyle w:val="BodyText"/>
+      </w:pPr>
+      <w:r>
+        <w:t xml:space="preserve">где</w:t>
+      </w:r>
+      <w:r>
+        <w:t xml:space="preserve"> </w:t>
+      </w:r>
+      <m:oMath>
+        <m:acc>
+          <m:accPr>
+            <m:chr m:val="⃗"/>
+          </m:accPr>
+          <m:e>
+            <m:r>
+              <m:t>c</m:t>
+            </m:r>
+          </m:e>
+        </m:acc>
+      </m:oMath>
+      <w:r>
+        <w:t xml:space="preserve"> </w:t>
+      </w:r>
+      <w:r>
+        <w:t xml:space="preserve">— некоторые коэффициенты,</w:t>
+      </w:r>
+      <w:r>
+        <w:t xml:space="preserve"> </w:t>
+      </w:r>
+      <m:oMath>
+        <m:acc>
+          <m:accPr>
+            <m:chr m:val="⃗"/>
+          </m:accPr>
+          <m:e>
+            <m:r>
+              <m:t>x</m:t>
+            </m:r>
+          </m:e>
+        </m:acc>
+        <m:r>
+          <m:rPr>
+            <m:sty m:val="p"/>
+          </m:rPr>
+          <m:t>∈</m:t>
+        </m:r>
+        <m:sSup>
+          <m:e>
+            <m:r>
+              <m:rPr>
+                <m:sty m:val="p"/>
+                <m:scr m:val="double-struck"/>
+              </m:rPr>
+              <m:t>R</m:t>
+            </m:r>
+          </m:e>
+          <m:sup>
+            <m:r>
+              <m:t>n</m:t>
+            </m:r>
+          </m:sup>
+        </m:sSup>
+      </m:oMath>
+    </w:p>
+    <w:p>
+      <w:pPr>
+        <w:pStyle w:val="BodyText"/>
+      </w:pPr>
+      <w:r>
+        <w:t xml:space="preserve">Основной задачей линейного программирования называется задача, в которой есть ограничения в форме неравенств:</w:t>
+      </w:r>
+    </w:p>
+    <w:bookmarkStart w:id="29" w:name="fig:002"/>
     <w:p>
       <w:pPr>
         <w:pStyle w:val="CaptionedFigure"/>
@@ -246,20 +365,20 @@
       <w:r>
         <w:drawing>
           <wp:inline>
-            <wp:extent cx="5334000" cy="1152223"/>
+            <wp:extent cx="3913376" cy="460397"/>
             <wp:effectExtent b="0" l="0" r="0" t="0"/>
-            <wp:docPr descr="Рис. 2: Установка необходимого ПО" title="" id="26" name="Picture"/>
+            <wp:docPr descr="Рис. 2: Ограничения в форме неравенств" title="" id="27" name="Picture"/>
             <a:graphic>
               <a:graphicData uri="http://schemas.openxmlformats.org/drawingml/2006/picture">
                 <pic:pic>
                   <pic:nvPicPr>
-                    <pic:cNvPr descr="../images/1.1.2.png" id="27" name="Picture"/>
+                    <pic:cNvPr descr="../images/f2.png" id="28" name="Picture"/>
                     <pic:cNvPicPr>
                       <a:picLocks noChangeArrowheads="1" noChangeAspect="1"/>
                     </pic:cNvPicPr>
                   </pic:nvPicPr>
                   <pic:blipFill>
-                    <a:blip r:embed="rId25"/>
+                    <a:blip r:embed="rId26"/>
                     <a:stretch>
                       <a:fillRect/>
                     </a:stretch>
@@ -267,7 +386,7 @@
                   <pic:spPr bwMode="auto">
                     <a:xfrm>
                       <a:off x="0" y="0"/>
-                      <a:ext cx="5334000" cy="1152223"/>
+                      <a:ext cx="3913376" cy="460397"/>
                     </a:xfrm>
                     <a:prstGeom prst="rect">
                       <a:avLst/>
@@ -291,11 +410,121 @@
         <w:pStyle w:val="ImageCaption"/>
       </w:pPr>
       <w:r>
-        <w:t xml:space="preserve">Рис. 2: Установка необходимого ПО</w:t>
-      </w:r>
-    </w:p>
-    <w:bookmarkEnd w:id="28"/>
-    <w:bookmarkStart w:id="32" w:name="fig:003"/>
+        <w:t xml:space="preserve">Рис. 2: Ограничения в форме неравенств</w:t>
+      </w:r>
+    </w:p>
+    <w:bookmarkEnd w:id="29"/>
+    <w:p>
+      <w:pPr>
+        <w:pStyle w:val="BodyText"/>
+      </w:pPr>
+      <w:r>
+        <w:t xml:space="preserve">Задачи линейного программирования со смешанными ограничениями, такими как</w:t>
+      </w:r>
+      <w:r>
+        <w:t xml:space="preserve"> </w:t>
+      </w:r>
+      <w:r>
+        <w:t xml:space="preserve">равенства и неравенства, с наличием переменных, свободных от ограничений, могут быть</w:t>
+      </w:r>
+      <w:r>
+        <w:t xml:space="preserve"> </w:t>
+      </w:r>
+      <w:r>
+        <w:t xml:space="preserve">сведены к эквивалентным с тем же множеством решений путём замены переменных</w:t>
+      </w:r>
+      <w:r>
+        <w:t xml:space="preserve"> </w:t>
+      </w:r>
+      <w:r>
+        <w:t xml:space="preserve">и замены равенств на пару неравенств.</w:t>
+      </w:r>
+      <w:r>
+        <w:t xml:space="preserve"> </w:t>
+      </w:r>
+      <w:r>
+        <w:t xml:space="preserve">В Julia есть несколько средств, предназначенных для решения оптимизационных задач.</w:t>
+      </w:r>
+      <w:r>
+        <w:t xml:space="preserve"> </w:t>
+      </w:r>
+      <w:r>
+        <w:t xml:space="preserve">Одним из таких средств является JuMP (https://jump.dev/) — язык моделирования</w:t>
+      </w:r>
+      <w:r>
+        <w:t xml:space="preserve"> </w:t>
+      </w:r>
+      <w:r>
+        <w:t xml:space="preserve">и вспомогательные пакеты для формулирования и решения задач математической оптимизации в Julia.</w:t>
+      </w:r>
+      <w:r>
+        <w:t xml:space="preserve"> </w:t>
+      </w:r>
+      <w:r>
+        <w:t xml:space="preserve">JuMP включает пакет Convex.jl (https://jump.dev/Convex.jl/stable/), позволяющий описать задачу оптимизации, используя естественный математический синтаксис,</w:t>
+      </w:r>
+      <w:r>
+        <w:t xml:space="preserve"> </w:t>
+      </w:r>
+      <w:r>
+        <w:t xml:space="preserve">и решать её с помощью одного из решателей (COSMO, ECOS, SCS, GLPK, MathOptInterface).</w:t>
+      </w:r>
+      <w:r>
+        <w:t xml:space="preserve"> </w:t>
+      </w:r>
+      <w:r>
+        <w:t xml:space="preserve">Предположим, что требуется решить следующую задачу линейного программирования:</w:t>
+      </w:r>
+    </w:p>
+    <w:p>
+      <w:pPr>
+        <w:pStyle w:val="BodyText"/>
+      </w:pPr>
+      <m:oMath>
+        <m:r>
+          <m:t>12</m:t>
+        </m:r>
+        <m:r>
+          <m:t>x</m:t>
+        </m:r>
+        <m:r>
+          <m:rPr>
+            <m:sty m:val="p"/>
+          </m:rPr>
+          <m:t>+</m:t>
+        </m:r>
+        <m:r>
+          <m:t>20</m:t>
+        </m:r>
+        <m:r>
+          <m:t>y</m:t>
+        </m:r>
+        <m:r>
+          <m:rPr>
+            <m:sty m:val="p"/>
+          </m:rPr>
+          <m:t>→</m:t>
+        </m:r>
+        <m:r>
+          <m:t>m</m:t>
+        </m:r>
+        <m:r>
+          <m:t>i</m:t>
+        </m:r>
+        <m:r>
+          <m:t>n</m:t>
+        </m:r>
+      </m:oMath>
+    </w:p>
+    <w:p>
+      <w:pPr>
+        <w:pStyle w:val="BodyText"/>
+      </w:pPr>
+      <w:r>
+        <w:t xml:space="preserve">при заданных ограничениях:</w:t>
+      </w:r>
+    </w:p>
+    <w:bookmarkStart w:id="33" w:name="fig:003"/>
     <w:p>
       <w:pPr>
         <w:pStyle w:val="CaptionedFigure"/>
@@ -303,20 +532,20 @@
       <w:r>
         <w:drawing>
           <wp:inline>
-            <wp:extent cx="5334000" cy="349488"/>
+            <wp:extent cx="3932559" cy="888822"/>
             <wp:effectExtent b="0" l="0" r="0" t="0"/>
-            <wp:docPr descr="Рис. 3: Установка Jupyter" title="" id="30" name="Picture"/>
+            <wp:docPr descr="Рис. 3: Ограничения" title="" id="31" name="Picture"/>
             <a:graphic>
               <a:graphicData uri="http://schemas.openxmlformats.org/drawingml/2006/picture">
                 <pic:pic>
                   <pic:nvPicPr>
-                    <pic:cNvPr descr="../images/1.1.3.png" id="31" name="Picture"/>
+                    <pic:cNvPr descr="../images/f3.png" id="32" name="Picture"/>
                     <pic:cNvPicPr>
                       <a:picLocks noChangeArrowheads="1" noChangeAspect="1"/>
                     </pic:cNvPicPr>
                   </pic:nvPicPr>
                   <pic:blipFill>
-                    <a:blip r:embed="rId29"/>
+                    <a:blip r:embed="rId30"/>
                     <a:stretch>
                       <a:fillRect/>
                     </a:stretch>
@@ -324,7 +553,7 @@
                   <pic:spPr bwMode="auto">
                     <a:xfrm>
                       <a:off x="0" y="0"/>
-                      <a:ext cx="5334000" cy="349488"/>
+                      <a:ext cx="3932559" cy="888822"/>
                     </a:xfrm>
                     <a:prstGeom prst="rect">
                       <a:avLst/>
@@ -348,37 +577,19 @@
         <w:pStyle w:val="ImageCaption"/>
       </w:pPr>
       <w:r>
-        <w:t xml:space="preserve">Рис. 3: Установка Jupyter</w:t>
-      </w:r>
-    </w:p>
-    <w:bookmarkEnd w:id="32"/>
+        <w:t xml:space="preserve">Рис. 3: Ограничения</w:t>
+      </w:r>
+    </w:p>
+    <w:bookmarkEnd w:id="33"/>
     <w:p>
       <w:pPr>
         <w:pStyle w:val="BodyText"/>
       </w:pPr>
       <w:r>
-        <w:t xml:space="preserve">После установки запустил Julia в режиме REPL (read-eval-print loop). После запуска Julia попал в режим командной строки.</w:t>
-      </w:r>
-      <w:r>
-        <w:t xml:space="preserve"> </w:t>
-      </w:r>
-      <w:r>
-        <w:t xml:space="preserve">Установил пакеты для работы с Jupyter. Для этого перешёл в пакетный режим Julia, нажав на клавиатуре знак закрывающейся квадратной скобки ] , затем ввёл</w:t>
-      </w:r>
-      <w:r>
-        <w:t xml:space="preserve"> </w:t>
-      </w:r>
-      <w:r>
-        <w:rPr>
-          <w:rStyle w:val="VerbatimChar"/>
-        </w:rPr>
-        <w:t xml:space="preserve">add IJulia</w:t>
-      </w:r>
-      <w:r>
-        <w:t xml:space="preserve">.</w:t>
-      </w:r>
-    </w:p>
-    <w:bookmarkStart w:id="36" w:name="fig:004"/>
+        <w:t xml:space="preserve">Воспользуемся JuMP и решателем линейного и смешанного целочисленного программирования GLPK:</w:t>
+      </w:r>
+    </w:p>
+    <w:bookmarkStart w:id="37" w:name="fig:004"/>
     <w:p>
       <w:pPr>
         <w:pStyle w:val="CaptionedFigure"/>
@@ -386,20 +597,20 @@
       <w:r>
         <w:drawing>
           <wp:inline>
-            <wp:extent cx="5334000" cy="2657230"/>
+            <wp:extent cx="5334000" cy="2793439"/>
             <wp:effectExtent b="0" l="0" r="0" t="0"/>
-            <wp:docPr descr="Рис. 4: Запуск Julia и установка пакетов для работы с Jupyter" title="" id="34" name="Picture"/>
+            <wp:docPr descr="Рис. 4: Подключение пакетов" title="" id="35" name="Picture"/>
             <a:graphic>
               <a:graphicData uri="http://schemas.openxmlformats.org/drawingml/2006/picture">
                 <pic:pic>
                   <pic:nvPicPr>
-                    <pic:cNvPr descr="../images/1.1.4.png" id="35" name="Picture"/>
+                    <pic:cNvPr descr="../images/1.png" id="36" name="Picture"/>
                     <pic:cNvPicPr>
                       <a:picLocks noChangeArrowheads="1" noChangeAspect="1"/>
                     </pic:cNvPicPr>
                   </pic:nvPicPr>
                   <pic:blipFill>
-                    <a:blip r:embed="rId33"/>
+                    <a:blip r:embed="rId34"/>
                     <a:stretch>
                       <a:fillRect/>
                     </a:stretch>
@@ -407,7 +618,7 @@
                   <pic:spPr bwMode="auto">
                     <a:xfrm>
                       <a:off x="0" y="0"/>
-                      <a:ext cx="5334000" cy="2657230"/>
+                      <a:ext cx="5334000" cy="2793439"/>
                     </a:xfrm>
                     <a:prstGeom prst="rect">
                       <a:avLst/>
@@ -431,55 +642,22 @@
         <w:pStyle w:val="ImageCaption"/>
       </w:pPr>
       <w:r>
-        <w:t xml:space="preserve">Рис. 4: Запуск Julia и установка пакетов для работы с Jupyter</w:t>
-      </w:r>
-    </w:p>
-    <w:bookmarkEnd w:id="36"/>
+        <w:t xml:space="preserve">Рис. 4: Подключение пакетов</w:t>
+      </w:r>
+    </w:p>
+    <w:bookmarkEnd w:id="37"/>
     <w:p>
       <w:pPr>
         <w:pStyle w:val="BodyText"/>
       </w:pPr>
       <w:r>
-        <w:t xml:space="preserve">Для интерактивной работы с Julia удобно использовать или Jupyter Notebook, или Jupyter Lab. По своей сути блокнот Jupyter позволяет объединить в единый документ</w:t>
-      </w:r>
-      <w:r>
-        <w:t xml:space="preserve"> </w:t>
-      </w:r>
-      <w:r>
-        <w:t xml:space="preserve">тест, программный код, результат его выполнения и визуализацию результата. Основная работа с блокнотами осуществляется посредством браузера. Формат документов (.ipynb)</w:t>
-      </w:r>
-      <w:r>
-        <w:t xml:space="preserve"> </w:t>
-      </w:r>
-      <w:r>
-        <w:t xml:space="preserve">идентичен в Jupyter Notebook и Jupyter Lab.</w:t>
-      </w:r>
-    </w:p>
-    <w:bookmarkEnd w:id="37"/>
-    <w:bookmarkStart w:id="54" w:name="основы-работы-в-блокноте-jupyter"/>
-    <w:p>
-      <w:pPr>
-        <w:pStyle w:val="Heading2"/>
-      </w:pPr>
-      <w:r>
-        <w:rPr>
-          <w:rStyle w:val="SectionNumber"/>
-        </w:rPr>
-        <w:t xml:space="preserve">2.2</w:t>
-      </w:r>
-      <w:r>
-        <w:tab/>
-      </w:r>
-      <w:r>
-        <w:t xml:space="preserve">Основы работы в блокноте Jupyter</w:t>
-      </w:r>
-    </w:p>
-    <w:p>
-      <w:pPr>
-        <w:pStyle w:val="FirstParagraph"/>
-      </w:pPr>
-      <w:r>
-        <w:t xml:space="preserve">Запустил Jupyter Lab.</w:t>
+        <w:t xml:space="preserve">Объект модели (контейнер для переменных, ограничений, параметров решателя и т. д.)</w:t>
+      </w:r>
+      <w:r>
+        <w:t xml:space="preserve"> </w:t>
+      </w:r>
+      <w:r>
+        <w:t xml:space="preserve">в JuMP создаётся при помощи функции Model(), в которой в качестве аргумента указывается оптимизатор (решатель):</w:t>
       </w:r>
     </w:p>
     <w:bookmarkStart w:id="41" w:name="fig:005"/>
@@ -490,14 +668,14 @@
       <w:r>
         <w:drawing>
           <wp:inline>
-            <wp:extent cx="5334000" cy="1006125"/>
+            <wp:extent cx="3593655" cy="1598601"/>
             <wp:effectExtent b="0" l="0" r="0" t="0"/>
-            <wp:docPr descr="Рис. 5: Запуск Jupyter Lab" title="" id="39" name="Picture"/>
+            <wp:docPr descr="Рис. 5: Определение объекта модели с именем model" title="" id="39" name="Picture"/>
             <a:graphic>
               <a:graphicData uri="http://schemas.openxmlformats.org/drawingml/2006/picture">
                 <pic:pic>
                   <pic:nvPicPr>
-                    <pic:cNvPr descr="../images/1.2.1.png" id="40" name="Picture"/>
+                    <pic:cNvPr descr="../images/2.png" id="40" name="Picture"/>
                     <pic:cNvPicPr>
                       <a:picLocks noChangeArrowheads="1" noChangeAspect="1"/>
                     </pic:cNvPicPr>
@@ -511,7 +689,7 @@
                   <pic:spPr bwMode="auto">
                     <a:xfrm>
                       <a:off x="0" y="0"/>
-                      <a:ext cx="5334000" cy="1006125"/>
+                      <a:ext cx="3593655" cy="1598601"/>
                     </a:xfrm>
                     <a:prstGeom prst="rect">
                       <a:avLst/>
@@ -535,7 +713,7 @@
         <w:pStyle w:val="ImageCaption"/>
       </w:pPr>
       <w:r>
-        <w:t xml:space="preserve">Рис. 5: Запуск Jupyter Lab</w:t>
+        <w:t xml:space="preserve">Рис. 5: Определение объекта модели с именем model</w:t>
       </w:r>
     </w:p>
     <w:bookmarkEnd w:id="41"/>
@@ -544,103 +722,41 @@
         <w:pStyle w:val="BodyText"/>
       </w:pPr>
       <w:r>
-        <w:t xml:space="preserve">Каждый блокнот (или консоль, или терминал, или текстовый редактор) располагается</w:t>
-      </w:r>
-      <w:r>
-        <w:t xml:space="preserve"> </w:t>
-      </w:r>
-      <w:r>
-        <w:t xml:space="preserve">в своей вкладке в основной рабочей области. Для создания нового блокнота выбрал</w:t>
-      </w:r>
-      <w:r>
-        <w:t xml:space="preserve"> </w:t>
-      </w:r>
-      <w:r>
-        <w:t xml:space="preserve">в меню File-&gt;New , далее указал, что именно создать - Notebook , затем ядро Juliia-1.x .</w:t>
-      </w:r>
-      <w:r>
-        <w:t xml:space="preserve"> </w:t>
-      </w:r>
-      <w:r>
-        <w:t xml:space="preserve">Основная концепция интерактивных блокнотов — это ячейка, содержащая отдельный</w:t>
-      </w:r>
-      <w:r>
-        <w:t xml:space="preserve"> </w:t>
-      </w:r>
-      <w:r>
-        <w:t xml:space="preserve">фрагмент текста (или кода). Для написания текста в ячейке нужно в панели инструментов указать Markdown, для написания элемента кода — Code. Для изменения режимов</w:t>
-      </w:r>
-      <w:r>
-        <w:t xml:space="preserve"> </w:t>
-      </w:r>
-      <w:r>
-        <w:t xml:space="preserve">вставки ячеек можно использовать также комбинации клавиш. Для этого нужно на активной ячейке нажать ESC , что выведет ячейку из режима редактирования и переведёт</w:t>
-      </w:r>
-      <w:r>
-        <w:t xml:space="preserve"> </w:t>
-      </w:r>
-      <w:r>
-        <w:t xml:space="preserve">её в командный режим, в котором есть специальные сочетания клавиш для вставки /</w:t>
-      </w:r>
-      <w:r>
-        <w:t xml:space="preserve"> </w:t>
-      </w:r>
-      <w:r>
-        <w:t xml:space="preserve">вырезания / изменения ячеек:</w:t>
-      </w:r>
-      <w:r>
-        <w:t xml:space="preserve"> </w:t>
-      </w:r>
-      <w:r>
-        <w:t xml:space="preserve">– a или b — создать новую ячейку соответственно выше или ниже текущей;</w:t>
-      </w:r>
-      <w:r>
-        <w:t xml:space="preserve"> </w:t>
-      </w:r>
-      <w:r>
-        <w:t xml:space="preserve">– x — удалить ячейку;</w:t>
-      </w:r>
-      <w:r>
-        <w:t xml:space="preserve"> </w:t>
-      </w:r>
-      <w:r>
-        <w:t xml:space="preserve">– z — отмена удаления ячейки;</w:t>
-      </w:r>
-      <w:r>
-        <w:t xml:space="preserve"> </w:t>
-      </w:r>
-      <w:r>
-        <w:t xml:space="preserve">– m — перевести ячейку в режим текста;</w:t>
-      </w:r>
-      <w:r>
-        <w:t xml:space="preserve"> </w:t>
-      </w:r>
-      <w:r>
-        <w:t xml:space="preserve">– y — перевести ячейку в режим набора кода.</w:t>
-      </w:r>
-      <w:r>
-        <w:t xml:space="preserve"> </w:t>
-      </w:r>
-      <w:r>
-        <w:t xml:space="preserve">Для выполнения кода внутри ячейки выберите эту ячейку и нажмите Shift + Enter или</w:t>
-      </w:r>
-      <w:r>
-        <w:t xml:space="preserve"> </w:t>
-      </w:r>
-      <w:r>
-        <w:t xml:space="preserve">кнопку со значком Run на панели инструментов. Если ячейка содержит несколько строк</w:t>
-      </w:r>
-      <w:r>
-        <w:t xml:space="preserve"> </w:t>
-      </w:r>
-      <w:r>
-        <w:t xml:space="preserve">кода, то при выполнении этой ячейки отобразится только результат последней строки</w:t>
-      </w:r>
-      <w:r>
-        <w:t xml:space="preserve"> </w:t>
-      </w:r>
-      <w:r>
-        <w:t xml:space="preserve">(операции). Вывод результата можно подавить, завершив строку знаком «точка с запятой».</w:t>
+        <w:t xml:space="preserve">Переменные задаются с помощью конструкции</w:t>
+      </w:r>
+      <w:r>
+        <w:t xml:space="preserve"> </w:t>
+      </w:r>
+      <w:r>
+        <w:t xml:space="preserve">[</w:t>
+      </w:r>
+      <w:r>
+        <w:rPr>
+          <w:b/>
+          <w:bCs/>
+        </w:rPr>
+        <w:t xml:space="preserve">variable?</w:t>
+      </w:r>
+      <w:r>
+        <w:t xml:space="preserve">]</w:t>
+      </w:r>
+      <w:r>
+        <w:t xml:space="preserve"> </w:t>
+      </w:r>
+      <w:r>
+        <w:t xml:space="preserve">(имя объекта модели, имя</w:t>
+      </w:r>
+      <w:r>
+        <w:t xml:space="preserve"> </w:t>
+      </w:r>
+      <w:r>
+        <w:t xml:space="preserve">и привязка переменной, тип переменной). Здесь же задаются граничные условия на</w:t>
+      </w:r>
+      <w:r>
+        <w:t xml:space="preserve"> </w:t>
+      </w:r>
+      <w:r>
+        <w:t xml:space="preserve">переменные (если тип переменной не определён, он считается действительным):</w:t>
       </w:r>
     </w:p>
     <w:bookmarkStart w:id="45" w:name="fig:006"/>
@@ -651,14 +767,14 @@
       <w:r>
         <w:drawing>
           <wp:inline>
-            <wp:extent cx="5334000" cy="2703462"/>
+            <wp:extent cx="4572000" cy="1042288"/>
             <wp:effectExtent b="0" l="0" r="0" t="0"/>
-            <wp:docPr descr="Рис. 6: Простейшие операции на языке Julia в Jupyter Lab" title="" id="43" name="Picture"/>
+            <wp:docPr descr="Рис. 6: Определение переменных x,y и граничных условий для них" title="" id="43" name="Picture"/>
             <a:graphic>
               <a:graphicData uri="http://schemas.openxmlformats.org/drawingml/2006/picture">
                 <pic:pic>
                   <pic:nvPicPr>
-                    <pic:cNvPr descr="../images/1.2.2.png" id="44" name="Picture"/>
+                    <pic:cNvPr descr="../images/3.png" id="44" name="Picture"/>
                     <pic:cNvPicPr>
                       <a:picLocks noChangeArrowheads="1" noChangeAspect="1"/>
                     </pic:cNvPicPr>
@@ -672,7 +788,7 @@
                   <pic:spPr bwMode="auto">
                     <a:xfrm>
                       <a:off x="0" y="0"/>
-                      <a:ext cx="5334000" cy="2703462"/>
+                      <a:ext cx="4572000" cy="1042288"/>
                     </a:xfrm>
                     <a:prstGeom prst="rect">
                       <a:avLst/>
@@ -696,7 +812,7 @@
         <w:pStyle w:val="ImageCaption"/>
       </w:pPr>
       <w:r>
-        <w:t xml:space="preserve">Рис. 6: Простейшие операции на языке Julia в Jupyter Lab</w:t>
+        <w:t xml:space="preserve">Рис. 6: Определение переменных x,y и граничных условий для них</w:t>
       </w:r>
     </w:p>
     <w:bookmarkEnd w:id="45"/>
@@ -705,13 +821,53 @@
         <w:pStyle w:val="BodyText"/>
       </w:pPr>
       <w:r>
-        <w:t xml:space="preserve">Если необходимо получить информацию по работе с какой-то незнакомой для вас</w:t>
-      </w:r>
-      <w:r>
-        <w:t xml:space="preserve"> </w:t>
-      </w:r>
-      <w:r>
-        <w:t xml:space="preserve">функцией Julia, то надо поставить в ячейке перед названием этой функции знак вопроса</w:t>
+        <w:t xml:space="preserve">В качестве первого аргумента указан объект модели model, затем переменные 𝑥 и 𝑦,</w:t>
+      </w:r>
+      <w:r>
+        <w:t xml:space="preserve"> </w:t>
+      </w:r>
+      <w:r>
+        <w:t xml:space="preserve">связанные с этой моделью (причём указанные переменные не могут использоваться</w:t>
+      </w:r>
+      <w:r>
+        <w:t xml:space="preserve"> </w:t>
+      </w:r>
+      <w:r>
+        <w:t xml:space="preserve">в другой модели).</w:t>
+      </w:r>
+      <w:r>
+        <w:t xml:space="preserve"> </w:t>
+      </w:r>
+      <w:r>
+        <w:t xml:space="preserve">Ограничения модели задаются с помощью конструкции</w:t>
+      </w:r>
+      <w:r>
+        <w:t xml:space="preserve"> </w:t>
+      </w:r>
+      <w:r>
+        <w:t xml:space="preserve">[</w:t>
+      </w:r>
+      <w:r>
+        <w:rPr>
+          <w:b/>
+          <w:bCs/>
+        </w:rPr>
+        <w:t xml:space="preserve">constraint?</w:t>
+      </w:r>
+      <w:r>
+        <w:t xml:space="preserve">]</w:t>
+      </w:r>
+      <w:r>
+        <w:t xml:space="preserve"> </w:t>
+      </w:r>
+      <w:r>
+        <w:t xml:space="preserve">(имя объекта</w:t>
+      </w:r>
+      <w:r>
+        <w:t xml:space="preserve"> </w:t>
+      </w:r>
+      <w:r>
+        <w:t xml:space="preserve">модели, ограничение):</w:t>
       </w:r>
     </w:p>
     <w:bookmarkStart w:id="49" w:name="fig:007"/>
@@ -722,14 +878,14 @@
       <w:r>
         <w:drawing>
           <wp:inline>
-            <wp:extent cx="5334000" cy="4382314"/>
+            <wp:extent cx="5334000" cy="843576"/>
             <wp:effectExtent b="0" l="0" r="0" t="0"/>
-            <wp:docPr descr="Рис. 7: Пример получения информации по функции println на языке Julia в Jupyter Lab" title="" id="47" name="Picture"/>
+            <wp:docPr descr="Рис. 7: Определение ограничений модели" title="" id="47" name="Picture"/>
             <a:graphic>
               <a:graphicData uri="http://schemas.openxmlformats.org/drawingml/2006/picture">
                 <pic:pic>
                   <pic:nvPicPr>
-                    <pic:cNvPr descr="../images/1.2.3.png" id="48" name="Picture"/>
+                    <pic:cNvPr descr="../images/4.png" id="48" name="Picture"/>
                     <pic:cNvPicPr>
                       <a:picLocks noChangeArrowheads="1" noChangeAspect="1"/>
                     </pic:cNvPicPr>
@@ -743,7 +899,7 @@
                   <pic:spPr bwMode="auto">
                     <a:xfrm>
                       <a:off x="0" y="0"/>
-                      <a:ext cx="5334000" cy="4382314"/>
+                      <a:ext cx="5334000" cy="843576"/>
                     </a:xfrm>
                     <a:prstGeom prst="rect">
                       <a:avLst/>
@@ -767,7 +923,7 @@
         <w:pStyle w:val="ImageCaption"/>
       </w:pPr>
       <w:r>
-        <w:t xml:space="preserve">Рис. 7: Пример получения информации по функции println на языке Julia в Jupyter Lab</w:t>
+        <w:t xml:space="preserve">Рис. 7: Определение ограничений модели</w:t>
       </w:r>
     </w:p>
     <w:bookmarkEnd w:id="49"/>
@@ -776,13 +932,29 @@
         <w:pStyle w:val="BodyText"/>
       </w:pPr>
       <w:r>
-        <w:t xml:space="preserve">Если требуется использовать команды из командной оболочки вашей операционной</w:t>
-      </w:r>
-      <w:r>
-        <w:t xml:space="preserve"> </w:t>
-      </w:r>
-      <w:r>
-        <w:t xml:space="preserve">системы, то перед соответствующей командой нужно поставить знак «точка с запятой».</w:t>
+        <w:t xml:space="preserve">Далее следует задать собственно целевую функцию с помощью конструкции</w:t>
+      </w:r>
+      <w:r>
+        <w:t xml:space="preserve"> </w:t>
+      </w:r>
+      <w:r>
+        <w:t xml:space="preserve">[</w:t>
+      </w:r>
+      <w:r>
+        <w:rPr>
+          <w:b/>
+          <w:bCs/>
+        </w:rPr>
+        <w:t xml:space="preserve">objective?</w:t>
+      </w:r>
+      <w:r>
+        <w:t xml:space="preserve">]</w:t>
+      </w:r>
+      <w:r>
+        <w:t xml:space="preserve"> </w:t>
+      </w:r>
+      <w:r>
+        <w:t xml:space="preserve">(имя объекта модели, Min или Max, функция для оптимизации):</w:t>
       </w:r>
     </w:p>
     <w:bookmarkStart w:id="53" w:name="fig:008"/>
@@ -793,14 +965,14 @@
       <w:r>
         <w:drawing>
           <wp:inline>
-            <wp:extent cx="5334000" cy="1114917"/>
+            <wp:extent cx="2787960" cy="888822"/>
             <wp:effectExtent b="0" l="0" r="0" t="0"/>
-            <wp:docPr descr="Рис. 8: Пример получения информации о дате и пользователе ОС Linux в Jupyter Lab" title="" id="51" name="Picture"/>
+            <wp:docPr descr="Рис. 8: Определение целевой функции" title="" id="51" name="Picture"/>
             <a:graphic>
               <a:graphicData uri="http://schemas.openxmlformats.org/drawingml/2006/picture">
                 <pic:pic>
                   <pic:nvPicPr>
-                    <pic:cNvPr descr="../images/1.2.4.png" id="52" name="Picture"/>
+                    <pic:cNvPr descr="../images/5.png" id="52" name="Picture"/>
                     <pic:cNvPicPr>
                       <a:picLocks noChangeArrowheads="1" noChangeAspect="1"/>
                     </pic:cNvPicPr>
@@ -814,7 +986,7 @@
                   <pic:spPr bwMode="auto">
                     <a:xfrm>
                       <a:off x="0" y="0"/>
-                      <a:ext cx="5334000" cy="1114917"/>
+                      <a:ext cx="2787960" cy="888822"/>
                     </a:xfrm>
                     <a:prstGeom prst="rect">
                       <a:avLst/>
@@ -838,44 +1010,19 @@
         <w:pStyle w:val="ImageCaption"/>
       </w:pPr>
       <w:r>
-        <w:t xml:space="preserve">Рис. 8: Пример получения информации о дате и пользователе ОС Linux в Jupyter Lab</w:t>
+        <w:t xml:space="preserve">Рис. 8: Определение целевой функции</w:t>
       </w:r>
     </w:p>
     <w:bookmarkEnd w:id="53"/>
-    <w:bookmarkEnd w:id="54"/>
-    <w:bookmarkStart w:id="71" w:name="основы-синтаксиса-julia-на-примерах"/>
-    <w:p>
-      <w:pPr>
-        <w:pStyle w:val="Heading2"/>
-      </w:pPr>
-      <w:r>
-        <w:rPr>
-          <w:rStyle w:val="SectionNumber"/>
-        </w:rPr>
-        <w:t xml:space="preserve">2.3</w:t>
-      </w:r>
-      <w:r>
-        <w:tab/>
-      </w:r>
-      <w:r>
-        <w:t xml:space="preserve">Основы синтаксиса Julia на примерах</w:t>
-      </w:r>
-    </w:p>
-    <w:p>
-      <w:pPr>
-        <w:pStyle w:val="FirstParagraph"/>
-      </w:pPr>
-      <w:r>
-        <w:t xml:space="preserve">Далее приведены простейшие примеры с использованием синтаксиса Julia, выполненные в блокноте Jupyter Lab.</w:t>
-      </w:r>
-      <w:r>
-        <w:t xml:space="preserve"> </w:t>
-      </w:r>
-      <w:r>
-        <w:t xml:space="preserve">Определил крайних значений диапазонов целочисленных числовых величин:</w:t>
-      </w:r>
-    </w:p>
-    <w:bookmarkStart w:id="58" w:name="fig:009"/>
+    <w:p>
+      <w:pPr>
+        <w:pStyle w:val="BodyText"/>
+      </w:pPr>
+      <w:r>
+        <w:t xml:space="preserve">Для решения задачи оптимизации необходимо вызывать функцию оптимизации:</w:t>
+      </w:r>
+    </w:p>
+    <w:bookmarkStart w:id="57" w:name="fig:009"/>
     <w:p>
       <w:pPr>
         <w:pStyle w:val="CaptionedFigure"/>
@@ -883,20 +1030,20 @@
       <w:r>
         <w:drawing>
           <wp:inline>
-            <wp:extent cx="5334000" cy="3055448"/>
+            <wp:extent cx="2519395" cy="537130"/>
             <wp:effectExtent b="0" l="0" r="0" t="0"/>
-            <wp:docPr descr="Рис. 9: Примеры определения типа числовых величин" title="" id="56" name="Picture"/>
+            <wp:docPr descr="Рис. 9: Вызов функции оптимизации" title="" id="55" name="Picture"/>
             <a:graphic>
               <a:graphicData uri="http://schemas.openxmlformats.org/drawingml/2006/picture">
                 <pic:pic>
                   <pic:nvPicPr>
-                    <pic:cNvPr descr="../images/1.3.1.png" id="57" name="Picture"/>
+                    <pic:cNvPr descr="../images/6.png" id="56" name="Picture"/>
                     <pic:cNvPicPr>
                       <a:picLocks noChangeArrowheads="1" noChangeAspect="1"/>
                     </pic:cNvPicPr>
                   </pic:nvPicPr>
                   <pic:blipFill>
-                    <a:blip r:embed="rId55"/>
+                    <a:blip r:embed="rId54"/>
                     <a:stretch>
                       <a:fillRect/>
                     </a:stretch>
@@ -904,7 +1051,7 @@
                   <pic:spPr bwMode="auto">
                     <a:xfrm>
                       <a:off x="0" y="0"/>
-                      <a:ext cx="5334000" cy="3055448"/>
+                      <a:ext cx="2519395" cy="537130"/>
                     </a:xfrm>
                     <a:prstGeom prst="rect">
                       <a:avLst/>
@@ -928,19 +1075,19 @@
         <w:pStyle w:val="ImageCaption"/>
       </w:pPr>
       <w:r>
-        <w:t xml:space="preserve">Рис. 9: Примеры определения типа числовых величин</w:t>
-      </w:r>
-    </w:p>
-    <w:bookmarkEnd w:id="58"/>
+        <w:t xml:space="preserve">Рис. 9: Вызов функции оптимизации</w:t>
+      </w:r>
+    </w:p>
+    <w:bookmarkEnd w:id="57"/>
     <w:p>
       <w:pPr>
         <w:pStyle w:val="BodyText"/>
       </w:pPr>
       <w:r>
-        <w:t xml:space="preserve">Попробовал преобразование типов:</w:t>
-      </w:r>
-    </w:p>
-    <w:bookmarkStart w:id="62" w:name="fig:010"/>
+        <w:t xml:space="preserve">Следует проверять причину прекращения работы оптимизатора, используя конструкцию termination_status(Объект модели):</w:t>
+      </w:r>
+    </w:p>
+    <w:bookmarkStart w:id="61" w:name="fig:010"/>
     <w:p>
       <w:pPr>
         <w:pStyle w:val="CaptionedFigure"/>
@@ -948,20 +1095,20 @@
       <w:r>
         <w:drawing>
           <wp:inline>
-            <wp:extent cx="5334000" cy="1895748"/>
+            <wp:extent cx="4162758" cy="805695"/>
             <wp:effectExtent b="0" l="0" r="0" t="0"/>
-            <wp:docPr descr="Рис. 10: Примеры приведения аргументов к одному типу" title="" id="60" name="Picture"/>
+            <wp:docPr descr="Рис. 10: Определение причины завершения работы оптимизатора" title="" id="59" name="Picture"/>
             <a:graphic>
               <a:graphicData uri="http://schemas.openxmlformats.org/drawingml/2006/picture">
                 <pic:pic>
                   <pic:nvPicPr>
-                    <pic:cNvPr descr="../images/1.3.2.png" id="61" name="Picture"/>
+                    <pic:cNvPr descr="../images/7.png" id="60" name="Picture"/>
                     <pic:cNvPicPr>
                       <a:picLocks noChangeArrowheads="1" noChangeAspect="1"/>
                     </pic:cNvPicPr>
                   </pic:nvPicPr>
                   <pic:blipFill>
-                    <a:blip r:embed="rId59"/>
+                    <a:blip r:embed="rId58"/>
                     <a:stretch>
                       <a:fillRect/>
                     </a:stretch>
@@ -969,7 +1116,7 @@
                   <pic:spPr bwMode="auto">
                     <a:xfrm>
                       <a:off x="0" y="0"/>
-                      <a:ext cx="5334000" cy="1895748"/>
+                      <a:ext cx="4162758" cy="805695"/>
                     </a:xfrm>
                     <a:prstGeom prst="rect">
                       <a:avLst/>
@@ -993,116 +1140,49 @@
         <w:pStyle w:val="ImageCaption"/>
       </w:pPr>
       <w:r>
-        <w:t xml:space="preserve">Рис. 10: Примеры приведения аргументов к одному типу</w:t>
-      </w:r>
-    </w:p>
-    <w:bookmarkEnd w:id="62"/>
+        <w:t xml:space="preserve">Рис. 10: Определение причины завершения работы оптимизатора</w:t>
+      </w:r>
+    </w:p>
+    <w:bookmarkEnd w:id="61"/>
     <w:p>
       <w:pPr>
         <w:pStyle w:val="BodyText"/>
       </w:pPr>
       <w:r>
-        <w:t xml:space="preserve">Базовый синтаксис определения функции:</w:t>
-      </w:r>
-    </w:p>
-    <w:p>
-      <w:pPr>
-        <w:pStyle w:val="SourceCode"/>
-      </w:pPr>
-      <w:r>
-        <w:rPr>
-          <w:rStyle w:val="VerbatimChar"/>
-        </w:rPr>
-        <w:t xml:space="preserve">    function &lt;Имя&gt; (&lt;СписокПараметров&gt;)</w:t>
-      </w:r>
-      <w:r>
-        <w:br/>
-      </w:r>
-      <w:r>
-        <w:rPr>
-          <w:rStyle w:val="VerbatimChar"/>
-        </w:rPr>
-        <w:t xml:space="preserve">        &lt;Действия&gt;</w:t>
-      </w:r>
-      <w:r>
-        <w:br/>
-      </w:r>
-      <w:r>
-        <w:rPr>
-          <w:rStyle w:val="VerbatimChar"/>
-        </w:rPr>
-        <w:t xml:space="preserve">    end</w:t>
-      </w:r>
-    </w:p>
-    <w:p>
-      <w:pPr>
-        <w:pStyle w:val="FirstParagraph"/>
-      </w:pPr>
-      <w:r>
-        <w:t xml:space="preserve">Другой способ определения несложных функций:</w:t>
-      </w:r>
-    </w:p>
-    <w:p>
-      <w:pPr>
-        <w:pStyle w:val="BodyText"/>
-      </w:pPr>
-      <w:r>
-        <w:rPr>
-          <w:rStyle w:val="VerbatimChar"/>
-        </w:rPr>
-        <w:t xml:space="preserve">&lt;Имя&gt; (&lt;СписокПараметров&gt;) = &lt;Выражение&gt;</w:t>
-      </w:r>
-    </w:p>
-    <w:p>
-      <w:pPr>
-        <w:pStyle w:val="BodyText"/>
-      </w:pPr>
-      <w:r>
-        <w:t xml:space="preserve">Например, определим функцию</w:t>
-      </w:r>
-      <w:r>
-        <w:t xml:space="preserve"> </w:t>
-      </w:r>
-      <m:oMath>
-        <m:r>
-          <m:t>f</m:t>
-        </m:r>
-        <m:d>
-          <m:dPr>
-            <m:begChr m:val="("/>
-            <m:endChr m:val=")"/>
-            <m:sepChr m:val=""/>
-            <m:grow/>
-          </m:dPr>
-          <m:e>
-            <m:r>
-              <m:t>x</m:t>
-            </m:r>
-          </m:e>
-        </m:d>
-      </m:oMath>
-      <w:r>
-        <w:t xml:space="preserve"> </w:t>
-      </w:r>
-      <w:r>
-        <w:t xml:space="preserve">возведения переменной</w:t>
-      </w:r>
-      <w:r>
-        <w:t xml:space="preserve"> </w:t>
-      </w:r>
-      <m:oMath>
-        <m:r>
-          <m:t>x</m:t>
-        </m:r>
-      </m:oMath>
-      <w:r>
-        <w:t xml:space="preserve"> </w:t>
-      </w:r>
-      <w:r>
-        <w:t xml:space="preserve">в квадрат и возведём</w:t>
-      </w:r>
-    </w:p>
-    <w:bookmarkStart w:id="66" w:name="fig:011"/>
+        <w:t xml:space="preserve">Процесс решения мог быть прекращён по ряду причин. Во-первых, решатель мог</w:t>
+      </w:r>
+      <w:r>
+        <w:t xml:space="preserve"> </w:t>
+      </w:r>
+      <w:r>
+        <w:t xml:space="preserve">найти оптимальное решение или доказать, что проблема невозможна. Однако он также</w:t>
+      </w:r>
+      <w:r>
+        <w:t xml:space="preserve"> </w:t>
+      </w:r>
+      <w:r>
+        <w:t xml:space="preserve">мог столкнуться с численными трудностями или прерваться из-за таких настроек, как</w:t>
+      </w:r>
+      <w:r>
+        <w:t xml:space="preserve"> </w:t>
+      </w:r>
+      <w:r>
+        <w:t xml:space="preserve">ограничение по времени. Если возвращено значение OPTIMAL, найдено оптимальное</w:t>
+      </w:r>
+      <w:r>
+        <w:t xml:space="preserve"> </w:t>
+      </w:r>
+      <w:r>
+        <w:t xml:space="preserve">решение.</w:t>
+      </w:r>
+      <w:r>
+        <w:t xml:space="preserve"> </w:t>
+      </w:r>
+      <w:r>
+        <w:t xml:space="preserve">Наконец, можно посмотреть собственно результат решения оптимизационной задачи:</w:t>
+      </w:r>
+    </w:p>
+    <w:bookmarkStart w:id="65" w:name="fig:011"/>
     <w:p>
       <w:pPr>
         <w:pStyle w:val="CaptionedFigure"/>
@@ -1110,20 +1190,20 @@
       <w:r>
         <w:drawing>
           <wp:inline>
-            <wp:extent cx="5334000" cy="2330055"/>
+            <wp:extent cx="5185862" cy="1598601"/>
             <wp:effectExtent b="0" l="0" r="0" t="0"/>
-            <wp:docPr descr="Рис. 11: Примеры определения функций" title="" id="64" name="Picture"/>
+            <wp:docPr descr="Рис. 11: Результат" title="" id="63" name="Picture"/>
             <a:graphic>
               <a:graphicData uri="http://schemas.openxmlformats.org/drawingml/2006/picture">
                 <pic:pic>
                   <pic:nvPicPr>
-                    <pic:cNvPr descr="../images/1.3.3.png" id="65" name="Picture"/>
+                    <pic:cNvPr descr="../images/8.png" id="64" name="Picture"/>
                     <pic:cNvPicPr>
                       <a:picLocks noChangeArrowheads="1" noChangeAspect="1"/>
                     </pic:cNvPicPr>
                   </pic:nvPicPr>
                   <pic:blipFill>
-                    <a:blip r:embed="rId63"/>
+                    <a:blip r:embed="rId62"/>
                     <a:stretch>
                       <a:fillRect/>
                     </a:stretch>
@@ -1131,7 +1211,7 @@
                   <pic:spPr bwMode="auto">
                     <a:xfrm>
                       <a:off x="0" y="0"/>
-                      <a:ext cx="5334000" cy="2330055"/>
+                      <a:ext cx="5185862" cy="1598601"/>
                     </a:xfrm>
                     <a:prstGeom prst="rect">
                       <a:avLst/>
@@ -1155,16 +1235,498 @@
         <w:pStyle w:val="ImageCaption"/>
       </w:pPr>
       <w:r>
-        <w:t xml:space="preserve">Рис. 11: Примеры определения функций</w:t>
-      </w:r>
-    </w:p>
+        <w:t xml:space="preserve">Рис. 11: Результат</w:t>
+      </w:r>
+    </w:p>
+    <w:bookmarkEnd w:id="65"/>
     <w:bookmarkEnd w:id="66"/>
+    <w:bookmarkStart w:id="103" w:name="X525b8ca91b1bce4cb5a104456aea746e1f8d92b"/>
+    <w:p>
+      <w:pPr>
+        <w:pStyle w:val="Heading2"/>
+      </w:pPr>
+      <w:r>
+        <w:rPr>
+          <w:rStyle w:val="SectionNumber"/>
+        </w:rPr>
+        <w:t xml:space="preserve">3.2</w:t>
+      </w:r>
+      <w:r>
+        <w:tab/>
+      </w:r>
+      <w:r>
+        <w:t xml:space="preserve">Векторизованные ограничения и целевая функция оптимизации</w:t>
+      </w:r>
+    </w:p>
+    <w:p>
+      <w:pPr>
+        <w:pStyle w:val="FirstParagraph"/>
+      </w:pPr>
+      <w:r>
+        <w:t xml:space="preserve">Часто бывает полезно создавать коллекции переменных JuMP внутри более сложных</w:t>
+      </w:r>
+      <w:r>
+        <w:t xml:space="preserve"> </w:t>
+      </w:r>
+      <w:r>
+        <w:t xml:space="preserve">структур данных. Можно добавить ограничения и цель в JuMP, используя векторизованную линейную алгебру.</w:t>
+      </w:r>
+      <w:r>
+        <w:t xml:space="preserve"> </w:t>
+      </w:r>
+      <w:r>
+        <w:t xml:space="preserve">Предположим, что требуется решить следующую задачу:</w:t>
+      </w:r>
+    </w:p>
     <w:p>
       <w:pPr>
         <w:pStyle w:val="BodyText"/>
       </w:pPr>
-      <w:r>
-        <w:t xml:space="preserve">Работа с массивами:</w:t>
+      <m:oMath>
+        <m:sSup>
+          <m:e>
+            <m:acc>
+              <m:accPr>
+                <m:chr m:val="⃗"/>
+              </m:accPr>
+              <m:e>
+                <m:r>
+                  <m:t>c</m:t>
+                </m:r>
+              </m:e>
+            </m:acc>
+          </m:e>
+          <m:sup>
+            <m:r>
+              <m:t>T</m:t>
+            </m:r>
+          </m:sup>
+        </m:sSup>
+        <m:acc>
+          <m:accPr>
+            <m:chr m:val="⃗"/>
+          </m:accPr>
+          <m:e>
+            <m:r>
+              <m:t>x</m:t>
+            </m:r>
+          </m:e>
+        </m:acc>
+        <m:r>
+          <m:rPr>
+            <m:sty m:val="p"/>
+          </m:rPr>
+          <m:t>→</m:t>
+        </m:r>
+        <m:r>
+          <m:rPr>
+            <m:nor/>
+            <m:sty m:val="p"/>
+          </m:rPr>
+          <m:t>min</m:t>
+        </m:r>
+      </m:oMath>
+    </w:p>
+    <w:p>
+      <w:pPr>
+        <w:pStyle w:val="BodyText"/>
+      </w:pPr>
+      <w:r>
+        <w:t xml:space="preserve">при заданных ограничениях:</w:t>
+      </w:r>
+    </w:p>
+    <w:p>
+      <w:pPr>
+        <w:pStyle w:val="BodyText"/>
+      </w:pPr>
+      <m:oMath>
+        <m:r>
+          <m:t>A</m:t>
+        </m:r>
+        <m:acc>
+          <m:accPr>
+            <m:chr m:val="⃗"/>
+          </m:accPr>
+          <m:e>
+            <m:r>
+              <m:t>x</m:t>
+            </m:r>
+          </m:e>
+        </m:acc>
+        <m:r>
+          <m:rPr>
+            <m:sty m:val="p"/>
+          </m:rPr>
+          <m:t>=</m:t>
+        </m:r>
+        <m:acc>
+          <m:accPr>
+            <m:chr m:val="⃗"/>
+          </m:accPr>
+          <m:e>
+            <m:r>
+              <m:t>b</m:t>
+            </m:r>
+          </m:e>
+        </m:acc>
+        <m:r>
+          <m:rPr>
+            <m:sty m:val="p"/>
+          </m:rPr>
+          <m:t>,</m:t>
+        </m:r>
+        <m:r>
+          <m:t> </m:t>
+        </m:r>
+        <m:acc>
+          <m:accPr>
+            <m:chr m:val="⃗"/>
+          </m:accPr>
+          <m:e>
+            <m:r>
+              <m:t>x</m:t>
+            </m:r>
+          </m:e>
+        </m:acc>
+        <m:r>
+          <m:rPr>
+            <m:sty m:val="p"/>
+          </m:rPr>
+          <m:t>≥</m:t>
+        </m:r>
+        <m:r>
+          <m:t>0</m:t>
+        </m:r>
+        <m:r>
+          <m:rPr>
+            <m:sty m:val="p"/>
+          </m:rPr>
+          <m:t>,</m:t>
+        </m:r>
+        <m:r>
+          <m:t> </m:t>
+        </m:r>
+        <m:acc>
+          <m:accPr>
+            <m:chr m:val="⃗"/>
+          </m:accPr>
+          <m:e>
+            <m:r>
+              <m:t>x</m:t>
+            </m:r>
+          </m:e>
+        </m:acc>
+        <m:r>
+          <m:rPr>
+            <m:sty m:val="p"/>
+          </m:rPr>
+          <m:t>∈</m:t>
+        </m:r>
+        <m:r>
+          <m:rPr>
+            <m:sty m:val="p"/>
+            <m:scr m:val="double-struck"/>
+          </m:rPr>
+          <m:t>R</m:t>
+        </m:r>
+      </m:oMath>
+    </w:p>
+    <w:p>
+      <w:pPr>
+        <w:pStyle w:val="BodyText"/>
+      </w:pPr>
+      <w:r>
+        <w:t xml:space="preserve">где</w:t>
+      </w:r>
+    </w:p>
+    <w:p>
+      <w:pPr>
+        <w:pStyle w:val="BodyText"/>
+      </w:pPr>
+      <m:oMathPara>
+        <m:oMathParaPr>
+          <m:jc m:val="center"/>
+        </m:oMathParaPr>
+        <m:oMath>
+          <m:r>
+            <m:t>A</m:t>
+          </m:r>
+          <m:r>
+            <m:rPr>
+              <m:sty m:val="p"/>
+            </m:rPr>
+            <m:t>=</m:t>
+          </m:r>
+          <m:d>
+            <m:dPr>
+              <m:begChr m:val="("/>
+              <m:endChr m:val=")"/>
+              <m:sepChr m:val=""/>
+              <m:grow/>
+            </m:dPr>
+            <m:e>
+              <m:m>
+                <m:mPr>
+                  <m:baseJc m:val="center"/>
+                  <m:plcHide m:val="on"/>
+                  <m:mcs>
+                    <m:mc>
+                      <m:mcPr>
+                        <m:mcJc m:val="center"/>
+                        <m:count m:val="1"/>
+                      </m:mcPr>
+                    </m:mc>
+                    <m:mc>
+                      <m:mcPr>
+                        <m:mcJc m:val="center"/>
+                        <m:count m:val="1"/>
+                      </m:mcPr>
+                    </m:mc>
+                    <m:mc>
+                      <m:mcPr>
+                        <m:mcJc m:val="center"/>
+                        <m:count m:val="1"/>
+                      </m:mcPr>
+                    </m:mc>
+                    <m:mc>
+                      <m:mcPr>
+                        <m:mcJc m:val="center"/>
+                        <m:count m:val="1"/>
+                      </m:mcPr>
+                    </m:mc>
+                  </m:mcs>
+                </m:mPr>
+                <m:mr>
+                  <m:e>
+                    <m:r>
+                      <m:t>1</m:t>
+                    </m:r>
+                  </m:e>
+                  <m:e>
+                    <m:r>
+                      <m:t>1</m:t>
+                    </m:r>
+                  </m:e>
+                  <m:e>
+                    <m:r>
+                      <m:t>9</m:t>
+                    </m:r>
+                  </m:e>
+                  <m:e>
+                    <m:r>
+                      <m:t>5</m:t>
+                    </m:r>
+                  </m:e>
+                </m:mr>
+                <m:mr>
+                  <m:e>
+                    <m:r>
+                      <m:t>3</m:t>
+                    </m:r>
+                  </m:e>
+                  <m:e>
+                    <m:r>
+                      <m:t>5</m:t>
+                    </m:r>
+                  </m:e>
+                  <m:e>
+                    <m:r>
+                      <m:t>0</m:t>
+                    </m:r>
+                  </m:e>
+                  <m:e>
+                    <m:r>
+                      <m:t>8</m:t>
+                    </m:r>
+                  </m:e>
+                </m:mr>
+                <m:mr>
+                  <m:e>
+                    <m:r>
+                      <m:t>2</m:t>
+                    </m:r>
+                  </m:e>
+                  <m:e>
+                    <m:r>
+                      <m:t>0</m:t>
+                    </m:r>
+                  </m:e>
+                  <m:e>
+                    <m:r>
+                      <m:t>6</m:t>
+                    </m:r>
+                  </m:e>
+                  <m:e>
+                    <m:r>
+                      <m:t>13</m:t>
+                    </m:r>
+                  </m:e>
+                </m:mr>
+              </m:m>
+            </m:e>
+          </m:d>
+          <m:r>
+            <m:rPr>
+              <m:sty m:val="p"/>
+            </m:rPr>
+            <m:t>,</m:t>
+          </m:r>
+          <m:r>
+            <m:t> </m:t>
+          </m:r>
+          <m:acc>
+            <m:accPr>
+              <m:chr m:val="⃗"/>
+            </m:accPr>
+            <m:e>
+              <m:r>
+                <m:t>b</m:t>
+              </m:r>
+            </m:e>
+          </m:acc>
+          <m:r>
+            <m:rPr>
+              <m:sty m:val="p"/>
+            </m:rPr>
+            <m:t>=</m:t>
+          </m:r>
+          <m:d>
+            <m:dPr>
+              <m:begChr m:val="("/>
+              <m:endChr m:val=")"/>
+              <m:sepChr m:val=""/>
+              <m:grow/>
+            </m:dPr>
+            <m:e>
+              <m:m>
+                <m:mPr>
+                  <m:baseJc m:val="center"/>
+                  <m:plcHide m:val="on"/>
+                  <m:mcs>
+                    <m:mc>
+                      <m:mcPr>
+                        <m:mcJc m:val="center"/>
+                        <m:count m:val="1"/>
+                      </m:mcPr>
+                    </m:mc>
+                  </m:mcs>
+                </m:mPr>
+                <m:mr>
+                  <m:e>
+                    <m:r>
+                      <m:t>7</m:t>
+                    </m:r>
+                  </m:e>
+                </m:mr>
+                <m:mr>
+                  <m:e>
+                    <m:r>
+                      <m:t>3</m:t>
+                    </m:r>
+                  </m:e>
+                </m:mr>
+                <m:mr>
+                  <m:e>
+                    <m:r>
+                      <m:t>5</m:t>
+                    </m:r>
+                  </m:e>
+                </m:mr>
+              </m:m>
+            </m:e>
+          </m:d>
+          <m:r>
+            <m:rPr>
+              <m:sty m:val="p"/>
+            </m:rPr>
+            <m:t>,</m:t>
+          </m:r>
+          <m:r>
+            <m:t> </m:t>
+          </m:r>
+          <m:acc>
+            <m:accPr>
+              <m:chr m:val="⃗"/>
+            </m:accPr>
+            <m:e>
+              <m:r>
+                <m:t>c</m:t>
+              </m:r>
+            </m:e>
+          </m:acc>
+          <m:r>
+            <m:rPr>
+              <m:sty m:val="p"/>
+            </m:rPr>
+            <m:t>=</m:t>
+          </m:r>
+          <m:d>
+            <m:dPr>
+              <m:begChr m:val="("/>
+              <m:endChr m:val=")"/>
+              <m:sepChr m:val=""/>
+              <m:grow/>
+            </m:dPr>
+            <m:e>
+              <m:m>
+                <m:mPr>
+                  <m:baseJc m:val="center"/>
+                  <m:plcHide m:val="on"/>
+                  <m:mcs>
+                    <m:mc>
+                      <m:mcPr>
+                        <m:mcJc m:val="center"/>
+                        <m:count m:val="1"/>
+                      </m:mcPr>
+                    </m:mc>
+                  </m:mcs>
+                </m:mPr>
+                <m:mr>
+                  <m:e>
+                    <m:r>
+                      <m:t>1</m:t>
+                    </m:r>
+                  </m:e>
+                </m:mr>
+                <m:mr>
+                  <m:e>
+                    <m:r>
+                      <m:t>3</m:t>
+                    </m:r>
+                  </m:e>
+                </m:mr>
+                <m:mr>
+                  <m:e>
+                    <m:r>
+                      <m:t>5</m:t>
+                    </m:r>
+                  </m:e>
+                </m:mr>
+                <m:mr>
+                  <m:e>
+                    <m:r>
+                      <m:t>2</m:t>
+                    </m:r>
+                  </m:e>
+                </m:mr>
+              </m:m>
+            </m:e>
+          </m:d>
+          <m:r>
+            <m:rPr>
+              <m:sty m:val="p"/>
+            </m:rPr>
+            <m:t>.</m:t>
+          </m:r>
+        </m:oMath>
+      </m:oMathPara>
+    </w:p>
+    <w:p>
+      <w:pPr>
+        <w:pStyle w:val="FirstParagraph"/>
+      </w:pPr>
+      <w:r>
+        <w:t xml:space="preserve">Воспользуемся JuMP и решателем линейного и смешанного целочисленного программирования GLPK:</w:t>
       </w:r>
     </w:p>
     <w:bookmarkStart w:id="70" w:name="fig:012"/>
@@ -1175,14 +1737,14 @@
       <w:r>
         <w:drawing>
           <wp:inline>
-            <wp:extent cx="5334000" cy="4451095"/>
+            <wp:extent cx="2935032" cy="1937504"/>
             <wp:effectExtent b="0" l="0" r="0" t="0"/>
-            <wp:docPr descr="Рис. 12: Примеры работы с массивами" title="" id="68" name="Picture"/>
+            <wp:docPr descr="Рис. 12: Подключение пакетов" title="" id="68" name="Picture"/>
             <a:graphic>
               <a:graphicData uri="http://schemas.openxmlformats.org/drawingml/2006/picture">
                 <pic:pic>
                   <pic:nvPicPr>
-                    <pic:cNvPr descr="../images/1.3.4.png" id="69" name="Picture"/>
+                    <pic:cNvPr descr="../images/9.png" id="69" name="Picture"/>
                     <pic:cNvPicPr>
                       <a:picLocks noChangeArrowheads="1" noChangeAspect="1"/>
                     </pic:cNvPicPr>
@@ -1196,7 +1758,7 @@
                   <pic:spPr bwMode="auto">
                     <a:xfrm>
                       <a:off x="0" y="0"/>
-                      <a:ext cx="5334000" cy="4451095"/>
+                      <a:ext cx="2935032" cy="1937504"/>
                     </a:xfrm>
                     <a:prstGeom prst="rect">
                       <a:avLst/>
@@ -1220,80 +1782,19 @@
         <w:pStyle w:val="ImageCaption"/>
       </w:pPr>
       <w:r>
-        <w:t xml:space="preserve">Рис. 12: Примеры работы с массивами</w:t>
+        <w:t xml:space="preserve">Рис. 12: Подключение пакетов</w:t>
       </w:r>
     </w:p>
     <w:bookmarkEnd w:id="70"/>
-    <w:bookmarkEnd w:id="71"/>
-    <w:bookmarkStart w:id="184" w:name="задания-для-самостоятельной-работы"/>
-    <w:p>
-      <w:pPr>
-        <w:pStyle w:val="Heading2"/>
-      </w:pPr>
-      <w:r>
-        <w:rPr>
-          <w:rStyle w:val="SectionNumber"/>
-        </w:rPr>
-        <w:t xml:space="preserve">2.4</w:t>
-      </w:r>
-      <w:r>
-        <w:tab/>
-      </w:r>
-      <w:r>
-        <w:t xml:space="preserve">Задания для самостоятельной работы</w:t>
-      </w:r>
-    </w:p>
-    <w:p>
-      <w:pPr>
-        <w:pStyle w:val="Compact"/>
-        <w:numPr>
-          <w:ilvl w:val="0"/>
-          <w:numId w:val="1001"/>
-        </w:numPr>
-      </w:pPr>
-      <w:r>
-        <w:t xml:space="preserve">Изучил документацию по основным функциям Julia для чтения / записи / вывода информации на экран: read(), readline(), readlines(), print(),</w:t>
-      </w:r>
-      <w:r>
-        <w:t xml:space="preserve"> </w:t>
-      </w:r>
-      <w:r>
-        <w:t xml:space="preserve">println(), show(), write().</w:t>
-      </w:r>
-    </w:p>
-    <w:p>
-      <w:pPr>
-        <w:pStyle w:val="FirstParagraph"/>
-      </w:pPr>
-      <w:r>
-        <w:t xml:space="preserve">Примеры использования функций:</w:t>
-      </w:r>
-    </w:p>
-    <w:p>
-      <w:pPr>
-        <w:pStyle w:val="Compact"/>
-        <w:numPr>
-          <w:ilvl w:val="0"/>
-          <w:numId w:val="1002"/>
-        </w:numPr>
-      </w:pPr>
-      <w:r>
-        <w:rPr>
-          <w:b/>
-          <w:bCs/>
-        </w:rPr>
-        <w:t xml:space="preserve">read()</w:t>
-      </w:r>
-    </w:p>
-    <w:p>
-      <w:pPr>
-        <w:pStyle w:val="FirstParagraph"/>
-      </w:pPr>
-      <w:r>
-        <w:t xml:space="preserve">Для этого создал текстовый файл:</w:t>
-      </w:r>
-    </w:p>
-    <w:bookmarkStart w:id="75" w:name="fig:013"/>
+    <w:p>
+      <w:pPr>
+        <w:pStyle w:val="BodyText"/>
+      </w:pPr>
+      <w:r>
+        <w:t xml:space="preserve">Определим объект модели:</w:t>
+      </w:r>
+    </w:p>
+    <w:bookmarkStart w:id="74" w:name="fig:013"/>
     <w:p>
       <w:pPr>
         <w:pStyle w:val="CaptionedFigure"/>
@@ -1301,20 +1802,20 @@
       <w:r>
         <w:drawing>
           <wp:inline>
-            <wp:extent cx="5334000" cy="3854082"/>
+            <wp:extent cx="4034869" cy="1617784"/>
             <wp:effectExtent b="0" l="0" r="0" t="0"/>
-            <wp:docPr descr="Рис. 13: Текстовый файл для теста" title="" id="73" name="Picture"/>
+            <wp:docPr descr="Рис. 13: Определение объекта модели с именем vector_model" title="" id="72" name="Picture"/>
             <a:graphic>
               <a:graphicData uri="http://schemas.openxmlformats.org/drawingml/2006/picture">
                 <pic:pic>
                   <pic:nvPicPr>
-                    <pic:cNvPr descr="../images/1.4.1.1.png" id="74" name="Picture"/>
+                    <pic:cNvPr descr="../images/10.png" id="73" name="Picture"/>
                     <pic:cNvPicPr>
                       <a:picLocks noChangeArrowheads="1" noChangeAspect="1"/>
                     </pic:cNvPicPr>
                   </pic:nvPicPr>
                   <pic:blipFill>
-                    <a:blip r:embed="rId72"/>
+                    <a:blip r:embed="rId71"/>
                     <a:stretch>
                       <a:fillRect/>
                     </a:stretch>
@@ -1322,7 +1823,7 @@
                   <pic:spPr bwMode="auto">
                     <a:xfrm>
                       <a:off x="0" y="0"/>
-                      <a:ext cx="5334000" cy="3854082"/>
+                      <a:ext cx="4034869" cy="1617784"/>
                     </a:xfrm>
                     <a:prstGeom prst="rect">
                       <a:avLst/>
@@ -1346,19 +1847,55 @@
         <w:pStyle w:val="ImageCaption"/>
       </w:pPr>
       <w:r>
-        <w:t xml:space="preserve">Рис. 13: Текстовый файл для теста</w:t>
-      </w:r>
-    </w:p>
-    <w:bookmarkEnd w:id="75"/>
+        <w:t xml:space="preserve">Рис. 13: Определение объекта модели с именем vector_model</w:t>
+      </w:r>
+    </w:p>
+    <w:bookmarkEnd w:id="74"/>
     <w:p>
       <w:pPr>
         <w:pStyle w:val="BodyText"/>
       </w:pPr>
       <w:r>
-        <w:t xml:space="preserve">Функция read() читает данные из потока в заданном формате.</w:t>
-      </w:r>
-    </w:p>
-    <w:bookmarkStart w:id="79" w:name="fig:014"/>
+        <w:t xml:space="preserve">Зададим исходные значения матрицы A и векторов</w:t>
+      </w:r>
+      <w:r>
+        <w:t xml:space="preserve"> </w:t>
+      </w:r>
+      <m:oMath>
+        <m:acc>
+          <m:accPr>
+            <m:chr m:val="⃗"/>
+          </m:accPr>
+          <m:e>
+            <m:r>
+              <m:t>b</m:t>
+            </m:r>
+          </m:e>
+        </m:acc>
+      </m:oMath>
+      <w:r>
+        <w:t xml:space="preserve">,</w:t>
+      </w:r>
+      <m:oMath>
+        <m:acc>
+          <m:accPr>
+            <m:chr m:val="⃗"/>
+          </m:accPr>
+          <m:e>
+            <m:r>
+              <m:t>c</m:t>
+            </m:r>
+          </m:e>
+        </m:acc>
+      </m:oMath>
+      <w:r>
+        <w:t xml:space="preserve"> </w:t>
+      </w:r>
+      <w:r>
+        <w:t xml:space="preserve">:</w:t>
+      </w:r>
+    </w:p>
+    <w:bookmarkStart w:id="78" w:name="fig:014"/>
     <w:p>
       <w:pPr>
         <w:pStyle w:val="CaptionedFigure"/>
@@ -1366,20 +1903,20 @@
       <w:r>
         <w:drawing>
           <wp:inline>
-            <wp:extent cx="5006819" cy="1093443"/>
+            <wp:extent cx="2749594" cy="2135731"/>
             <wp:effectExtent b="0" l="0" r="0" t="0"/>
-            <wp:docPr descr="Рис. 14: Пример использования функции read()" title="" id="77" name="Picture"/>
+            <wp:docPr descr="Рис. 14: Определение начальных данных" title="" id="76" name="Picture"/>
             <a:graphic>
               <a:graphicData uri="http://schemas.openxmlformats.org/drawingml/2006/picture">
                 <pic:pic>
                   <pic:nvPicPr>
-                    <pic:cNvPr descr="../images/1.4.1.2.png" id="78" name="Picture"/>
+                    <pic:cNvPr descr="../images/11.png" id="77" name="Picture"/>
                     <pic:cNvPicPr>
                       <a:picLocks noChangeArrowheads="1" noChangeAspect="1"/>
                     </pic:cNvPicPr>
                   </pic:nvPicPr>
                   <pic:blipFill>
-                    <a:blip r:embed="rId76"/>
+                    <a:blip r:embed="rId75"/>
                     <a:stretch>
                       <a:fillRect/>
                     </a:stretch>
@@ -1387,7 +1924,7 @@
                   <pic:spPr bwMode="auto">
                     <a:xfrm>
                       <a:off x="0" y="0"/>
-                      <a:ext cx="5006819" cy="1093443"/>
+                      <a:ext cx="2749594" cy="2135731"/>
                     </a:xfrm>
                     <a:prstGeom prst="rect">
                       <a:avLst/>
@@ -1411,35 +1948,40 @@
         <w:pStyle w:val="ImageCaption"/>
       </w:pPr>
       <w:r>
-        <w:t xml:space="preserve">Рис. 14: Пример использования функции read()</w:t>
-      </w:r>
-    </w:p>
-    <w:bookmarkEnd w:id="79"/>
-    <w:p>
-      <w:pPr>
-        <w:pStyle w:val="Compact"/>
-        <w:numPr>
-          <w:ilvl w:val="0"/>
-          <w:numId w:val="1003"/>
-        </w:numPr>
-      </w:pPr>
-      <w:r>
-        <w:rPr>
-          <w:b/>
-          <w:bCs/>
-        </w:rPr>
-        <w:t xml:space="preserve">readline()</w:t>
-      </w:r>
-    </w:p>
-    <w:p>
-      <w:pPr>
-        <w:pStyle w:val="FirstParagraph"/>
-      </w:pPr>
-      <w:r>
-        <w:t xml:space="preserve">Читает одну строку из файла или потока до символа новой строки.</w:t>
-      </w:r>
-    </w:p>
-    <w:bookmarkStart w:id="83" w:name="fig:015"/>
+        <w:t xml:space="preserve">Рис. 14: Определение начальных данных</w:t>
+      </w:r>
+    </w:p>
+    <w:bookmarkEnd w:id="78"/>
+    <w:p>
+      <w:pPr>
+        <w:pStyle w:val="BodyText"/>
+      </w:pPr>
+      <w:r>
+        <w:t xml:space="preserve">Далее зададим массив переменных для компонент вектора</w:t>
+      </w:r>
+      <w:r>
+        <w:t xml:space="preserve"> </w:t>
+      </w:r>
+      <m:oMath>
+        <m:acc>
+          <m:accPr>
+            <m:chr m:val="⃗"/>
+          </m:accPr>
+          <m:e>
+            <m:r>
+              <m:t>x</m:t>
+            </m:r>
+          </m:e>
+        </m:acc>
+      </m:oMath>
+      <w:r>
+        <w:t xml:space="preserve"> </w:t>
+      </w:r>
+      <w:r>
+        <w:t xml:space="preserve">:</w:t>
+      </w:r>
+    </w:p>
+    <w:bookmarkStart w:id="82" w:name="fig:015"/>
     <w:p>
       <w:pPr>
         <w:pStyle w:val="CaptionedFigure"/>
@@ -1447,20 +1989,20 @@
       <w:r>
         <w:drawing>
           <wp:inline>
-            <wp:extent cx="4380167" cy="1611390"/>
+            <wp:extent cx="3018159" cy="1438741"/>
             <wp:effectExtent b="0" l="0" r="0" t="0"/>
-            <wp:docPr descr="Рис. 15: Пример использования функции readline()" title="" id="81" name="Picture"/>
+            <wp:docPr descr="Рис. 15: Определение вектора переменных" title="" id="80" name="Picture"/>
             <a:graphic>
               <a:graphicData uri="http://schemas.openxmlformats.org/drawingml/2006/picture">
                 <pic:pic>
                   <pic:nvPicPr>
-                    <pic:cNvPr descr="../images/1.4.1.3.png" id="82" name="Picture"/>
+                    <pic:cNvPr descr="../images/12.png" id="81" name="Picture"/>
                     <pic:cNvPicPr>
                       <a:picLocks noChangeArrowheads="1" noChangeAspect="1"/>
                     </pic:cNvPicPr>
                   </pic:nvPicPr>
                   <pic:blipFill>
-                    <a:blip r:embed="rId80"/>
+                    <a:blip r:embed="rId79"/>
                     <a:stretch>
                       <a:fillRect/>
                     </a:stretch>
@@ -1468,7 +2010,7 @@
                   <pic:spPr bwMode="auto">
                     <a:xfrm>
                       <a:off x="0" y="0"/>
-                      <a:ext cx="4380167" cy="1611390"/>
+                      <a:ext cx="3018159" cy="1438741"/>
                     </a:xfrm>
                     <a:prstGeom prst="rect">
                       <a:avLst/>
@@ -1492,35 +2034,19 @@
         <w:pStyle w:val="ImageCaption"/>
       </w:pPr>
       <w:r>
-        <w:t xml:space="preserve">Рис. 15: Пример использования функции readline()</w:t>
-      </w:r>
-    </w:p>
-    <w:bookmarkEnd w:id="83"/>
-    <w:p>
-      <w:pPr>
-        <w:pStyle w:val="Compact"/>
-        <w:numPr>
-          <w:ilvl w:val="0"/>
-          <w:numId w:val="1004"/>
-        </w:numPr>
-      </w:pPr>
-      <w:r>
-        <w:rPr>
-          <w:b/>
-          <w:bCs/>
-        </w:rPr>
-        <w:t xml:space="preserve">readlines()</w:t>
-      </w:r>
-    </w:p>
-    <w:p>
-      <w:pPr>
-        <w:pStyle w:val="FirstParagraph"/>
-      </w:pPr>
-      <w:r>
-        <w:t xml:space="preserve">Читает все строки файла и возвращает их в виде массива.</w:t>
-      </w:r>
-    </w:p>
-    <w:bookmarkStart w:id="87" w:name="fig:016"/>
+        <w:t xml:space="preserve">Рис. 15: Определение вектора переменных</w:t>
+      </w:r>
+    </w:p>
+    <w:bookmarkEnd w:id="82"/>
+    <w:p>
+      <w:pPr>
+        <w:pStyle w:val="BodyText"/>
+      </w:pPr>
+      <w:r>
+        <w:t xml:space="preserve">Затем зададим ограничения в соответствии с условиями модели:</w:t>
+      </w:r>
+    </w:p>
+    <w:bookmarkStart w:id="86" w:name="fig:016"/>
     <w:p>
       <w:pPr>
         <w:pStyle w:val="CaptionedFigure"/>
@@ -1528,20 +2054,20 @@
       <w:r>
         <w:drawing>
           <wp:inline>
-            <wp:extent cx="4565605" cy="1464318"/>
+            <wp:extent cx="5334000" cy="565600"/>
             <wp:effectExtent b="0" l="0" r="0" t="0"/>
-            <wp:docPr descr="Рис. 16: Пример использования функции readlines()" title="" id="85" name="Picture"/>
+            <wp:docPr descr="Рис. 16: Определение ограничений модели" title="" id="84" name="Picture"/>
             <a:graphic>
               <a:graphicData uri="http://schemas.openxmlformats.org/drawingml/2006/picture">
                 <pic:pic>
                   <pic:nvPicPr>
-                    <pic:cNvPr descr="../images/1.4.1.4.png" id="86" name="Picture"/>
+                    <pic:cNvPr descr="../images/13.png" id="85" name="Picture"/>
                     <pic:cNvPicPr>
                       <a:picLocks noChangeArrowheads="1" noChangeAspect="1"/>
                     </pic:cNvPicPr>
                   </pic:nvPicPr>
                   <pic:blipFill>
-                    <a:blip r:embed="rId84"/>
+                    <a:blip r:embed="rId83"/>
                     <a:stretch>
                       <a:fillRect/>
                     </a:stretch>
@@ -1549,7 +2075,7 @@
                   <pic:spPr bwMode="auto">
                     <a:xfrm>
                       <a:off x="0" y="0"/>
-                      <a:ext cx="4565605" cy="1464318"/>
+                      <a:ext cx="5334000" cy="565600"/>
                     </a:xfrm>
                     <a:prstGeom prst="rect">
                       <a:avLst/>
@@ -1573,35 +2099,19 @@
         <w:pStyle w:val="ImageCaption"/>
       </w:pPr>
       <w:r>
-        <w:t xml:space="preserve">Рис. 16: Пример использования функции readlines()</w:t>
-      </w:r>
-    </w:p>
-    <w:bookmarkEnd w:id="87"/>
-    <w:p>
-      <w:pPr>
-        <w:pStyle w:val="Compact"/>
-        <w:numPr>
-          <w:ilvl w:val="0"/>
-          <w:numId w:val="1005"/>
-        </w:numPr>
-      </w:pPr>
-      <w:r>
-        <w:rPr>
-          <w:b/>
-          <w:bCs/>
-        </w:rPr>
-        <w:t xml:space="preserve">print()</w:t>
-      </w:r>
-    </w:p>
-    <w:p>
-      <w:pPr>
-        <w:pStyle w:val="FirstParagraph"/>
-      </w:pPr>
-      <w:r>
-        <w:t xml:space="preserve">Выводит данные в стандартный поток вывода (консоль) без добавления символа новой строки.</w:t>
-      </w:r>
-    </w:p>
-    <w:bookmarkStart w:id="91" w:name="fig:017"/>
+        <w:t xml:space="preserve">Рис. 16: Определение ограничений модели</w:t>
+      </w:r>
+    </w:p>
+    <w:bookmarkEnd w:id="86"/>
+    <w:p>
+      <w:pPr>
+        <w:pStyle w:val="BodyText"/>
+      </w:pPr>
+      <w:r>
+        <w:t xml:space="preserve">Далее зададим целевую функцию:</w:t>
+      </w:r>
+    </w:p>
+    <w:bookmarkStart w:id="90" w:name="fig:017"/>
     <w:p>
       <w:pPr>
         <w:pStyle w:val="CaptionedFigure"/>
@@ -1609,20 +2119,20 @@
       <w:r>
         <w:drawing>
           <wp:inline>
-            <wp:extent cx="2263619" cy="939977"/>
+            <wp:extent cx="3114075" cy="844061"/>
             <wp:effectExtent b="0" l="0" r="0" t="0"/>
-            <wp:docPr descr="Рис. 17: Пример использования функции print()" title="" id="89" name="Picture"/>
+            <wp:docPr descr="Рис. 17: Определение целевой функции" title="" id="88" name="Picture"/>
             <a:graphic>
               <a:graphicData uri="http://schemas.openxmlformats.org/drawingml/2006/picture">
                 <pic:pic>
                   <pic:nvPicPr>
-                    <pic:cNvPr descr="../images/1.4.1.5.png" id="90" name="Picture"/>
+                    <pic:cNvPr descr="../images/14.png" id="89" name="Picture"/>
                     <pic:cNvPicPr>
                       <a:picLocks noChangeArrowheads="1" noChangeAspect="1"/>
                     </pic:cNvPicPr>
                   </pic:nvPicPr>
                   <pic:blipFill>
-                    <a:blip r:embed="rId88"/>
+                    <a:blip r:embed="rId87"/>
                     <a:stretch>
                       <a:fillRect/>
                     </a:stretch>
@@ -1630,7 +2140,7 @@
                   <pic:spPr bwMode="auto">
                     <a:xfrm>
                       <a:off x="0" y="0"/>
-                      <a:ext cx="2263619" cy="939977"/>
+                      <a:ext cx="3114075" cy="844061"/>
                     </a:xfrm>
                     <a:prstGeom prst="rect">
                       <a:avLst/>
@@ -1654,35 +2164,19 @@
         <w:pStyle w:val="ImageCaption"/>
       </w:pPr>
       <w:r>
-        <w:t xml:space="preserve">Рис. 17: Пример использования функции print()</w:t>
-      </w:r>
-    </w:p>
-    <w:bookmarkEnd w:id="91"/>
-    <w:p>
-      <w:pPr>
-        <w:pStyle w:val="Compact"/>
-        <w:numPr>
-          <w:ilvl w:val="0"/>
-          <w:numId w:val="1006"/>
-        </w:numPr>
-      </w:pPr>
-      <w:r>
-        <w:rPr>
-          <w:b/>
-          <w:bCs/>
-        </w:rPr>
-        <w:t xml:space="preserve">println()</w:t>
-      </w:r>
-    </w:p>
-    <w:p>
-      <w:pPr>
-        <w:pStyle w:val="FirstParagraph"/>
-      </w:pPr>
-      <w:r>
-        <w:t xml:space="preserve">Аналогично print(), но добавляет символ новой строки в конец.</w:t>
-      </w:r>
-    </w:p>
-    <w:bookmarkStart w:id="95" w:name="fig:018"/>
+        <w:t xml:space="preserve">Рис. 17: Определение целевой функции</w:t>
+      </w:r>
+    </w:p>
+    <w:bookmarkEnd w:id="90"/>
+    <w:p>
+      <w:pPr>
+        <w:pStyle w:val="BodyText"/>
+      </w:pPr>
+      <w:r>
+        <w:t xml:space="preserve">Наконец, для решения задачи оптимизации вызовем функцию оптимизации:</w:t>
+      </w:r>
+    </w:p>
+    <w:bookmarkStart w:id="94" w:name="fig:018"/>
     <w:p>
       <w:pPr>
         <w:pStyle w:val="CaptionedFigure"/>
@@ -1690,20 +2184,20 @@
       <w:r>
         <w:drawing>
           <wp:inline>
-            <wp:extent cx="1937504" cy="1323641"/>
+            <wp:extent cx="2653678" cy="562707"/>
             <wp:effectExtent b="0" l="0" r="0" t="0"/>
-            <wp:docPr descr="Рис. 18: Пример использования функции println()" title="" id="93" name="Picture"/>
+            <wp:docPr descr="Рис. 18: Вызов функции оптимизации" title="" id="92" name="Picture"/>
             <a:graphic>
               <a:graphicData uri="http://schemas.openxmlformats.org/drawingml/2006/picture">
                 <pic:pic>
                   <pic:nvPicPr>
-                    <pic:cNvPr descr="../images/1.4.1.6.png" id="94" name="Picture"/>
+                    <pic:cNvPr descr="../images/15.png" id="93" name="Picture"/>
                     <pic:cNvPicPr>
                       <a:picLocks noChangeArrowheads="1" noChangeAspect="1"/>
                     </pic:cNvPicPr>
                   </pic:nvPicPr>
                   <pic:blipFill>
-                    <a:blip r:embed="rId92"/>
+                    <a:blip r:embed="rId91"/>
                     <a:stretch>
                       <a:fillRect/>
                     </a:stretch>
@@ -1711,7 +2205,7 @@
                   <pic:spPr bwMode="auto">
                     <a:xfrm>
                       <a:off x="0" y="0"/>
-                      <a:ext cx="1937504" cy="1323641"/>
+                      <a:ext cx="2653678" cy="562707"/>
                     </a:xfrm>
                     <a:prstGeom prst="rect">
                       <a:avLst/>
@@ -1735,35 +2229,19 @@
         <w:pStyle w:val="ImageCaption"/>
       </w:pPr>
       <w:r>
-        <w:t xml:space="preserve">Рис. 18: Пример использования функции println()</w:t>
-      </w:r>
-    </w:p>
-    <w:bookmarkEnd w:id="95"/>
-    <w:p>
-      <w:pPr>
-        <w:pStyle w:val="Compact"/>
-        <w:numPr>
-          <w:ilvl w:val="0"/>
-          <w:numId w:val="1007"/>
-        </w:numPr>
-      </w:pPr>
-      <w:r>
-        <w:rPr>
-          <w:b/>
-          <w:bCs/>
-        </w:rPr>
-        <w:t xml:space="preserve">show()</w:t>
-      </w:r>
-    </w:p>
-    <w:p>
-      <w:pPr>
-        <w:pStyle w:val="FirstParagraph"/>
-      </w:pPr>
-      <w:r>
-        <w:t xml:space="preserve">Выводит внутреннее представление объекта, полезное для отладки.</w:t>
-      </w:r>
-    </w:p>
-    <w:bookmarkStart w:id="99" w:name="fig:019"/>
+        <w:t xml:space="preserve">Рис. 18: Вызов функции оптимизации</w:t>
+      </w:r>
+    </w:p>
+    <w:bookmarkEnd w:id="94"/>
+    <w:p>
+      <w:pPr>
+        <w:pStyle w:val="BodyText"/>
+      </w:pPr>
+      <w:r>
+        <w:t xml:space="preserve">Проверим, что найдено оптимальное решение:</w:t>
+      </w:r>
+    </w:p>
+    <w:bookmarkStart w:id="98" w:name="fig:019"/>
     <w:p>
       <w:pPr>
         <w:pStyle w:val="CaptionedFigure"/>
@@ -1771,20 +2249,20 @@
       <w:r>
         <w:drawing>
           <wp:inline>
-            <wp:extent cx="2289197" cy="939977"/>
+            <wp:extent cx="4207518" cy="735356"/>
             <wp:effectExtent b="0" l="0" r="0" t="0"/>
-            <wp:docPr descr="Рис. 19: Пример использования функции show()" title="" id="97" name="Picture"/>
+            <wp:docPr descr="Рис. 19: Определение причины завершения работы оптимизатора" title="" id="96" name="Picture"/>
             <a:graphic>
               <a:graphicData uri="http://schemas.openxmlformats.org/drawingml/2006/picture">
                 <pic:pic>
                   <pic:nvPicPr>
-                    <pic:cNvPr descr="../images/1.4.1.7.png" id="98" name="Picture"/>
+                    <pic:cNvPr descr="../images/16.png" id="97" name="Picture"/>
                     <pic:cNvPicPr>
                       <a:picLocks noChangeArrowheads="1" noChangeAspect="1"/>
                     </pic:cNvPicPr>
                   </pic:nvPicPr>
                   <pic:blipFill>
-                    <a:blip r:embed="rId96"/>
+                    <a:blip r:embed="rId95"/>
                     <a:stretch>
                       <a:fillRect/>
                     </a:stretch>
@@ -1792,7 +2270,7 @@
                   <pic:spPr bwMode="auto">
                     <a:xfrm>
                       <a:off x="0" y="0"/>
-                      <a:ext cx="2289197" cy="939977"/>
+                      <a:ext cx="4207518" cy="735356"/>
                     </a:xfrm>
                     <a:prstGeom prst="rect">
                       <a:avLst/>
@@ -1816,35 +2294,19 @@
         <w:pStyle w:val="ImageCaption"/>
       </w:pPr>
       <w:r>
-        <w:t xml:space="preserve">Рис. 19: Пример использования функции show()</w:t>
-      </w:r>
-    </w:p>
-    <w:bookmarkEnd w:id="99"/>
-    <w:p>
-      <w:pPr>
-        <w:pStyle w:val="Compact"/>
-        <w:numPr>
-          <w:ilvl w:val="0"/>
-          <w:numId w:val="1008"/>
-        </w:numPr>
-      </w:pPr>
-      <w:r>
-        <w:rPr>
-          <w:b/>
-          <w:bCs/>
-        </w:rPr>
-        <w:t xml:space="preserve">write()</w:t>
-      </w:r>
-    </w:p>
-    <w:p>
-      <w:pPr>
-        <w:pStyle w:val="FirstParagraph"/>
-      </w:pPr>
-      <w:r>
-        <w:t xml:space="preserve">Записывает данные в файл или поток.</w:t>
-      </w:r>
-    </w:p>
-    <w:bookmarkStart w:id="103" w:name="fig:020"/>
+        <w:t xml:space="preserve">Рис. 19: Определение причины завершения работы оптимизатора</w:t>
+      </w:r>
+    </w:p>
+    <w:bookmarkEnd w:id="98"/>
+    <w:p>
+      <w:pPr>
+        <w:pStyle w:val="BodyText"/>
+      </w:pPr>
+      <w:r>
+        <w:t xml:space="preserve">Посмотрим результат решения оптимизационной задачи:</w:t>
+      </w:r>
+    </w:p>
+    <w:bookmarkStart w:id="102" w:name="fig:020"/>
     <w:p>
       <w:pPr>
         <w:pStyle w:val="CaptionedFigure"/>
@@ -1852,20 +2314,20 @@
       <w:r>
         <w:drawing>
           <wp:inline>
-            <wp:extent cx="4552816" cy="939977"/>
+            <wp:extent cx="4105208" cy="863244"/>
             <wp:effectExtent b="0" l="0" r="0" t="0"/>
-            <wp:docPr descr="Рис. 20: Пример использования функции write()" title="" id="101" name="Picture"/>
+            <wp:docPr descr="Рис. 20: Результат" title="" id="100" name="Picture"/>
             <a:graphic>
               <a:graphicData uri="http://schemas.openxmlformats.org/drawingml/2006/picture">
                 <pic:pic>
                   <pic:nvPicPr>
-                    <pic:cNvPr descr="../images/1.4.1.8.1.png" id="102" name="Picture"/>
+                    <pic:cNvPr descr="../images/17.png" id="101" name="Picture"/>
                     <pic:cNvPicPr>
                       <a:picLocks noChangeArrowheads="1" noChangeAspect="1"/>
                     </pic:cNvPicPr>
                   </pic:nvPicPr>
                   <pic:blipFill>
-                    <a:blip r:embed="rId100"/>
+                    <a:blip r:embed="rId99"/>
                     <a:stretch>
                       <a:fillRect/>
                     </a:stretch>
@@ -1873,7 +2335,7 @@
                   <pic:spPr bwMode="auto">
                     <a:xfrm>
                       <a:off x="0" y="0"/>
-                      <a:ext cx="4552816" cy="939977"/>
+                      <a:ext cx="4105208" cy="863244"/>
                     </a:xfrm>
                     <a:prstGeom prst="rect">
                       <a:avLst/>
@@ -1897,16 +2359,103 @@
         <w:pStyle w:val="ImageCaption"/>
       </w:pPr>
       <w:r>
-        <w:t xml:space="preserve">Рис. 20: Пример использования функции write()</w:t>
-      </w:r>
-    </w:p>
+        <w:t xml:space="preserve">Рис. 20: Результат</w:t>
+      </w:r>
+    </w:p>
+    <w:bookmarkEnd w:id="102"/>
     <w:bookmarkEnd w:id="103"/>
+    <w:bookmarkStart w:id="152" w:name="оптимизация-рациона-питания"/>
+    <w:p>
+      <w:pPr>
+        <w:pStyle w:val="Heading2"/>
+      </w:pPr>
+      <w:r>
+        <w:rPr>
+          <w:rStyle w:val="SectionNumber"/>
+        </w:rPr>
+        <w:t xml:space="preserve">3.3</w:t>
+      </w:r>
+      <w:r>
+        <w:tab/>
+      </w:r>
+      <w:r>
+        <w:t xml:space="preserve">Оптимизация рациона питания</w:t>
+      </w:r>
+    </w:p>
+    <w:p>
+      <w:pPr>
+        <w:pStyle w:val="FirstParagraph"/>
+      </w:pPr>
+      <w:r>
+        <w:t xml:space="preserve">В некоторых задачах требуется использование массивов, в которых индексы не являются целыми диапазонами с отсчётом от единицы. Например, требуется использовать</w:t>
+      </w:r>
+      <w:r>
+        <w:t xml:space="preserve"> </w:t>
+      </w:r>
+      <w:r>
+        <w:t xml:space="preserve">переменную, индексируемую по названию продукта или местоположению. Тогда необходимо в качестве индекса использовать произвольный вектор. В Julia это можно</w:t>
+      </w:r>
+      <w:r>
+        <w:t xml:space="preserve"> </w:t>
+      </w:r>
+      <w:r>
+        <w:t xml:space="preserve">реализовать с помощью DenseAxisArrays.</w:t>
+      </w:r>
+      <w:r>
+        <w:t xml:space="preserve"> </w:t>
+      </w:r>
+      <w:r>
+        <w:t xml:space="preserve">Рассмотрим применение DenseAxisArrays на примере решения задачи оптимизации</w:t>
+      </w:r>
+      <w:r>
+        <w:t xml:space="preserve"> </w:t>
+      </w:r>
+      <w:r>
+        <w:t xml:space="preserve">рациона питании в заведении быстрого питания при условии, что задано ограничение</w:t>
+      </w:r>
+      <w:r>
+        <w:t xml:space="preserve"> </w:t>
+      </w:r>
+      <w:r>
+        <w:t xml:space="preserve">на количество потребляемых калорий (1800–2200), белков (⩾ 91), жиров (0–65) и соли</w:t>
+      </w:r>
+      <w:r>
+        <w:t xml:space="preserve"> </w:t>
+      </w:r>
+      <w:r>
+        <w:t xml:space="preserve">(0–1779), а также перечень определённых продуктов питания с указанием их стоимости</w:t>
+      </w:r>
+      <w:r>
+        <w:t xml:space="preserve"> </w:t>
+      </w:r>
+      <w:r>
+        <w:t xml:space="preserve">— гамбургер (2.49 ден.ед.), курица (2.89 ден.ед.), сосиска в тесте (1.50 ден.ед.), жареный</w:t>
+      </w:r>
+      <w:r>
+        <w:t xml:space="preserve"> </w:t>
+      </w:r>
+      <w:r>
+        <w:t xml:space="preserve">картофель (1.89 ден.ед.), макароны (2.09 ден.ед.), пицца (1.99 ден.ед.), салат (2.49 ден.ед.),</w:t>
+      </w:r>
+      <w:r>
+        <w:t xml:space="preserve"> </w:t>
+      </w:r>
+      <w:r>
+        <w:t xml:space="preserve">молочный коктейль (0.89 ден.ед.), мороженное (1.59 ден.ед.). Также известно содержание</w:t>
+      </w:r>
+      <w:r>
+        <w:t xml:space="preserve"> </w:t>
+      </w:r>
+      <w:r>
+        <w:t xml:space="preserve">калорий, белков, жиров и соли в указанных продуктах.</w:t>
+      </w:r>
+    </w:p>
     <w:p>
       <w:pPr>
         <w:pStyle w:val="BodyText"/>
       </w:pPr>
       <w:r>
-        <w:t xml:space="preserve">Проверил файл:</w:t>
+        <w:t xml:space="preserve">Воспользуемся JuMP и решателем линейного и смешанного целочисленного программирования GLPK :</w:t>
       </w:r>
     </w:p>
     <w:bookmarkStart w:id="107" w:name="fig:021"/>
@@ -1917,14 +2466,14 @@
       <w:r>
         <w:drawing>
           <wp:inline>
-            <wp:extent cx="2807144" cy="1713700"/>
+            <wp:extent cx="3222780" cy="1982265"/>
             <wp:effectExtent b="0" l="0" r="0" t="0"/>
-            <wp:docPr descr="Рис. 21: Проверка изменений в файле" title="" id="105" name="Picture"/>
+            <wp:docPr descr="Рис. 21: Подключение пакетов" title="" id="105" name="Picture"/>
             <a:graphic>
               <a:graphicData uri="http://schemas.openxmlformats.org/drawingml/2006/picture">
                 <pic:pic>
                   <pic:nvPicPr>
-                    <pic:cNvPr descr="../images/1.4.1.8.2.png" id="106" name="Picture"/>
+                    <pic:cNvPr descr="../images/18.png" id="106" name="Picture"/>
                     <pic:cNvPicPr>
                       <a:picLocks noChangeArrowheads="1" noChangeAspect="1"/>
                     </pic:cNvPicPr>
@@ -1938,7 +2487,7 @@
                   <pic:spPr bwMode="auto">
                     <a:xfrm>
                       <a:off x="0" y="0"/>
-                      <a:ext cx="2807144" cy="1713700"/>
+                      <a:ext cx="3222780" cy="1982265"/>
                     </a:xfrm>
                     <a:prstGeom prst="rect">
                       <a:avLst/>
@@ -1962,28 +2511,22 @@
         <w:pStyle w:val="ImageCaption"/>
       </w:pPr>
       <w:r>
-        <w:t xml:space="preserve">Рис. 21: Проверка изменений в файле</w:t>
+        <w:t xml:space="preserve">Рис. 21: Подключение пакетов</w:t>
       </w:r>
     </w:p>
     <w:bookmarkEnd w:id="107"/>
     <w:p>
       <w:pPr>
-        <w:pStyle w:val="Compact"/>
-        <w:numPr>
-          <w:ilvl w:val="0"/>
-          <w:numId w:val="1009"/>
-        </w:numPr>
-      </w:pPr>
-      <w:r>
-        <w:t xml:space="preserve">Изучил документацию по функции parse() и опробовал.</w:t>
-      </w:r>
-    </w:p>
-    <w:p>
-      <w:pPr>
-        <w:pStyle w:val="FirstParagraph"/>
-      </w:pPr>
-      <w:r>
-        <w:t xml:space="preserve">Функция parse() преобразует строку в значение указанного типа.</w:t>
+        <w:pStyle w:val="BodyText"/>
+      </w:pPr>
+      <w:r>
+        <w:t xml:space="preserve">Создадим контейнер JuMP для хранения информации об ограничениях (минимальное,</w:t>
+      </w:r>
+      <w:r>
+        <w:t xml:space="preserve"> </w:t>
+      </w:r>
+      <w:r>
+        <w:t xml:space="preserve">максимальное) на количество потребляемых калорий, белков, жиров и соли:</w:t>
       </w:r>
     </w:p>
     <w:bookmarkStart w:id="111" w:name="fig:022"/>
@@ -1994,14 +2537,14 @@
       <w:r>
         <w:drawing>
           <wp:inline>
-            <wp:extent cx="2941426" cy="2807144"/>
+            <wp:extent cx="5334000" cy="2027801"/>
             <wp:effectExtent b="0" l="0" r="0" t="0"/>
-            <wp:docPr descr="Рис. 22: Примеры использования функции parse()" title="" id="109" name="Picture"/>
+            <wp:docPr descr="Рис. 22: Создание контейнера JuMP для хранения инфо об ограничениях" title="" id="109" name="Picture"/>
             <a:graphic>
               <a:graphicData uri="http://schemas.openxmlformats.org/drawingml/2006/picture">
                 <pic:pic>
                   <pic:nvPicPr>
-                    <pic:cNvPr descr="../images/1.4.2.1.png" id="110" name="Picture"/>
+                    <pic:cNvPr descr="../images/19.png" id="110" name="Picture"/>
                     <pic:cNvPicPr>
                       <a:picLocks noChangeArrowheads="1" noChangeAspect="1"/>
                     </pic:cNvPicPr>
@@ -2015,7 +2558,7 @@
                   <pic:spPr bwMode="auto">
                     <a:xfrm>
                       <a:off x="0" y="0"/>
-                      <a:ext cx="2941426" cy="2807144"/>
+                      <a:ext cx="5334000" cy="2027801"/>
                     </a:xfrm>
                     <a:prstGeom prst="rect">
                       <a:avLst/>
@@ -2039,44 +2582,16 @@
         <w:pStyle w:val="ImageCaption"/>
       </w:pPr>
       <w:r>
-        <w:t xml:space="preserve">Рис. 22: Примеры использования функции parse()</w:t>
+        <w:t xml:space="preserve">Рис. 22: Создание контейнера JuMP для хранения инфо об ограничениях</w:t>
       </w:r>
     </w:p>
     <w:bookmarkEnd w:id="111"/>
     <w:p>
       <w:pPr>
-        <w:pStyle w:val="Compact"/>
-        <w:numPr>
-          <w:ilvl w:val="0"/>
-          <w:numId w:val="1010"/>
-        </w:numPr>
-      </w:pPr>
-      <w:r>
-        <w:t xml:space="preserve">Изучил синтаксис Julia для базовых математических операций с разным типом переменных: сложение, вычитание, умножение, деление, возведение в степень, извлечение корня, сравнение, логические операции.</w:t>
-      </w:r>
-    </w:p>
-    <w:p>
-      <w:pPr>
-        <w:pStyle w:val="FirstParagraph"/>
-      </w:pPr>
-      <w:r>
-        <w:t xml:space="preserve">Примеры использования функций:</w:t>
-      </w:r>
-    </w:p>
-    <w:p>
-      <w:pPr>
-        <w:pStyle w:val="Compact"/>
-        <w:numPr>
-          <w:ilvl w:val="0"/>
-          <w:numId w:val="1011"/>
-        </w:numPr>
-      </w:pPr>
-      <w:r>
-        <w:rPr>
-          <w:b/>
-          <w:bCs/>
-        </w:rPr>
-        <w:t xml:space="preserve">Сложение</w:t>
+        <w:pStyle w:val="BodyText"/>
+      </w:pPr>
+      <w:r>
+        <w:t xml:space="preserve">Введём массив данных с наименованиями продуктов:</w:t>
       </w:r>
     </w:p>
     <w:bookmarkStart w:id="115" w:name="fig:023"/>
@@ -2087,14 +2602,14 @@
       <w:r>
         <w:drawing>
           <wp:inline>
-            <wp:extent cx="2365930" cy="2301986"/>
+            <wp:extent cx="5334000" cy="1512425"/>
             <wp:effectExtent b="0" l="0" r="0" t="0"/>
-            <wp:docPr descr="Рис. 23: Пример использования операции сложения" title="" id="113" name="Picture"/>
+            <wp:docPr descr="Рис. 23: Массив данных с наименованиями продуктов" title="" id="113" name="Picture"/>
             <a:graphic>
               <a:graphicData uri="http://schemas.openxmlformats.org/drawingml/2006/picture">
                 <pic:pic>
                   <pic:nvPicPr>
-                    <pic:cNvPr descr="../images/1.4.3.0.png" id="114" name="Picture"/>
+                    <pic:cNvPr descr="../images/20.png" id="114" name="Picture"/>
                     <pic:cNvPicPr>
                       <a:picLocks noChangeArrowheads="1" noChangeAspect="1"/>
                     </pic:cNvPicPr>
@@ -2108,7 +2623,7 @@
                   <pic:spPr bwMode="auto">
                     <a:xfrm>
                       <a:off x="0" y="0"/>
-                      <a:ext cx="2365930" cy="2301986"/>
+                      <a:ext cx="5334000" cy="1512425"/>
                     </a:xfrm>
                     <a:prstGeom prst="rect">
                       <a:avLst/>
@@ -2132,24 +2647,16 @@
         <w:pStyle w:val="ImageCaption"/>
       </w:pPr>
       <w:r>
-        <w:t xml:space="preserve">Рис. 23: Пример использования операции сложения</w:t>
+        <w:t xml:space="preserve">Рис. 23: Массив данных с наименованиями продуктов</w:t>
       </w:r>
     </w:p>
     <w:bookmarkEnd w:id="115"/>
     <w:p>
       <w:pPr>
-        <w:pStyle w:val="Compact"/>
-        <w:numPr>
-          <w:ilvl w:val="0"/>
-          <w:numId w:val="1012"/>
-        </w:numPr>
-      </w:pPr>
-      <w:r>
-        <w:rPr>
-          <w:b/>
-          <w:bCs/>
-        </w:rPr>
-        <w:t xml:space="preserve">Вычитание</w:t>
+        <w:pStyle w:val="BodyText"/>
+      </w:pPr>
+      <w:r>
+        <w:t xml:space="preserve">Введём данные о стоимости продуктов:</w:t>
       </w:r>
     </w:p>
     <w:bookmarkStart w:id="119" w:name="fig:024"/>
@@ -2160,14 +2667,14 @@
       <w:r>
         <w:drawing>
           <wp:inline>
-            <wp:extent cx="2404296" cy="1784039"/>
+            <wp:extent cx="5334000" cy="1884046"/>
             <wp:effectExtent b="0" l="0" r="0" t="0"/>
-            <wp:docPr descr="Рис. 24: Пример использования операции вычитания" title="" id="117" name="Picture"/>
+            <wp:docPr descr="Рис. 24: Массив стоимости продуктов" title="" id="117" name="Picture"/>
             <a:graphic>
               <a:graphicData uri="http://schemas.openxmlformats.org/drawingml/2006/picture">
                 <pic:pic>
                   <pic:nvPicPr>
-                    <pic:cNvPr descr="../images/1.4.3.1.png" id="118" name="Picture"/>
+                    <pic:cNvPr descr="../images/21.png" id="118" name="Picture"/>
                     <pic:cNvPicPr>
                       <a:picLocks noChangeArrowheads="1" noChangeAspect="1"/>
                     </pic:cNvPicPr>
@@ -2181,7 +2688,7 @@
                   <pic:spPr bwMode="auto">
                     <a:xfrm>
                       <a:off x="0" y="0"/>
-                      <a:ext cx="2404296" cy="1784039"/>
+                      <a:ext cx="5334000" cy="1884046"/>
                     </a:xfrm>
                     <a:prstGeom prst="rect">
                       <a:avLst/>
@@ -2205,32 +2712,16 @@
         <w:pStyle w:val="ImageCaption"/>
       </w:pPr>
       <w:r>
-        <w:t xml:space="preserve">Рис. 24: Пример использования операции вычитания</w:t>
+        <w:t xml:space="preserve">Рис. 24: Массив стоимости продуктов</w:t>
       </w:r>
     </w:p>
     <w:bookmarkEnd w:id="119"/>
     <w:p>
       <w:pPr>
-        <w:pStyle w:val="Compact"/>
-        <w:numPr>
-          <w:ilvl w:val="0"/>
-          <w:numId w:val="1013"/>
-        </w:numPr>
-      </w:pPr>
-      <w:r>
-        <w:rPr>
-          <w:b/>
-          <w:bCs/>
-        </w:rPr>
-        <w:t xml:space="preserve">Умножение</w:t>
-      </w:r>
-    </w:p>
-    <w:p>
-      <w:pPr>
-        <w:pStyle w:val="FirstParagraph"/>
-      </w:pPr>
-      <w:r>
-        <w:t xml:space="preserve">Julia поддерживает неявное умножение: ax эквивалентно a * x</w:t>
+        <w:pStyle w:val="BodyText"/>
+      </w:pPr>
+      <w:r>
+        <w:t xml:space="preserve">Введём сведения о содержании калорий, белков, жиров и соли в продуктах питания:</w:t>
       </w:r>
     </w:p>
     <w:bookmarkStart w:id="123" w:name="fig:025"/>
@@ -2241,14 +2732,14 @@
       <w:r>
         <w:drawing>
           <wp:inline>
-            <wp:extent cx="2500212" cy="2768777"/>
+            <wp:extent cx="5334000" cy="3003452"/>
             <wp:effectExtent b="0" l="0" r="0" t="0"/>
-            <wp:docPr descr="Рис. 25: Пример использования операции умножения" title="" id="121" name="Picture"/>
+            <wp:docPr descr="Рис. 25: Массив данных о содержании калорий, белков, жиров и соли" title="" id="121" name="Picture"/>
             <a:graphic>
               <a:graphicData uri="http://schemas.openxmlformats.org/drawingml/2006/picture">
                 <pic:pic>
                   <pic:nvPicPr>
-                    <pic:cNvPr descr="../images/1.4.3.2.png" id="122" name="Picture"/>
+                    <pic:cNvPr descr="../images/22.png" id="122" name="Picture"/>
                     <pic:cNvPicPr>
                       <a:picLocks noChangeArrowheads="1" noChangeAspect="1"/>
                     </pic:cNvPicPr>
@@ -2262,7 +2753,7 @@
                   <pic:spPr bwMode="auto">
                     <a:xfrm>
                       <a:off x="0" y="0"/>
-                      <a:ext cx="2500212" cy="2768777"/>
+                      <a:ext cx="5334000" cy="3003452"/>
                     </a:xfrm>
                     <a:prstGeom prst="rect">
                       <a:avLst/>
@@ -2286,44 +2777,16 @@
         <w:pStyle w:val="ImageCaption"/>
       </w:pPr>
       <w:r>
-        <w:t xml:space="preserve">Рис. 25: Пример использования операции умножения</w:t>
+        <w:t xml:space="preserve">Рис. 25: Массив данных о содержании калорий, белков, жиров и соли</w:t>
       </w:r>
     </w:p>
     <w:bookmarkEnd w:id="123"/>
     <w:p>
       <w:pPr>
-        <w:pStyle w:val="Compact"/>
-        <w:numPr>
-          <w:ilvl w:val="0"/>
-          <w:numId w:val="1014"/>
-        </w:numPr>
-      </w:pPr>
-      <w:r>
-        <w:rPr>
-          <w:b/>
-          <w:bCs/>
-        </w:rPr>
-        <w:t xml:space="preserve">Деление</w:t>
-      </w:r>
-    </w:p>
-    <w:p>
-      <w:pPr>
-        <w:pStyle w:val="FirstParagraph"/>
-      </w:pPr>
-      <w:r>
-        <w:t xml:space="preserve">Julia поддерживает два вида деления:</w:t>
-      </w:r>
-      <w:r>
-        <w:t xml:space="preserve"> </w:t>
-      </w:r>
-      <w:r>
-        <w:t xml:space="preserve">- Обычное деление (/)</w:t>
-      </w:r>
-      <w:r>
-        <w:t xml:space="preserve"> </w:t>
-      </w:r>
-      <w:r>
-        <w:t xml:space="preserve">- Целочисленное деление (÷ или div())</w:t>
+        <w:pStyle w:val="BodyText"/>
+      </w:pPr>
+      <w:r>
+        <w:t xml:space="preserve">Определим объект модели:</w:t>
       </w:r>
     </w:p>
     <w:bookmarkStart w:id="127" w:name="fig:026"/>
@@ -2334,14 +2797,14 @@
       <w:r>
         <w:drawing>
           <wp:inline>
-            <wp:extent cx="2231647" cy="2250830"/>
+            <wp:extent cx="3708755" cy="1579418"/>
             <wp:effectExtent b="0" l="0" r="0" t="0"/>
-            <wp:docPr descr="Рис. 26: Пример использования операции деления" title="" id="125" name="Picture"/>
+            <wp:docPr descr="Рис. 26: Определение объекта модели с именем model" title="" id="125" name="Picture"/>
             <a:graphic>
               <a:graphicData uri="http://schemas.openxmlformats.org/drawingml/2006/picture">
                 <pic:pic>
                   <pic:nvPicPr>
-                    <pic:cNvPr descr="../images/1.4.3.3.png" id="126" name="Picture"/>
+                    <pic:cNvPr descr="../images/23.png" id="126" name="Picture"/>
                     <pic:cNvPicPr>
                       <a:picLocks noChangeArrowheads="1" noChangeAspect="1"/>
                     </pic:cNvPicPr>
@@ -2355,7 +2818,7 @@
                   <pic:spPr bwMode="auto">
                     <a:xfrm>
                       <a:off x="0" y="0"/>
-                      <a:ext cx="2231647" cy="2250830"/>
+                      <a:ext cx="3708755" cy="1579418"/>
                     </a:xfrm>
                     <a:prstGeom prst="rect">
                       <a:avLst/>
@@ -2379,24 +2842,16 @@
         <w:pStyle w:val="ImageCaption"/>
       </w:pPr>
       <w:r>
-        <w:t xml:space="preserve">Рис. 26: Пример использования операции деления</w:t>
+        <w:t xml:space="preserve">Рис. 26: Определение объекта модели с именем model</w:t>
       </w:r>
     </w:p>
     <w:bookmarkEnd w:id="127"/>
     <w:p>
       <w:pPr>
-        <w:pStyle w:val="Compact"/>
-        <w:numPr>
-          <w:ilvl w:val="0"/>
-          <w:numId w:val="1015"/>
-        </w:numPr>
-      </w:pPr>
-      <w:r>
-        <w:rPr>
-          <w:b/>
-          <w:bCs/>
-        </w:rPr>
-        <w:t xml:space="preserve">Возведение в степень</w:t>
+        <w:pStyle w:val="BodyText"/>
+      </w:pPr>
+      <w:r>
+        <w:t xml:space="preserve">Определим массив:</w:t>
       </w:r>
     </w:p>
     <w:bookmarkStart w:id="131" w:name="fig:027"/>
@@ -2407,14 +2862,14 @@
       <w:r>
         <w:drawing>
           <wp:inline>
-            <wp:extent cx="2423479" cy="2231647"/>
+            <wp:extent cx="4303434" cy="1438741"/>
             <wp:effectExtent b="0" l="0" r="0" t="0"/>
-            <wp:docPr descr="Рис. 27: Пример использования операции возведения в степень" title="" id="129" name="Picture"/>
+            <wp:docPr descr="Рис. 27: Определим массив" title="" id="129" name="Picture"/>
             <a:graphic>
               <a:graphicData uri="http://schemas.openxmlformats.org/drawingml/2006/picture">
                 <pic:pic>
                   <pic:nvPicPr>
-                    <pic:cNvPr descr="../images/1.4.3.4.png" id="130" name="Picture"/>
+                    <pic:cNvPr descr="../images/24.png" id="130" name="Picture"/>
                     <pic:cNvPicPr>
                       <a:picLocks noChangeArrowheads="1" noChangeAspect="1"/>
                     </pic:cNvPicPr>
@@ -2428,7 +2883,7 @@
                   <pic:spPr bwMode="auto">
                     <a:xfrm>
                       <a:off x="0" y="0"/>
-                      <a:ext cx="2423479" cy="2231647"/>
+                      <a:ext cx="4303434" cy="1438741"/>
                     </a:xfrm>
                     <a:prstGeom prst="rect">
                       <a:avLst/>
@@ -2452,32 +2907,16 @@
         <w:pStyle w:val="ImageCaption"/>
       </w:pPr>
       <w:r>
-        <w:t xml:space="preserve">Рис. 27: Пример использования операции возведения в степень</w:t>
+        <w:t xml:space="preserve">Рис. 27: Определим массив</w:t>
       </w:r>
     </w:p>
     <w:bookmarkEnd w:id="131"/>
     <w:p>
       <w:pPr>
-        <w:pStyle w:val="Compact"/>
-        <w:numPr>
-          <w:ilvl w:val="0"/>
-          <w:numId w:val="1016"/>
-        </w:numPr>
-      </w:pPr>
-      <w:r>
-        <w:rPr>
-          <w:b/>
-          <w:bCs/>
-        </w:rPr>
-        <w:t xml:space="preserve">Извлечение корня</w:t>
-      </w:r>
-    </w:p>
-    <w:p>
-      <w:pPr>
-        <w:pStyle w:val="FirstParagraph"/>
-      </w:pPr>
-      <w:r>
-        <w:t xml:space="preserve">Julia поддерживает функции извлечения квадратного и кубического корней, а также извлечения корня произвольной степени путём возведения в степень.</w:t>
+        <w:pStyle w:val="BodyText"/>
+      </w:pPr>
+      <w:r>
+        <w:t xml:space="preserve">Далее зададим переменные:</w:t>
       </w:r>
     </w:p>
     <w:bookmarkStart w:id="135" w:name="fig:028"/>
@@ -2488,14 +2927,14 @@
       <w:r>
         <w:drawing>
           <wp:inline>
-            <wp:extent cx="1847983" cy="2270013"/>
+            <wp:extent cx="5334000" cy="2764547"/>
             <wp:effectExtent b="0" l="0" r="0" t="0"/>
-            <wp:docPr descr="Рис. 28: Пример использования операции извлечения корня" title="" id="133" name="Picture"/>
+            <wp:docPr descr="Рис. 28: Определение переменных" title="" id="133" name="Picture"/>
             <a:graphic>
               <a:graphicData uri="http://schemas.openxmlformats.org/drawingml/2006/picture">
                 <pic:pic>
                   <pic:nvPicPr>
-                    <pic:cNvPr descr="../images/1.4.3.5.png" id="134" name="Picture"/>
+                    <pic:cNvPr descr="../images/25.png" id="134" name="Picture"/>
                     <pic:cNvPicPr>
                       <a:picLocks noChangeArrowheads="1" noChangeAspect="1"/>
                     </pic:cNvPicPr>
@@ -2509,7 +2948,7 @@
                   <pic:spPr bwMode="auto">
                     <a:xfrm>
                       <a:off x="0" y="0"/>
-                      <a:ext cx="1847983" cy="2270013"/>
+                      <a:ext cx="5334000" cy="2764547"/>
                     </a:xfrm>
                     <a:prstGeom prst="rect">
                       <a:avLst/>
@@ -2533,24 +2972,16 @@
         <w:pStyle w:val="ImageCaption"/>
       </w:pPr>
       <w:r>
-        <w:t xml:space="preserve">Рис. 28: Пример использования операции извлечения корня</w:t>
+        <w:t xml:space="preserve">Рис. 28: Определение переменных</w:t>
       </w:r>
     </w:p>
     <w:bookmarkEnd w:id="135"/>
     <w:p>
       <w:pPr>
-        <w:pStyle w:val="Compact"/>
-        <w:numPr>
-          <w:ilvl w:val="0"/>
-          <w:numId w:val="1017"/>
-        </w:numPr>
-      </w:pPr>
-      <w:r>
-        <w:rPr>
-          <w:b/>
-          <w:bCs/>
-        </w:rPr>
-        <w:t xml:space="preserve">Сравнение</w:t>
+        <w:pStyle w:val="BodyText"/>
+      </w:pPr>
+      <w:r>
+        <w:t xml:space="preserve">Задаём целевую функцию минимизации цены:</w:t>
       </w:r>
     </w:p>
     <w:bookmarkStart w:id="139" w:name="fig:029"/>
@@ -2561,14 +2992,14 @@
       <w:r>
         <w:drawing>
           <wp:inline>
-            <wp:extent cx="1956688" cy="2743200"/>
+            <wp:extent cx="5334000" cy="481290"/>
             <wp:effectExtent b="0" l="0" r="0" t="0"/>
-            <wp:docPr descr="Рис. 29: Пример использования операции сравнения" title="" id="137" name="Picture"/>
+            <wp:docPr descr="Рис. 29: Определение целевой функции" title="" id="137" name="Picture"/>
             <a:graphic>
               <a:graphicData uri="http://schemas.openxmlformats.org/drawingml/2006/picture">
                 <pic:pic>
                   <pic:nvPicPr>
-                    <pic:cNvPr descr="../images/1.4.3.6.1.png" id="138" name="Picture"/>
+                    <pic:cNvPr descr="../images/26.png" id="138" name="Picture"/>
                     <pic:cNvPicPr>
                       <a:picLocks noChangeArrowheads="1" noChangeAspect="1"/>
                     </pic:cNvPicPr>
@@ -2582,7 +3013,7 @@
                   <pic:spPr bwMode="auto">
                     <a:xfrm>
                       <a:off x="0" y="0"/>
-                      <a:ext cx="1956688" cy="2743200"/>
+                      <a:ext cx="5334000" cy="481290"/>
                     </a:xfrm>
                     <a:prstGeom prst="rect">
                       <a:avLst/>
@@ -2606,7 +3037,7 @@
         <w:pStyle w:val="ImageCaption"/>
       </w:pPr>
       <w:r>
-        <w:t xml:space="preserve">Рис. 29: Пример использования операции сравнения</w:t>
+        <w:t xml:space="preserve">Рис. 29: Определение целевой функции</w:t>
       </w:r>
     </w:p>
     <w:bookmarkEnd w:id="139"/>
@@ -2615,7 +3046,7 @@
         <w:pStyle w:val="BodyText"/>
       </w:pPr>
       <w:r>
-        <w:t xml:space="preserve">Из-за погрешности вычислений чисел с плавающей точкой, существует следущее:</w:t>
+        <w:t xml:space="preserve">Затем зададим ограничения в соответствии с условиями модели:</w:t>
       </w:r>
     </w:p>
     <w:bookmarkStart w:id="143" w:name="fig:030"/>
@@ -2626,14 +3057,14 @@
       <w:r>
         <w:drawing>
           <wp:inline>
-            <wp:extent cx="2378718" cy="613862"/>
+            <wp:extent cx="5334000" cy="1308288"/>
             <wp:effectExtent b="0" l="0" r="0" t="0"/>
-            <wp:docPr descr="Рис. 30: Особенность сравнения вещественных чисел" title="" id="141" name="Picture"/>
+            <wp:docPr descr="Рис. 30: Определение ограничений модели" title="" id="141" name="Picture"/>
             <a:graphic>
               <a:graphicData uri="http://schemas.openxmlformats.org/drawingml/2006/picture">
                 <pic:pic>
                   <pic:nvPicPr>
-                    <pic:cNvPr descr="../images/1.4.3.6.2.png" id="142" name="Picture"/>
+                    <pic:cNvPr descr="../images/27.png" id="142" name="Picture"/>
                     <pic:cNvPicPr>
                       <a:picLocks noChangeArrowheads="1" noChangeAspect="1"/>
                     </pic:cNvPicPr>
@@ -2647,7 +3078,7 @@
                   <pic:spPr bwMode="auto">
                     <a:xfrm>
                       <a:off x="0" y="0"/>
-                      <a:ext cx="2378718" cy="613862"/>
+                      <a:ext cx="5334000" cy="1308288"/>
                     </a:xfrm>
                     <a:prstGeom prst="rect">
                       <a:avLst/>
@@ -2671,24 +3102,16 @@
         <w:pStyle w:val="ImageCaption"/>
       </w:pPr>
       <w:r>
-        <w:t xml:space="preserve">Рис. 30: Особенность сравнения вещественных чисел</w:t>
+        <w:t xml:space="preserve">Рис. 30: Определение ограничений модели</w:t>
       </w:r>
     </w:p>
     <w:bookmarkEnd w:id="143"/>
     <w:p>
       <w:pPr>
-        <w:pStyle w:val="Compact"/>
-        <w:numPr>
-          <w:ilvl w:val="0"/>
-          <w:numId w:val="1018"/>
-        </w:numPr>
-      </w:pPr>
-      <w:r>
-        <w:rPr>
-          <w:b/>
-          <w:bCs/>
-        </w:rPr>
-        <w:t xml:space="preserve">Логические операции</w:t>
+        <w:pStyle w:val="BodyText"/>
+      </w:pPr>
+      <w:r>
+        <w:t xml:space="preserve">Наконец, для решения задачи оптимизации вызовем функцию оптимизации:</w:t>
       </w:r>
     </w:p>
     <w:bookmarkStart w:id="147" w:name="fig:031"/>
@@ -2699,14 +3122,14 @@
       <w:r>
         <w:drawing>
           <wp:inline>
-            <wp:extent cx="1745672" cy="1752067"/>
+            <wp:extent cx="3702360" cy="959160"/>
             <wp:effectExtent b="0" l="0" r="0" t="0"/>
-            <wp:docPr descr="Рис. 31: Пример использования логических операций" title="" id="145" name="Picture"/>
+            <wp:docPr descr="Рис. 31: Вызов функции оптимизации" title="" id="145" name="Picture"/>
             <a:graphic>
               <a:graphicData uri="http://schemas.openxmlformats.org/drawingml/2006/picture">
                 <pic:pic>
                   <pic:nvPicPr>
-                    <pic:cNvPr descr="../images/1.4.3.7.png" id="146" name="Picture"/>
+                    <pic:cNvPr descr="../images/28.png" id="146" name="Picture"/>
                     <pic:cNvPicPr>
                       <a:picLocks noChangeArrowheads="1" noChangeAspect="1"/>
                     </pic:cNvPicPr>
@@ -2720,7 +3143,7 @@
                   <pic:spPr bwMode="auto">
                     <a:xfrm>
                       <a:off x="0" y="0"/>
-                      <a:ext cx="1745672" cy="1752067"/>
+                      <a:ext cx="3702360" cy="959160"/>
                     </a:xfrm>
                     <a:prstGeom prst="rect">
                       <a:avLst/>
@@ -2744,36 +3167,16 @@
         <w:pStyle w:val="ImageCaption"/>
       </w:pPr>
       <w:r>
-        <w:t xml:space="preserve">Рис. 31: Пример использования логических операций</w:t>
+        <w:t xml:space="preserve">Рис. 31: Вызов функции оптимизации</w:t>
       </w:r>
     </w:p>
     <w:bookmarkEnd w:id="147"/>
     <w:p>
       <w:pPr>
-        <w:pStyle w:val="Compact"/>
-        <w:numPr>
-          <w:ilvl w:val="0"/>
-          <w:numId w:val="1019"/>
-        </w:numPr>
-      </w:pPr>
-      <w:r>
-        <w:t xml:space="preserve">Привёл несколько своих примеров с операциями над матрицами и векторами: сложение, вычитание, скалярное произведение, транспонирование, умножение на скаляр.</w:t>
-      </w:r>
-    </w:p>
-    <w:p>
-      <w:pPr>
-        <w:pStyle w:val="Compact"/>
-        <w:numPr>
-          <w:ilvl w:val="0"/>
-          <w:numId w:val="1020"/>
-        </w:numPr>
-      </w:pPr>
-      <w:r>
-        <w:rPr>
-          <w:b/>
-          <w:bCs/>
-        </w:rPr>
-        <w:t xml:space="preserve">Сложение</w:t>
+        <w:pStyle w:val="BodyText"/>
+      </w:pPr>
+      <w:r>
+        <w:t xml:space="preserve">Для просмотра результата решения модно вывести значение переменной buy:</w:t>
       </w:r>
     </w:p>
     <w:bookmarkStart w:id="151" w:name="fig:032"/>
@@ -2784,14 +3187,14 @@
       <w:r>
         <w:drawing>
           <wp:inline>
-            <wp:extent cx="1694517" cy="1119020"/>
+            <wp:extent cx="3171625" cy="2020632"/>
             <wp:effectExtent b="0" l="0" r="0" t="0"/>
-            <wp:docPr descr="Рис. 32: Пример сложения матриц" title="" id="149" name="Picture"/>
+            <wp:docPr descr="Рис. 32: Результат" title="" id="149" name="Picture"/>
             <a:graphic>
               <a:graphicData uri="http://schemas.openxmlformats.org/drawingml/2006/picture">
                 <pic:pic>
                   <pic:nvPicPr>
-                    <pic:cNvPr descr="../images/1.4.4.1.png" id="150" name="Picture"/>
+                    <pic:cNvPr descr="../images/29.png" id="150" name="Picture"/>
                     <pic:cNvPicPr>
                       <a:picLocks noChangeArrowheads="1" noChangeAspect="1"/>
                     </pic:cNvPicPr>
@@ -2805,7 +3208,7 @@
                   <pic:spPr bwMode="auto">
                     <a:xfrm>
                       <a:off x="0" y="0"/>
-                      <a:ext cx="1694517" cy="1119020"/>
+                      <a:ext cx="3171625" cy="2020632"/>
                     </a:xfrm>
                     <a:prstGeom prst="rect">
                       <a:avLst/>
@@ -2829,11 +3232,96 @@
         <w:pStyle w:val="ImageCaption"/>
       </w:pPr>
       <w:r>
-        <w:t xml:space="preserve">Рис. 32: Пример сложения матриц</w:t>
+        <w:t xml:space="preserve">Рис. 32: Результат</w:t>
       </w:r>
     </w:p>
     <w:bookmarkEnd w:id="151"/>
-    <w:bookmarkStart w:id="155" w:name="fig:033"/>
+    <w:p>
+      <w:pPr>
+        <w:pStyle w:val="BodyText"/>
+      </w:pPr>
+      <w:r>
+        <w:t xml:space="preserve">В результате оптимальным по цене и пищевой ценности будет предложено купить</w:t>
+      </w:r>
+      <w:r>
+        <w:t xml:space="preserve"> </w:t>
+      </w:r>
+      <w:r>
+        <w:t xml:space="preserve">гамбургер, молочный коктейль и мороженное.</w:t>
+      </w:r>
+    </w:p>
+    <w:bookmarkEnd w:id="152"/>
+    <w:bookmarkStart w:id="189" w:name="путешествие-по-миру"/>
+    <w:p>
+      <w:pPr>
+        <w:pStyle w:val="Heading2"/>
+      </w:pPr>
+      <w:r>
+        <w:rPr>
+          <w:rStyle w:val="SectionNumber"/>
+        </w:rPr>
+        <w:t xml:space="preserve">3.4</w:t>
+      </w:r>
+      <w:r>
+        <w:tab/>
+      </w:r>
+      <w:r>
+        <w:t xml:space="preserve">Путешествие по миру</w:t>
+      </w:r>
+    </w:p>
+    <w:p>
+      <w:pPr>
+        <w:pStyle w:val="FirstParagraph"/>
+      </w:pPr>
+      <w:r>
+        <w:t xml:space="preserve">Рассмотрим решение задачи определения оптимального числа паспортов, требующихся, чтобы объехать весь мир. При этом будем учитывать сведения о паспортах</w:t>
+      </w:r>
+      <w:r>
+        <w:t xml:space="preserve"> </w:t>
+      </w:r>
+      <w:r>
+        <w:t xml:space="preserve">и ограничениях, указанных на ресурсе https://www.passportindex.org/. В табличной форме данные можно получить с ресурса https://github.com/ilyankou/</w:t>
+      </w:r>
+      <w:r>
+        <w:t xml:space="preserve"> </w:t>
+      </w:r>
+      <w:r>
+        <w:t xml:space="preserve">passport-index-dataset. Для решения задачи представляют интерес данные, указанные в файле passport-index-matrix.csv, в котором в первым столбце (Passport)</w:t>
+      </w:r>
+      <w:r>
+        <w:t xml:space="preserve"> </w:t>
+      </w:r>
+      <w:r>
+        <w:t xml:space="preserve">указана страна отбытия (= от), в остальных столбцах указаны страны назначения (= до),</w:t>
+      </w:r>
+      <w:r>
+        <w:t xml:space="preserve"> </w:t>
+      </w:r>
+      <w:r>
+        <w:t xml:space="preserve">на пересечении строк и столбцов указаны условия по наличию или отсутствию визы или</w:t>
+      </w:r>
+      <w:r>
+        <w:t xml:space="preserve"> </w:t>
+      </w:r>
+      <w:r>
+        <w:t xml:space="preserve">другие ограничения</w:t>
+      </w:r>
+    </w:p>
+    <w:p>
+      <w:pPr>
+        <w:pStyle w:val="BodyText"/>
+      </w:pPr>
+      <w:r>
+        <w:t xml:space="preserve">Итак, попробуем решить задачу средствами Julia.</w:t>
+      </w:r>
+      <w:r>
+        <w:t xml:space="preserve"> </w:t>
+      </w:r>
+      <w:r>
+        <w:t xml:space="preserve">Сначала требуется скачать файл с данными. Например для ОС типа Linux можно воспользоваться стандартным вызовом команды git с соответствующими параметрами:</w:t>
+      </w:r>
+    </w:p>
+    <w:bookmarkStart w:id="156" w:name="fig:033"/>
     <w:p>
       <w:pPr>
         <w:pStyle w:val="CaptionedFigure"/>
@@ -2841,20 +3329,20 @@
       <w:r>
         <w:drawing>
           <wp:inline>
-            <wp:extent cx="1771250" cy="1189359"/>
+            <wp:extent cx="5198651" cy="850455"/>
             <wp:effectExtent b="0" l="0" r="0" t="0"/>
-            <wp:docPr descr="Рис. 33: Пример сложения векторов" title="" id="153" name="Picture"/>
+            <wp:docPr descr="Рис. 33: Скачиваем данные с ресурса на git" title="" id="154" name="Picture"/>
             <a:graphic>
               <a:graphicData uri="http://schemas.openxmlformats.org/drawingml/2006/picture">
                 <pic:pic>
                   <pic:nvPicPr>
-                    <pic:cNvPr descr="../images/1.4.4.2.png" id="154" name="Picture"/>
+                    <pic:cNvPr descr="../images/30.png" id="155" name="Picture"/>
                     <pic:cNvPicPr>
                       <a:picLocks noChangeArrowheads="1" noChangeAspect="1"/>
                     </pic:cNvPicPr>
                   </pic:nvPicPr>
                   <pic:blipFill>
-                    <a:blip r:embed="rId152"/>
+                    <a:blip r:embed="rId153"/>
                     <a:stretch>
                       <a:fillRect/>
                     </a:stretch>
@@ -2862,7 +3350,7 @@
                   <pic:spPr bwMode="auto">
                     <a:xfrm>
                       <a:off x="0" y="0"/>
-                      <a:ext cx="1771250" cy="1189359"/>
+                      <a:ext cx="5198651" cy="850455"/>
                     </a:xfrm>
                     <a:prstGeom prst="rect">
                       <a:avLst/>
@@ -2886,27 +3374,19 @@
         <w:pStyle w:val="ImageCaption"/>
       </w:pPr>
       <w:r>
-        <w:t xml:space="preserve">Рис. 33: Пример сложения векторов</w:t>
-      </w:r>
-    </w:p>
-    <w:bookmarkEnd w:id="155"/>
-    <w:p>
-      <w:pPr>
-        <w:pStyle w:val="Compact"/>
-        <w:numPr>
-          <w:ilvl w:val="0"/>
-          <w:numId w:val="1021"/>
-        </w:numPr>
-      </w:pPr>
-      <w:r>
-        <w:rPr>
-          <w:b/>
-          <w:bCs/>
-        </w:rPr>
-        <w:t xml:space="preserve">Вычитание</w:t>
-      </w:r>
-    </w:p>
-    <w:bookmarkStart w:id="159" w:name="fig:034"/>
+        <w:t xml:space="preserve">Рис. 33: Скачиваем данные с ресурса на git</w:t>
+      </w:r>
+    </w:p>
+    <w:bookmarkEnd w:id="156"/>
+    <w:p>
+      <w:pPr>
+        <w:pStyle w:val="BodyText"/>
+      </w:pPr>
+      <w:r>
+        <w:t xml:space="preserve">Затем требуется подключить пакеты для обработки табличных файлов:</w:t>
+      </w:r>
+    </w:p>
+    <w:bookmarkStart w:id="160" w:name="fig:034"/>
     <w:p>
       <w:pPr>
         <w:pStyle w:val="CaptionedFigure"/>
@@ -2914,20 +3394,20 @@
       <w:r>
         <w:drawing>
           <wp:inline>
-            <wp:extent cx="1879955" cy="1080654"/>
+            <wp:extent cx="5334000" cy="1482671"/>
             <wp:effectExtent b="0" l="0" r="0" t="0"/>
-            <wp:docPr descr="Рис. 34: Пример вычитания матриц" title="" id="157" name="Picture"/>
+            <wp:docPr descr="Рис. 34: Подключение пакетов" title="" id="158" name="Picture"/>
             <a:graphic>
               <a:graphicData uri="http://schemas.openxmlformats.org/drawingml/2006/picture">
                 <pic:pic>
                   <pic:nvPicPr>
-                    <pic:cNvPr descr="../images/1.4.4.3.png" id="158" name="Picture"/>
+                    <pic:cNvPr descr="../images/31.png" id="159" name="Picture"/>
                     <pic:cNvPicPr>
                       <a:picLocks noChangeArrowheads="1" noChangeAspect="1"/>
                     </pic:cNvPicPr>
                   </pic:nvPicPr>
                   <pic:blipFill>
-                    <a:blip r:embed="rId156"/>
+                    <a:blip r:embed="rId157"/>
                     <a:stretch>
                       <a:fillRect/>
                     </a:stretch>
@@ -2935,7 +3415,7 @@
                   <pic:spPr bwMode="auto">
                     <a:xfrm>
                       <a:off x="0" y="0"/>
-                      <a:ext cx="1879955" cy="1080654"/>
+                      <a:ext cx="5334000" cy="1482671"/>
                     </a:xfrm>
                     <a:prstGeom prst="rect">
                       <a:avLst/>
@@ -2959,11 +3439,19 @@
         <w:pStyle w:val="ImageCaption"/>
       </w:pPr>
       <w:r>
-        <w:t xml:space="preserve">Рис. 34: Пример вычитания матриц</w:t>
-      </w:r>
-    </w:p>
-    <w:bookmarkEnd w:id="159"/>
-    <w:bookmarkStart w:id="163" w:name="fig:035"/>
+        <w:t xml:space="preserve">Рис. 34: Подключение пакетов</w:t>
+      </w:r>
+    </w:p>
+    <w:bookmarkEnd w:id="160"/>
+    <w:p>
+      <w:pPr>
+        <w:pStyle w:val="BodyText"/>
+      </w:pPr>
+      <w:r>
+        <w:t xml:space="preserve">Можем считать данные из имеющегося файла:</w:t>
+      </w:r>
+    </w:p>
+    <w:bookmarkStart w:id="164" w:name="fig:035"/>
     <w:p>
       <w:pPr>
         <w:pStyle w:val="CaptionedFigure"/>
@@ -2971,20 +3459,20 @@
       <w:r>
         <w:drawing>
           <wp:inline>
-            <wp:extent cx="1649756" cy="1170176"/>
+            <wp:extent cx="5334000" cy="4001766"/>
             <wp:effectExtent b="0" l="0" r="0" t="0"/>
-            <wp:docPr descr="Рис. 35: Пример вычитания векторов" title="" id="161" name="Picture"/>
+            <wp:docPr descr="Рис. 35: Считывание данных" title="" id="162" name="Picture"/>
             <a:graphic>
               <a:graphicData uri="http://schemas.openxmlformats.org/drawingml/2006/picture">
                 <pic:pic>
                   <pic:nvPicPr>
-                    <pic:cNvPr descr="../images/1.4.4.4.png" id="162" name="Picture"/>
+                    <pic:cNvPr descr="../images/32.png" id="163" name="Picture"/>
                     <pic:cNvPicPr>
                       <a:picLocks noChangeArrowheads="1" noChangeAspect="1"/>
                     </pic:cNvPicPr>
                   </pic:nvPicPr>
                   <pic:blipFill>
-                    <a:blip r:embed="rId160"/>
+                    <a:blip r:embed="rId161"/>
                     <a:stretch>
                       <a:fillRect/>
                     </a:stretch>
@@ -2992,7 +3480,7 @@
                   <pic:spPr bwMode="auto">
                     <a:xfrm>
                       <a:off x="0" y="0"/>
-                      <a:ext cx="1649756" cy="1170176"/>
+                      <a:ext cx="5334000" cy="4001766"/>
                     </a:xfrm>
                     <a:prstGeom prst="rect">
                       <a:avLst/>
@@ -3016,27 +3504,25 @@
         <w:pStyle w:val="ImageCaption"/>
       </w:pPr>
       <w:r>
-        <w:t xml:space="preserve">Рис. 35: Пример вычитания векторов</w:t>
-      </w:r>
-    </w:p>
-    <w:bookmarkEnd w:id="163"/>
-    <w:p>
-      <w:pPr>
-        <w:pStyle w:val="Compact"/>
-        <w:numPr>
-          <w:ilvl w:val="0"/>
-          <w:numId w:val="1022"/>
-        </w:numPr>
-      </w:pPr>
-      <w:r>
-        <w:rPr>
-          <w:b/>
-          <w:bCs/>
-        </w:rPr>
-        <w:t xml:space="preserve">Скалярное произведение</w:t>
-      </w:r>
-    </w:p>
-    <w:bookmarkStart w:id="167" w:name="fig:036"/>
+        <w:t xml:space="preserve">Рис. 35: Считывание данных</w:t>
+      </w:r>
+    </w:p>
+    <w:bookmarkEnd w:id="164"/>
+    <w:p>
+      <w:pPr>
+        <w:pStyle w:val="BodyText"/>
+      </w:pPr>
+      <w:r>
+        <w:t xml:space="preserve">Для решения задачи используем возможности пакета JuMP и решателя линейного</w:t>
+      </w:r>
+      <w:r>
+        <w:t xml:space="preserve"> </w:t>
+      </w:r>
+      <w:r>
+        <w:t xml:space="preserve">и смешанного целочисленного программирования GLPK:</w:t>
+      </w:r>
+    </w:p>
+    <w:bookmarkStart w:id="168" w:name="fig:036"/>
     <w:p>
       <w:pPr>
         <w:pStyle w:val="CaptionedFigure"/>
@@ -3044,20 +3530,20 @@
       <w:r>
         <w:drawing>
           <wp:inline>
-            <wp:extent cx="2097365" cy="1464318"/>
+            <wp:extent cx="2915848" cy="1611390"/>
             <wp:effectExtent b="0" l="0" r="0" t="0"/>
-            <wp:docPr descr="Рис. 36: Пример скалярного произведения векторов" title="" id="165" name="Picture"/>
+            <wp:docPr descr="Рис. 36: Подключение пакетов" title="" id="166" name="Picture"/>
             <a:graphic>
               <a:graphicData uri="http://schemas.openxmlformats.org/drawingml/2006/picture">
                 <pic:pic>
                   <pic:nvPicPr>
-                    <pic:cNvPr descr="../images/1.4.4.5.png" id="166" name="Picture"/>
+                    <pic:cNvPr descr="../images/33.png" id="167" name="Picture"/>
                     <pic:cNvPicPr>
                       <a:picLocks noChangeArrowheads="1" noChangeAspect="1"/>
                     </pic:cNvPicPr>
                   </pic:nvPicPr>
                   <pic:blipFill>
-                    <a:blip r:embed="rId164"/>
+                    <a:blip r:embed="rId165"/>
                     <a:stretch>
                       <a:fillRect/>
                     </a:stretch>
@@ -3065,7 +3551,7 @@
                   <pic:spPr bwMode="auto">
                     <a:xfrm>
                       <a:off x="0" y="0"/>
-                      <a:ext cx="2097365" cy="1464318"/>
+                      <a:ext cx="2915848" cy="1611390"/>
                     </a:xfrm>
                     <a:prstGeom prst="rect">
                       <a:avLst/>
@@ -3089,27 +3575,31 @@
         <w:pStyle w:val="ImageCaption"/>
       </w:pPr>
       <w:r>
-        <w:t xml:space="preserve">Рис. 36: Пример скалярного произведения векторов</w:t>
-      </w:r>
-    </w:p>
-    <w:bookmarkEnd w:id="167"/>
-    <w:p>
-      <w:pPr>
-        <w:pStyle w:val="Compact"/>
-        <w:numPr>
-          <w:ilvl w:val="0"/>
-          <w:numId w:val="1023"/>
-        </w:numPr>
-      </w:pPr>
-      <w:r>
-        <w:rPr>
-          <w:b/>
-          <w:bCs/>
-        </w:rPr>
-        <w:t xml:space="preserve">Транспонирование</w:t>
-      </w:r>
-    </w:p>
-    <w:bookmarkStart w:id="171" w:name="fig:037"/>
+        <w:t xml:space="preserve">Рис. 36: Подключение пакетов</w:t>
+      </w:r>
+    </w:p>
+    <w:bookmarkEnd w:id="168"/>
+    <w:p>
+      <w:pPr>
+        <w:pStyle w:val="BodyText"/>
+      </w:pPr>
+      <w:r>
+        <w:t xml:space="preserve">Далее просматриваем файл, задаём переменную для подсчёта числа паспортов, задаём</w:t>
+      </w:r>
+      <w:r>
+        <w:t xml:space="preserve"> </w:t>
+      </w:r>
+      <w:r>
+        <w:t xml:space="preserve">переменную vf, в которую заносим сведения при отсутствии необходимости получать</w:t>
+      </w:r>
+      <w:r>
+        <w:t xml:space="preserve"> </w:t>
+      </w:r>
+      <w:r>
+        <w:t xml:space="preserve">визу (если в поле указано число, «VF» или «VOA»):</w:t>
+      </w:r>
+    </w:p>
+    <w:bookmarkStart w:id="172" w:name="fig:037"/>
     <w:p>
       <w:pPr>
         <w:pStyle w:val="CaptionedFigure"/>
@@ -3117,20 +3607,20 @@
       <w:r>
         <w:drawing>
           <wp:inline>
-            <wp:extent cx="2020632" cy="908005"/>
+            <wp:extent cx="5334000" cy="658090"/>
             <wp:effectExtent b="0" l="0" r="0" t="0"/>
-            <wp:docPr descr="Рис. 37: Пример транспонирования матрицы" title="" id="169" name="Picture"/>
+            <wp:docPr descr="Рис. 37: Задаём переменные" title="" id="170" name="Picture"/>
             <a:graphic>
               <a:graphicData uri="http://schemas.openxmlformats.org/drawingml/2006/picture">
                 <pic:pic>
                   <pic:nvPicPr>
-                    <pic:cNvPr descr="../images/1.4.4.6.png" id="170" name="Picture"/>
+                    <pic:cNvPr descr="../images/34.png" id="171" name="Picture"/>
                     <pic:cNvPicPr>
                       <a:picLocks noChangeArrowheads="1" noChangeAspect="1"/>
                     </pic:cNvPicPr>
                   </pic:nvPicPr>
                   <pic:blipFill>
-                    <a:blip r:embed="rId168"/>
+                    <a:blip r:embed="rId169"/>
                     <a:stretch>
                       <a:fillRect/>
                     </a:stretch>
@@ -3138,7 +3628,7 @@
                   <pic:spPr bwMode="auto">
                     <a:xfrm>
                       <a:off x="0" y="0"/>
-                      <a:ext cx="2020632" cy="908005"/>
+                      <a:ext cx="5334000" cy="658090"/>
                     </a:xfrm>
                     <a:prstGeom prst="rect">
                       <a:avLst/>
@@ -3162,11 +3652,19 @@
         <w:pStyle w:val="ImageCaption"/>
       </w:pPr>
       <w:r>
-        <w:t xml:space="preserve">Рис. 37: Пример транспонирования матрицы</w:t>
-      </w:r>
-    </w:p>
-    <w:bookmarkEnd w:id="171"/>
-    <w:bookmarkStart w:id="175" w:name="fig:038"/>
+        <w:t xml:space="preserve">Рис. 37: Задаём переменные</w:t>
+      </w:r>
+    </w:p>
+    <w:bookmarkEnd w:id="172"/>
+    <w:p>
+      <w:pPr>
+        <w:pStyle w:val="BodyText"/>
+      </w:pPr>
+      <w:r>
+        <w:t xml:space="preserve">Определяем объект модели:</w:t>
+      </w:r>
+    </w:p>
+    <w:bookmarkStart w:id="176" w:name="fig:038"/>
     <w:p>
       <w:pPr>
         <w:pStyle w:val="CaptionedFigure"/>
@@ -3174,20 +3672,20 @@
       <w:r>
         <w:drawing>
           <wp:inline>
-            <wp:extent cx="1822405" cy="939977"/>
+            <wp:extent cx="3536106" cy="1579418"/>
             <wp:effectExtent b="0" l="0" r="0" t="0"/>
-            <wp:docPr descr="Рис. 38: Пример транспонирования вектора" title="" id="173" name="Picture"/>
+            <wp:docPr descr="Рис. 38: Определение объекта модели с именем model" title="" id="174" name="Picture"/>
             <a:graphic>
               <a:graphicData uri="http://schemas.openxmlformats.org/drawingml/2006/picture">
                 <pic:pic>
                   <pic:nvPicPr>
-                    <pic:cNvPr descr="../images/1.4.4.7.png" id="174" name="Picture"/>
+                    <pic:cNvPr descr="../images/35.png" id="175" name="Picture"/>
                     <pic:cNvPicPr>
                       <a:picLocks noChangeArrowheads="1" noChangeAspect="1"/>
                     </pic:cNvPicPr>
                   </pic:nvPicPr>
                   <pic:blipFill>
-                    <a:blip r:embed="rId172"/>
+                    <a:blip r:embed="rId173"/>
                     <a:stretch>
                       <a:fillRect/>
                     </a:stretch>
@@ -3195,7 +3693,7 @@
                   <pic:spPr bwMode="auto">
                     <a:xfrm>
                       <a:off x="0" y="0"/>
-                      <a:ext cx="1822405" cy="939977"/>
+                      <a:ext cx="3536106" cy="1579418"/>
                     </a:xfrm>
                     <a:prstGeom prst="rect">
                       <a:avLst/>
@@ -3219,27 +3717,19 @@
         <w:pStyle w:val="ImageCaption"/>
       </w:pPr>
       <w:r>
-        <w:t xml:space="preserve">Рис. 38: Пример транспонирования вектора</w:t>
-      </w:r>
-    </w:p>
-    <w:bookmarkEnd w:id="175"/>
-    <w:p>
-      <w:pPr>
-        <w:pStyle w:val="Compact"/>
-        <w:numPr>
-          <w:ilvl w:val="0"/>
-          <w:numId w:val="1024"/>
-        </w:numPr>
-      </w:pPr>
-      <w:r>
-        <w:rPr>
-          <w:b/>
-          <w:bCs/>
-        </w:rPr>
-        <w:t xml:space="preserve">Умножение на скаляр</w:t>
-      </w:r>
-    </w:p>
-    <w:bookmarkStart w:id="179" w:name="fig:039"/>
+        <w:t xml:space="preserve">Рис. 38: Определение объекта модели с именем model</w:t>
+      </w:r>
+    </w:p>
+    <w:bookmarkEnd w:id="176"/>
+    <w:p>
+      <w:pPr>
+        <w:pStyle w:val="BodyText"/>
+      </w:pPr>
+      <w:r>
+        <w:t xml:space="preserve">Добавляем переменные, ограничения и целевую функцию:</w:t>
+      </w:r>
+    </w:p>
+    <w:bookmarkStart w:id="180" w:name="fig:039"/>
     <w:p>
       <w:pPr>
         <w:pStyle w:val="CaptionedFigure"/>
@@ -3247,20 +3737,20 @@
       <w:r>
         <w:drawing>
           <wp:inline>
-            <wp:extent cx="1592206" cy="927188"/>
+            <wp:extent cx="5334000" cy="1009135"/>
             <wp:effectExtent b="0" l="0" r="0" t="0"/>
-            <wp:docPr descr="Рис. 39: Пример умножения вектора на скаляр" title="" id="177" name="Picture"/>
+            <wp:docPr descr="Рис. 39: Переменные, ограничения и целевая функция" title="" id="178" name="Picture"/>
             <a:graphic>
               <a:graphicData uri="http://schemas.openxmlformats.org/drawingml/2006/picture">
                 <pic:pic>
                   <pic:nvPicPr>
-                    <pic:cNvPr descr="../images/1.4.4.8.png" id="178" name="Picture"/>
+                    <pic:cNvPr descr="../images/36.png" id="179" name="Picture"/>
                     <pic:cNvPicPr>
                       <a:picLocks noChangeArrowheads="1" noChangeAspect="1"/>
                     </pic:cNvPicPr>
                   </pic:nvPicPr>
                   <pic:blipFill>
-                    <a:blip r:embed="rId176"/>
+                    <a:blip r:embed="rId177"/>
                     <a:stretch>
                       <a:fillRect/>
                     </a:stretch>
@@ -3268,7 +3758,7 @@
                   <pic:spPr bwMode="auto">
                     <a:xfrm>
                       <a:off x="0" y="0"/>
-                      <a:ext cx="1592206" cy="927188"/>
+                      <a:ext cx="5334000" cy="1009135"/>
                     </a:xfrm>
                     <a:prstGeom prst="rect">
                       <a:avLst/>
@@ -3292,11 +3782,19 @@
         <w:pStyle w:val="ImageCaption"/>
       </w:pPr>
       <w:r>
-        <w:t xml:space="preserve">Рис. 39: Пример умножения вектора на скаляр</w:t>
-      </w:r>
-    </w:p>
-    <w:bookmarkEnd w:id="179"/>
-    <w:bookmarkStart w:id="183" w:name="fig:040"/>
+        <w:t xml:space="preserve">Рис. 39: Переменные, ограничения и целевая функция</w:t>
+      </w:r>
+    </w:p>
+    <w:bookmarkEnd w:id="180"/>
+    <w:p>
+      <w:pPr>
+        <w:pStyle w:val="BodyText"/>
+      </w:pPr>
+      <w:r>
+        <w:t xml:space="preserve">Для решения задачи оптимизации вызываем функцию оптимизации:</w:t>
+      </w:r>
+    </w:p>
+    <w:bookmarkStart w:id="184" w:name="fig:040"/>
     <w:p>
       <w:pPr>
         <w:pStyle w:val="CaptionedFigure"/>
@@ -3304,20 +3802,20 @@
       <w:r>
         <w:drawing>
           <wp:inline>
-            <wp:extent cx="1611390" cy="927188"/>
+            <wp:extent cx="3050131" cy="1016710"/>
             <wp:effectExtent b="0" l="0" r="0" t="0"/>
-            <wp:docPr descr="Рис. 40: Пример умножения матрицы на скаляр" title="" id="181" name="Picture"/>
+            <wp:docPr descr="Рис. 40: Вызов функции оптимизации" title="" id="182" name="Picture"/>
             <a:graphic>
               <a:graphicData uri="http://schemas.openxmlformats.org/drawingml/2006/picture">
                 <pic:pic>
                   <pic:nvPicPr>
-                    <pic:cNvPr descr="../images/1.4.4.9.png" id="182" name="Picture"/>
+                    <pic:cNvPr descr="../images/37.png" id="183" name="Picture"/>
                     <pic:cNvPicPr>
                       <a:picLocks noChangeArrowheads="1" noChangeAspect="1"/>
                     </pic:cNvPicPr>
                   </pic:nvPicPr>
                   <pic:blipFill>
-                    <a:blip r:embed="rId180"/>
+                    <a:blip r:embed="rId181"/>
                     <a:stretch>
                       <a:fillRect/>
                     </a:stretch>
@@ -3325,7 +3823,7 @@
                   <pic:spPr bwMode="auto">
                     <a:xfrm>
                       <a:off x="0" y="0"/>
-                      <a:ext cx="1611390" cy="927188"/>
+                      <a:ext cx="3050131" cy="1016710"/>
                     </a:xfrm>
                     <a:prstGeom prst="rect">
                       <a:avLst/>
@@ -3349,27 +3847,1955 @@
         <w:pStyle w:val="ImageCaption"/>
       </w:pPr>
       <w:r>
-        <w:t xml:space="preserve">Рис. 40: Пример умножения матрицы на скаляр</w:t>
-      </w:r>
-    </w:p>
-    <w:bookmarkEnd w:id="183"/>
+        <w:t xml:space="preserve">Рис. 40: Вызов функции оптимизации</w:t>
+      </w:r>
+    </w:p>
     <w:bookmarkEnd w:id="184"/>
-    <w:bookmarkEnd w:id="185"/>
-    <w:bookmarkStart w:id="186" w:name="выводы"/>
-    <w:p>
-      <w:pPr>
-        <w:pStyle w:val="Heading1"/>
+    <w:p>
+      <w:pPr>
+        <w:pStyle w:val="BodyText"/>
+      </w:pPr>
+      <w:r>
+        <w:t xml:space="preserve">Просматриваем результат:</w:t>
+      </w:r>
+    </w:p>
+    <w:bookmarkStart w:id="188" w:name="fig:041"/>
+    <w:p>
+      <w:pPr>
+        <w:pStyle w:val="CaptionedFigure"/>
+      </w:pPr>
+      <w:r>
+        <w:drawing>
+          <wp:inline>
+            <wp:extent cx="5334000" cy="446325"/>
+            <wp:effectExtent b="0" l="0" r="0" t="0"/>
+            <wp:docPr descr="Рис. 41: Просмотр результата" title="" id="186" name="Picture"/>
+            <a:graphic>
+              <a:graphicData uri="http://schemas.openxmlformats.org/drawingml/2006/picture">
+                <pic:pic>
+                  <pic:nvPicPr>
+                    <pic:cNvPr descr="../images/38.png" id="187" name="Picture"/>
+                    <pic:cNvPicPr>
+                      <a:picLocks noChangeArrowheads="1" noChangeAspect="1"/>
+                    </pic:cNvPicPr>
+                  </pic:nvPicPr>
+                  <pic:blipFill>
+                    <a:blip r:embed="rId185"/>
+                    <a:stretch>
+                      <a:fillRect/>
+                    </a:stretch>
+                  </pic:blipFill>
+                  <pic:spPr bwMode="auto">
+                    <a:xfrm>
+                      <a:off x="0" y="0"/>
+                      <a:ext cx="5334000" cy="446325"/>
+                    </a:xfrm>
+                    <a:prstGeom prst="rect">
+                      <a:avLst/>
+                    </a:prstGeom>
+                    <a:noFill/>
+                    <a:ln w="9525">
+                      <a:noFill/>
+                      <a:headEnd/>
+                      <a:tailEnd/>
+                    </a:ln>
+                  </pic:spPr>
+                </pic:pic>
+              </a:graphicData>
+            </a:graphic>
+          </wp:inline>
+        </w:drawing>
+      </w:r>
+    </w:p>
+    <w:p>
+      <w:pPr>
+        <w:pStyle w:val="ImageCaption"/>
+      </w:pPr>
+      <w:r>
+        <w:t xml:space="preserve">Рис. 41: Просмотр результата</w:t>
+      </w:r>
+    </w:p>
+    <w:bookmarkEnd w:id="188"/>
+    <w:bookmarkEnd w:id="189"/>
+    <w:bookmarkStart w:id="250" w:name="портфельные-инвестиции"/>
+    <w:p>
+      <w:pPr>
+        <w:pStyle w:val="Heading2"/>
       </w:pPr>
       <w:r>
         <w:rPr>
           <w:rStyle w:val="SectionNumber"/>
         </w:rPr>
-        <w:t xml:space="preserve">3</w:t>
+        <w:t xml:space="preserve">3.5</w:t>
       </w:r>
       <w:r>
         <w:tab/>
       </w:r>
       <w:r>
+        <w:t xml:space="preserve">Портфельные инвестиции</w:t>
+      </w:r>
+    </w:p>
+    <w:p>
+      <w:pPr>
+        <w:pStyle w:val="FirstParagraph"/>
+      </w:pPr>
+      <w:r>
+        <w:t xml:space="preserve">Портфельные инвестиции — размещение капитала в ценные бумаги, формируемые</w:t>
+      </w:r>
+      <w:r>
+        <w:t xml:space="preserve"> </w:t>
+      </w:r>
+      <w:r>
+        <w:t xml:space="preserve">в виде портфеля ценных бумаг, с целью получения прибыли.</w:t>
+      </w:r>
+      <w:r>
+        <w:t xml:space="preserve"> </w:t>
+      </w:r>
+      <w:r>
+        <w:t xml:space="preserve">Инвестиционный портфель — процесс стратегического управления капиталом как</w:t>
+      </w:r>
+      <w:r>
+        <w:t xml:space="preserve"> </w:t>
+      </w:r>
+      <w:r>
+        <w:t xml:space="preserve">оптимизированной, единой системой инвестиционных ценностей.</w:t>
+      </w:r>
+      <w:r>
+        <w:t xml:space="preserve"> </w:t>
+      </w:r>
+      <w:r>
+        <w:t xml:space="preserve">Предположим требуется решить оптимизационную задачу в следующей формулировке.</w:t>
+      </w:r>
+      <w:r>
+        <w:t xml:space="preserve"> </w:t>
+      </w:r>
+      <w:r>
+        <w:t xml:space="preserve">Имеется капитал в 1000 ден. ед., который планируется инвестировать в три компании —</w:t>
+      </w:r>
+      <w:r>
+        <w:t xml:space="preserve"> </w:t>
+      </w:r>
+      <w:r>
+        <w:t xml:space="preserve">Microsoft, Facebook, Apple. При этом есть данные еженедельных значений цен на акции</w:t>
+      </w:r>
+      <w:r>
+        <w:t xml:space="preserve"> </w:t>
+      </w:r>
+      <w:r>
+        <w:t xml:space="preserve">этих компаний за определённый период времени. Необходимо определить доходность</w:t>
+      </w:r>
+      <w:r>
+        <w:t xml:space="preserve"> </w:t>
+      </w:r>
+      <w:r>
+        <w:t xml:space="preserve">акций каждой компании за рассматриваемый период времени, после чего инвестировать</w:t>
+      </w:r>
+      <w:r>
+        <w:t xml:space="preserve"> </w:t>
+      </w:r>
+      <w:r>
+        <w:t xml:space="preserve">в эти три компании так, чтобы получить возврат в размере не менее 2% от вложенной</w:t>
+      </w:r>
+      <w:r>
+        <w:t xml:space="preserve"> </w:t>
+      </w:r>
+      <w:r>
+        <w:t xml:space="preserve">суммы.</w:t>
+      </w:r>
+      <w:r>
+        <w:t xml:space="preserve"> </w:t>
+      </w:r>
+      <w:r>
+        <w:t xml:space="preserve">Для решения оптимизационной задачи будем использовать пакет Convex.jl и оптимизатор (решатель) SCS. Кроме того, понадобится пакет Statistics.jl для получения</w:t>
+      </w:r>
+      <w:r>
+        <w:t xml:space="preserve"> </w:t>
+      </w:r>
+      <w:r>
+        <w:t xml:space="preserve">матрицы рисков на основе расчёта ковариационных значений по доходности.</w:t>
+      </w:r>
+    </w:p>
+    <w:p>
+      <w:pPr>
+        <w:pStyle w:val="BodyText"/>
+      </w:pPr>
+      <w:r>
+        <w:t xml:space="preserve">Сначала требуется подгрузить имеющиеся данные о еженедельных значениях цен</w:t>
+      </w:r>
+      <w:r>
+        <w:t xml:space="preserve"> </w:t>
+      </w:r>
+      <w:r>
+        <w:t xml:space="preserve">на акции рассматриваемых компаний, отобразить данные на графике. Предположим</w:t>
+      </w:r>
+      <w:r>
+        <w:t xml:space="preserve"> </w:t>
+      </w:r>
+      <w:r>
+        <w:t xml:space="preserve">данные размещены в файле stock_prices.xlsx в каталоге data в проекте.</w:t>
+      </w:r>
+      <w:r>
+        <w:t xml:space="preserve"> </w:t>
+      </w:r>
+      <w:r>
+        <w:t xml:space="preserve">Подключаем пакеты:</w:t>
+      </w:r>
+    </w:p>
+    <w:bookmarkStart w:id="193" w:name="fig:042"/>
+    <w:p>
+      <w:pPr>
+        <w:pStyle w:val="CaptionedFigure"/>
+      </w:pPr>
+      <w:r>
+        <w:drawing>
+          <wp:inline>
+            <wp:extent cx="3651205" cy="3568078"/>
+            <wp:effectExtent b="0" l="0" r="0" t="0"/>
+            <wp:docPr descr="Рис. 42: Подключение необходимых пакетов" title="" id="191" name="Picture"/>
+            <a:graphic>
+              <a:graphicData uri="http://schemas.openxmlformats.org/drawingml/2006/picture">
+                <pic:pic>
+                  <pic:nvPicPr>
+                    <pic:cNvPr descr="../images/39.png" id="192" name="Picture"/>
+                    <pic:cNvPicPr>
+                      <a:picLocks noChangeArrowheads="1" noChangeAspect="1"/>
+                    </pic:cNvPicPr>
+                  </pic:nvPicPr>
+                  <pic:blipFill>
+                    <a:blip r:embed="rId190"/>
+                    <a:stretch>
+                      <a:fillRect/>
+                    </a:stretch>
+                  </pic:blipFill>
+                  <pic:spPr bwMode="auto">
+                    <a:xfrm>
+                      <a:off x="0" y="0"/>
+                      <a:ext cx="3651205" cy="3568078"/>
+                    </a:xfrm>
+                    <a:prstGeom prst="rect">
+                      <a:avLst/>
+                    </a:prstGeom>
+                    <a:noFill/>
+                    <a:ln w="9525">
+                      <a:noFill/>
+                      <a:headEnd/>
+                      <a:tailEnd/>
+                    </a:ln>
+                  </pic:spPr>
+                </pic:pic>
+              </a:graphicData>
+            </a:graphic>
+          </wp:inline>
+        </w:drawing>
+      </w:r>
+    </w:p>
+    <w:p>
+      <w:pPr>
+        <w:pStyle w:val="ImageCaption"/>
+      </w:pPr>
+      <w:r>
+        <w:t xml:space="preserve">Рис. 42: Подключение необходимых пакетов</w:t>
+      </w:r>
+    </w:p>
+    <w:bookmarkEnd w:id="193"/>
+    <w:p>
+      <w:pPr>
+        <w:pStyle w:val="BodyText"/>
+      </w:pPr>
+      <w:r>
+        <w:t xml:space="preserve">Подгружаем данные еженедельных значений цен на акции компаний за определённый</w:t>
+      </w:r>
+      <w:r>
+        <w:t xml:space="preserve"> </w:t>
+      </w:r>
+      <w:r>
+        <w:t xml:space="preserve">период времени во фрейм:</w:t>
+      </w:r>
+    </w:p>
+    <w:bookmarkStart w:id="197" w:name="fig:043"/>
+    <w:p>
+      <w:pPr>
+        <w:pStyle w:val="CaptionedFigure"/>
+      </w:pPr>
+      <w:r>
+        <w:drawing>
+          <wp:inline>
+            <wp:extent cx="4610366" cy="5109130"/>
+            <wp:effectExtent b="0" l="0" r="0" t="0"/>
+            <wp:docPr descr="Рис. 43: Считываем данные и размещаем их во фрейм" title="" id="195" name="Picture"/>
+            <a:graphic>
+              <a:graphicData uri="http://schemas.openxmlformats.org/drawingml/2006/picture">
+                <pic:pic>
+                  <pic:nvPicPr>
+                    <pic:cNvPr descr="../images/40.png" id="196" name="Picture"/>
+                    <pic:cNvPicPr>
+                      <a:picLocks noChangeArrowheads="1" noChangeAspect="1"/>
+                    </pic:cNvPicPr>
+                  </pic:nvPicPr>
+                  <pic:blipFill>
+                    <a:blip r:embed="rId194"/>
+                    <a:stretch>
+                      <a:fillRect/>
+                    </a:stretch>
+                  </pic:blipFill>
+                  <pic:spPr bwMode="auto">
+                    <a:xfrm>
+                      <a:off x="0" y="0"/>
+                      <a:ext cx="4610366" cy="5109130"/>
+                    </a:xfrm>
+                    <a:prstGeom prst="rect">
+                      <a:avLst/>
+                    </a:prstGeom>
+                    <a:noFill/>
+                    <a:ln w="9525">
+                      <a:noFill/>
+                      <a:headEnd/>
+                      <a:tailEnd/>
+                    </a:ln>
+                  </pic:spPr>
+                </pic:pic>
+              </a:graphicData>
+            </a:graphic>
+          </wp:inline>
+        </w:drawing>
+      </w:r>
+    </w:p>
+    <w:p>
+      <w:pPr>
+        <w:pStyle w:val="ImageCaption"/>
+      </w:pPr>
+      <w:r>
+        <w:t xml:space="preserve">Рис. 43: Считываем данные и размещаем их во фрейм</w:t>
+      </w:r>
+    </w:p>
+    <w:bookmarkEnd w:id="197"/>
+    <w:p>
+      <w:pPr>
+        <w:pStyle w:val="BodyText"/>
+      </w:pPr>
+      <w:r>
+        <w:t xml:space="preserve">Отображаем данные на графике:</w:t>
+      </w:r>
+    </w:p>
+    <w:bookmarkStart w:id="201" w:name="fig:044"/>
+    <w:p>
+      <w:pPr>
+        <w:pStyle w:val="CaptionedFigure"/>
+      </w:pPr>
+      <w:r>
+        <w:drawing>
+          <wp:inline>
+            <wp:extent cx="5334000" cy="4004536"/>
+            <wp:effectExtent b="0" l="0" r="0" t="0"/>
+            <wp:docPr descr="Рис. 44: Построение графика" title="" id="199" name="Picture"/>
+            <a:graphic>
+              <a:graphicData uri="http://schemas.openxmlformats.org/drawingml/2006/picture">
+                <pic:pic>
+                  <pic:nvPicPr>
+                    <pic:cNvPr descr="../images/41.png" id="200" name="Picture"/>
+                    <pic:cNvPicPr>
+                      <a:picLocks noChangeArrowheads="1" noChangeAspect="1"/>
+                    </pic:cNvPicPr>
+                  </pic:nvPicPr>
+                  <pic:blipFill>
+                    <a:blip r:embed="rId198"/>
+                    <a:stretch>
+                      <a:fillRect/>
+                    </a:stretch>
+                  </pic:blipFill>
+                  <pic:spPr bwMode="auto">
+                    <a:xfrm>
+                      <a:off x="0" y="0"/>
+                      <a:ext cx="5334000" cy="4004536"/>
+                    </a:xfrm>
+                    <a:prstGeom prst="rect">
+                      <a:avLst/>
+                    </a:prstGeom>
+                    <a:noFill/>
+                    <a:ln w="9525">
+                      <a:noFill/>
+                      <a:headEnd/>
+                      <a:tailEnd/>
+                    </a:ln>
+                  </pic:spPr>
+                </pic:pic>
+              </a:graphicData>
+            </a:graphic>
+          </wp:inline>
+        </w:drawing>
+      </w:r>
+    </w:p>
+    <w:p>
+      <w:pPr>
+        <w:pStyle w:val="ImageCaption"/>
+      </w:pPr>
+      <w:r>
+        <w:t xml:space="preserve">Рис. 44: Построение графика</w:t>
+      </w:r>
+    </w:p>
+    <w:bookmarkEnd w:id="201"/>
+    <w:p>
+      <w:pPr>
+        <w:pStyle w:val="BodyText"/>
+      </w:pPr>
+      <w:r>
+        <w:t xml:space="preserve">Для дальнейших расчётов данные по ценам на акции переформируем из фрейма</w:t>
+      </w:r>
+      <w:r>
+        <w:t xml:space="preserve"> </w:t>
+      </w:r>
+      <w:r>
+        <w:t xml:space="preserve">в матрицу:</w:t>
+      </w:r>
+    </w:p>
+    <w:bookmarkStart w:id="205" w:name="fig:045"/>
+    <w:p>
+      <w:pPr>
+        <w:pStyle w:val="CaptionedFigure"/>
+      </w:pPr>
+      <w:r>
+        <w:drawing>
+          <wp:inline>
+            <wp:extent cx="3689572" cy="2864693"/>
+            <wp:effectExtent b="0" l="0" r="0" t="0"/>
+            <wp:docPr descr="Рис. 45: Данные о ценах на акции размещаем в матрице" title="" id="203" name="Picture"/>
+            <a:graphic>
+              <a:graphicData uri="http://schemas.openxmlformats.org/drawingml/2006/picture">
+                <pic:pic>
+                  <pic:nvPicPr>
+                    <pic:cNvPr descr="../images/42.png" id="204" name="Picture"/>
+                    <pic:cNvPicPr>
+                      <a:picLocks noChangeArrowheads="1" noChangeAspect="1"/>
+                    </pic:cNvPicPr>
+                  </pic:nvPicPr>
+                  <pic:blipFill>
+                    <a:blip r:embed="rId202"/>
+                    <a:stretch>
+                      <a:fillRect/>
+                    </a:stretch>
+                  </pic:blipFill>
+                  <pic:spPr bwMode="auto">
+                    <a:xfrm>
+                      <a:off x="0" y="0"/>
+                      <a:ext cx="3689572" cy="2864693"/>
+                    </a:xfrm>
+                    <a:prstGeom prst="rect">
+                      <a:avLst/>
+                    </a:prstGeom>
+                    <a:noFill/>
+                    <a:ln w="9525">
+                      <a:noFill/>
+                      <a:headEnd/>
+                      <a:tailEnd/>
+                    </a:ln>
+                  </pic:spPr>
+                </pic:pic>
+              </a:graphicData>
+            </a:graphic>
+          </wp:inline>
+        </w:drawing>
+      </w:r>
+    </w:p>
+    <w:p>
+      <w:pPr>
+        <w:pStyle w:val="ImageCaption"/>
+      </w:pPr>
+      <w:r>
+        <w:t xml:space="preserve">Рис. 45: Данные о ценах на акции размещаем в матрице</w:t>
+      </w:r>
+    </w:p>
+    <w:bookmarkEnd w:id="205"/>
+    <w:p>
+      <w:pPr>
+        <w:pStyle w:val="BodyText"/>
+      </w:pPr>
+      <w:r>
+        <w:t xml:space="preserve">Вычисление матрицы доходности за период времени:</w:t>
+      </w:r>
+    </w:p>
+    <w:bookmarkStart w:id="209" w:name="fig:046"/>
+    <w:p>
+      <w:pPr>
+        <w:pStyle w:val="CaptionedFigure"/>
+      </w:pPr>
+      <w:r>
+        <w:drawing>
+          <wp:inline>
+            <wp:extent cx="3919770" cy="3229174"/>
+            <wp:effectExtent b="0" l="0" r="0" t="0"/>
+            <wp:docPr descr="Рис. 46: Вычисление матрицы доходности за период времени" title="" id="207" name="Picture"/>
+            <a:graphic>
+              <a:graphicData uri="http://schemas.openxmlformats.org/drawingml/2006/picture">
+                <pic:pic>
+                  <pic:nvPicPr>
+                    <pic:cNvPr descr="../images/43.png" id="208" name="Picture"/>
+                    <pic:cNvPicPr>
+                      <a:picLocks noChangeArrowheads="1" noChangeAspect="1"/>
+                    </pic:cNvPicPr>
+                  </pic:nvPicPr>
+                  <pic:blipFill>
+                    <a:blip r:embed="rId206"/>
+                    <a:stretch>
+                      <a:fillRect/>
+                    </a:stretch>
+                  </pic:blipFill>
+                  <pic:spPr bwMode="auto">
+                    <a:xfrm>
+                      <a:off x="0" y="0"/>
+                      <a:ext cx="3919770" cy="3229174"/>
+                    </a:xfrm>
+                    <a:prstGeom prst="rect">
+                      <a:avLst/>
+                    </a:prstGeom>
+                    <a:noFill/>
+                    <a:ln w="9525">
+                      <a:noFill/>
+                      <a:headEnd/>
+                      <a:tailEnd/>
+                    </a:ln>
+                  </pic:spPr>
+                </pic:pic>
+              </a:graphicData>
+            </a:graphic>
+          </wp:inline>
+        </w:drawing>
+      </w:r>
+    </w:p>
+    <w:p>
+      <w:pPr>
+        <w:pStyle w:val="ImageCaption"/>
+      </w:pPr>
+      <w:r>
+        <w:t xml:space="preserve">Рис. 46: Вычисление матрицы доходности за период времени</w:t>
+      </w:r>
+    </w:p>
+    <w:bookmarkEnd w:id="209"/>
+    <w:p>
+      <w:pPr>
+        <w:pStyle w:val="BodyText"/>
+      </w:pPr>
+      <w:r>
+        <w:t xml:space="preserve">Далее необходимо сформировать матрицу рисков — ковариационную матрицу рассчитанных цен доходности:</w:t>
+      </w:r>
+    </w:p>
+    <w:bookmarkStart w:id="213" w:name="fig:047"/>
+    <w:p>
+      <w:pPr>
+        <w:pStyle w:val="CaptionedFigure"/>
+      </w:pPr>
+      <w:r>
+        <w:drawing>
+          <wp:inline>
+            <wp:extent cx="3376246" cy="1342825"/>
+            <wp:effectExtent b="0" l="0" r="0" t="0"/>
+            <wp:docPr descr="Рис. 47: Матрица рисков" title="" id="211" name="Picture"/>
+            <a:graphic>
+              <a:graphicData uri="http://schemas.openxmlformats.org/drawingml/2006/picture">
+                <pic:pic>
+                  <pic:nvPicPr>
+                    <pic:cNvPr descr="../images/44.png" id="212" name="Picture"/>
+                    <pic:cNvPicPr>
+                      <a:picLocks noChangeArrowheads="1" noChangeAspect="1"/>
+                    </pic:cNvPicPr>
+                  </pic:nvPicPr>
+                  <pic:blipFill>
+                    <a:blip r:embed="rId210"/>
+                    <a:stretch>
+                      <a:fillRect/>
+                    </a:stretch>
+                  </pic:blipFill>
+                  <pic:spPr bwMode="auto">
+                    <a:xfrm>
+                      <a:off x="0" y="0"/>
+                      <a:ext cx="3376246" cy="1342825"/>
+                    </a:xfrm>
+                    <a:prstGeom prst="rect">
+                      <a:avLst/>
+                    </a:prstGeom>
+                    <a:noFill/>
+                    <a:ln w="9525">
+                      <a:noFill/>
+                      <a:headEnd/>
+                      <a:tailEnd/>
+                    </a:ln>
+                  </pic:spPr>
+                </pic:pic>
+              </a:graphicData>
+            </a:graphic>
+          </wp:inline>
+        </w:drawing>
+      </w:r>
+    </w:p>
+    <w:p>
+      <w:pPr>
+        <w:pStyle w:val="ImageCaption"/>
+      </w:pPr>
+      <w:r>
+        <w:t xml:space="preserve">Рис. 47: Матрица рисков</w:t>
+      </w:r>
+    </w:p>
+    <w:bookmarkEnd w:id="213"/>
+    <w:bookmarkStart w:id="217" w:name="fig:048"/>
+    <w:p>
+      <w:pPr>
+        <w:pStyle w:val="CaptionedFigure"/>
+      </w:pPr>
+      <w:r>
+        <w:drawing>
+          <wp:inline>
+            <wp:extent cx="4373773" cy="812089"/>
+            <wp:effectExtent b="0" l="0" r="0" t="0"/>
+            <wp:docPr descr="Рис. 48: Проверка положительной определённости матрицы рисков" title="" id="215" name="Picture"/>
+            <a:graphic>
+              <a:graphicData uri="http://schemas.openxmlformats.org/drawingml/2006/picture">
+                <pic:pic>
+                  <pic:nvPicPr>
+                    <pic:cNvPr descr="../images/45.png" id="216" name="Picture"/>
+                    <pic:cNvPicPr>
+                      <a:picLocks noChangeArrowheads="1" noChangeAspect="1"/>
+                    </pic:cNvPicPr>
+                  </pic:nvPicPr>
+                  <pic:blipFill>
+                    <a:blip r:embed="rId214"/>
+                    <a:stretch>
+                      <a:fillRect/>
+                    </a:stretch>
+                  </pic:blipFill>
+                  <pic:spPr bwMode="auto">
+                    <a:xfrm>
+                      <a:off x="0" y="0"/>
+                      <a:ext cx="4373773" cy="812089"/>
+                    </a:xfrm>
+                    <a:prstGeom prst="rect">
+                      <a:avLst/>
+                    </a:prstGeom>
+                    <a:noFill/>
+                    <a:ln w="9525">
+                      <a:noFill/>
+                      <a:headEnd/>
+                      <a:tailEnd/>
+                    </a:ln>
+                  </pic:spPr>
+                </pic:pic>
+              </a:graphicData>
+            </a:graphic>
+          </wp:inline>
+        </w:drawing>
+      </w:r>
+    </w:p>
+    <w:p>
+      <w:pPr>
+        <w:pStyle w:val="ImageCaption"/>
+      </w:pPr>
+      <w:r>
+        <w:t xml:space="preserve">Рис. 48: Проверка положительной определённости матрицы рисков</w:t>
+      </w:r>
+    </w:p>
+    <w:bookmarkEnd w:id="217"/>
+    <w:p>
+      <w:pPr>
+        <w:pStyle w:val="BodyText"/>
+      </w:pPr>
+      <w:r>
+        <w:t xml:space="preserve">Доход от каждой из компаний получим из матрицы доходности как вектор средних</w:t>
+      </w:r>
+      <w:r>
+        <w:t xml:space="preserve"> </w:t>
+      </w:r>
+      <w:r>
+        <w:t xml:space="preserve">значений:</w:t>
+      </w:r>
+    </w:p>
+    <w:bookmarkStart w:id="221" w:name="fig:049"/>
+    <w:p>
+      <w:pPr>
+        <w:pStyle w:val="CaptionedFigure"/>
+      </w:pPr>
+      <w:r>
+        <w:drawing>
+          <wp:inline>
+            <wp:extent cx="2596128" cy="1330036"/>
+            <wp:effectExtent b="0" l="0" r="0" t="0"/>
+            <wp:docPr descr="Рис. 49: Доход от каждой из компаний" title="" id="219" name="Picture"/>
+            <a:graphic>
+              <a:graphicData uri="http://schemas.openxmlformats.org/drawingml/2006/picture">
+                <pic:pic>
+                  <pic:nvPicPr>
+                    <pic:cNvPr descr="../images/46.png" id="220" name="Picture"/>
+                    <pic:cNvPicPr>
+                      <a:picLocks noChangeArrowheads="1" noChangeAspect="1"/>
+                    </pic:cNvPicPr>
+                  </pic:nvPicPr>
+                  <pic:blipFill>
+                    <a:blip r:embed="rId218"/>
+                    <a:stretch>
+                      <a:fillRect/>
+                    </a:stretch>
+                  </pic:blipFill>
+                  <pic:spPr bwMode="auto">
+                    <a:xfrm>
+                      <a:off x="0" y="0"/>
+                      <a:ext cx="2596128" cy="1330036"/>
+                    </a:xfrm>
+                    <a:prstGeom prst="rect">
+                      <a:avLst/>
+                    </a:prstGeom>
+                    <a:noFill/>
+                    <a:ln w="9525">
+                      <a:noFill/>
+                      <a:headEnd/>
+                      <a:tailEnd/>
+                    </a:ln>
+                  </pic:spPr>
+                </pic:pic>
+              </a:graphicData>
+            </a:graphic>
+          </wp:inline>
+        </w:drawing>
+      </w:r>
+    </w:p>
+    <w:p>
+      <w:pPr>
+        <w:pStyle w:val="ImageCaption"/>
+      </w:pPr>
+      <w:r>
+        <w:t xml:space="preserve">Рис. 49: Доход от каждой из компаний</w:t>
+      </w:r>
+    </w:p>
+    <w:bookmarkEnd w:id="221"/>
+    <w:p>
+      <w:pPr>
+        <w:pStyle w:val="BodyText"/>
+      </w:pPr>
+      <w:r>
+        <w:t xml:space="preserve">Формируем вектор инвестиций:</w:t>
+      </w:r>
+    </w:p>
+    <w:bookmarkStart w:id="225" w:name="fig:050"/>
+    <w:p>
+      <w:pPr>
+        <w:pStyle w:val="CaptionedFigure"/>
+      </w:pPr>
+      <w:r>
+        <w:drawing>
+          <wp:inline>
+            <wp:extent cx="2225253" cy="1381191"/>
+            <wp:effectExtent b="0" l="0" r="0" t="0"/>
+            <wp:docPr descr="Рис. 50: Вектор инвестиций" title="" id="223" name="Picture"/>
+            <a:graphic>
+              <a:graphicData uri="http://schemas.openxmlformats.org/drawingml/2006/picture">
+                <pic:pic>
+                  <pic:nvPicPr>
+                    <pic:cNvPr descr="../images/47.png" id="224" name="Picture"/>
+                    <pic:cNvPicPr>
+                      <a:picLocks noChangeArrowheads="1" noChangeAspect="1"/>
+                    </pic:cNvPicPr>
+                  </pic:nvPicPr>
+                  <pic:blipFill>
+                    <a:blip r:embed="rId222"/>
+                    <a:stretch>
+                      <a:fillRect/>
+                    </a:stretch>
+                  </pic:blipFill>
+                  <pic:spPr bwMode="auto">
+                    <a:xfrm>
+                      <a:off x="0" y="0"/>
+                      <a:ext cx="2225253" cy="1381191"/>
+                    </a:xfrm>
+                    <a:prstGeom prst="rect">
+                      <a:avLst/>
+                    </a:prstGeom>
+                    <a:noFill/>
+                    <a:ln w="9525">
+                      <a:noFill/>
+                      <a:headEnd/>
+                      <a:tailEnd/>
+                    </a:ln>
+                  </pic:spPr>
+                </pic:pic>
+              </a:graphicData>
+            </a:graphic>
+          </wp:inline>
+        </w:drawing>
+      </w:r>
+    </w:p>
+    <w:p>
+      <w:pPr>
+        <w:pStyle w:val="ImageCaption"/>
+      </w:pPr>
+      <w:r>
+        <w:t xml:space="preserve">Рис. 50: Вектор инвестиций</w:t>
+      </w:r>
+    </w:p>
+    <w:bookmarkEnd w:id="225"/>
+    <w:p>
+      <w:pPr>
+        <w:pStyle w:val="BodyText"/>
+      </w:pPr>
+      <w:r>
+        <w:t xml:space="preserve">Определяем объект модели в соответствии с формулировкой оптимизационной задачи (при этом делаем задачу совместимой с DCP в соответствии с требованием пакета</w:t>
+      </w:r>
+      <w:r>
+        <w:t xml:space="preserve"> </w:t>
+      </w:r>
+      <w:r>
+        <w:t xml:space="preserve">Convex.jl — см. http://cvxr.com/cvx/doc/dcp.html)</w:t>
+      </w:r>
+    </w:p>
+    <w:bookmarkStart w:id="229" w:name="fig:051"/>
+    <w:p>
+      <w:pPr>
+        <w:pStyle w:val="CaptionedFigure"/>
+      </w:pPr>
+      <w:r>
+        <w:drawing>
+          <wp:inline>
+            <wp:extent cx="5334000" cy="5242625"/>
+            <wp:effectExtent b="0" l="0" r="0" t="0"/>
+            <wp:docPr descr="Рис. 51: Объект модели" title="" id="227" name="Picture"/>
+            <a:graphic>
+              <a:graphicData uri="http://schemas.openxmlformats.org/drawingml/2006/picture">
+                <pic:pic>
+                  <pic:nvPicPr>
+                    <pic:cNvPr descr="../images/48.png" id="228" name="Picture"/>
+                    <pic:cNvPicPr>
+                      <a:picLocks noChangeArrowheads="1" noChangeAspect="1"/>
+                    </pic:cNvPicPr>
+                  </pic:nvPicPr>
+                  <pic:blipFill>
+                    <a:blip r:embed="rId226"/>
+                    <a:stretch>
+                      <a:fillRect/>
+                    </a:stretch>
+                  </pic:blipFill>
+                  <pic:spPr bwMode="auto">
+                    <a:xfrm>
+                      <a:off x="0" y="0"/>
+                      <a:ext cx="5334000" cy="5242625"/>
+                    </a:xfrm>
+                    <a:prstGeom prst="rect">
+                      <a:avLst/>
+                    </a:prstGeom>
+                    <a:noFill/>
+                    <a:ln w="9525">
+                      <a:noFill/>
+                      <a:headEnd/>
+                      <a:tailEnd/>
+                    </a:ln>
+                  </pic:spPr>
+                </pic:pic>
+              </a:graphicData>
+            </a:graphic>
+          </wp:inline>
+        </w:drawing>
+      </w:r>
+    </w:p>
+    <w:p>
+      <w:pPr>
+        <w:pStyle w:val="ImageCaption"/>
+      </w:pPr>
+      <w:r>
+        <w:t xml:space="preserve">Рис. 51: Объект модели</w:t>
+      </w:r>
+    </w:p>
+    <w:bookmarkEnd w:id="229"/>
+    <w:p>
+      <w:pPr>
+        <w:pStyle w:val="BodyText"/>
+      </w:pPr>
+      <w:r>
+        <w:t xml:space="preserve">Решаем поставленную задачу:</w:t>
+      </w:r>
+    </w:p>
+    <w:bookmarkStart w:id="233" w:name="fig:052"/>
+    <w:p>
+      <w:pPr>
+        <w:pStyle w:val="CaptionedFigure"/>
+      </w:pPr>
+      <w:r>
+        <w:drawing>
+          <wp:inline>
+            <wp:extent cx="5334000" cy="5815613"/>
+            <wp:effectExtent b="0" l="0" r="0" t="0"/>
+            <wp:docPr descr="Рис. 52: Находим решение" title="" id="231" name="Picture"/>
+            <a:graphic>
+              <a:graphicData uri="http://schemas.openxmlformats.org/drawingml/2006/picture">
+                <pic:pic>
+                  <pic:nvPicPr>
+                    <pic:cNvPr descr="../images/49.png" id="232" name="Picture"/>
+                    <pic:cNvPicPr>
+                      <a:picLocks noChangeArrowheads="1" noChangeAspect="1"/>
+                    </pic:cNvPicPr>
+                  </pic:nvPicPr>
+                  <pic:blipFill>
+                    <a:blip r:embed="rId230"/>
+                    <a:stretch>
+                      <a:fillRect/>
+                    </a:stretch>
+                  </pic:blipFill>
+                  <pic:spPr bwMode="auto">
+                    <a:xfrm>
+                      <a:off x="0" y="0"/>
+                      <a:ext cx="5334000" cy="5815613"/>
+                    </a:xfrm>
+                    <a:prstGeom prst="rect">
+                      <a:avLst/>
+                    </a:prstGeom>
+                    <a:noFill/>
+                    <a:ln w="9525">
+                      <a:noFill/>
+                      <a:headEnd/>
+                      <a:tailEnd/>
+                    </a:ln>
+                  </pic:spPr>
+                </pic:pic>
+              </a:graphicData>
+            </a:graphic>
+          </wp:inline>
+        </w:drawing>
+      </w:r>
+    </w:p>
+    <w:p>
+      <w:pPr>
+        <w:pStyle w:val="ImageCaption"/>
+      </w:pPr>
+      <w:r>
+        <w:t xml:space="preserve">Рис. 52: Находим решение</w:t>
+      </w:r>
+    </w:p>
+    <w:bookmarkEnd w:id="233"/>
+    <w:p>
+      <w:pPr>
+        <w:pStyle w:val="BodyText"/>
+      </w:pPr>
+      <w:r>
+        <w:t xml:space="preserve">Выводим значения компонент вектора инвестиций:</w:t>
+      </w:r>
+    </w:p>
+    <w:bookmarkStart w:id="237" w:name="fig:053"/>
+    <w:p>
+      <w:pPr>
+        <w:pStyle w:val="CaptionedFigure"/>
+      </w:pPr>
+      <w:r>
+        <w:drawing>
+          <wp:inline>
+            <wp:extent cx="5256201" cy="1445135"/>
+            <wp:effectExtent b="0" l="0" r="0" t="0"/>
+            <wp:docPr descr="Рис. 53: Результат" title="" id="235" name="Picture"/>
+            <a:graphic>
+              <a:graphicData uri="http://schemas.openxmlformats.org/drawingml/2006/picture">
+                <pic:pic>
+                  <pic:nvPicPr>
+                    <pic:cNvPr descr="../images/50.png" id="236" name="Picture"/>
+                    <pic:cNvPicPr>
+                      <a:picLocks noChangeArrowheads="1" noChangeAspect="1"/>
+                    </pic:cNvPicPr>
+                  </pic:nvPicPr>
+                  <pic:blipFill>
+                    <a:blip r:embed="rId234"/>
+                    <a:stretch>
+                      <a:fillRect/>
+                    </a:stretch>
+                  </pic:blipFill>
+                  <pic:spPr bwMode="auto">
+                    <a:xfrm>
+                      <a:off x="0" y="0"/>
+                      <a:ext cx="5256201" cy="1445135"/>
+                    </a:xfrm>
+                    <a:prstGeom prst="rect">
+                      <a:avLst/>
+                    </a:prstGeom>
+                    <a:noFill/>
+                    <a:ln w="9525">
+                      <a:noFill/>
+                      <a:headEnd/>
+                      <a:tailEnd/>
+                    </a:ln>
+                  </pic:spPr>
+                </pic:pic>
+              </a:graphicData>
+            </a:graphic>
+          </wp:inline>
+        </w:drawing>
+      </w:r>
+    </w:p>
+    <w:p>
+      <w:pPr>
+        <w:pStyle w:val="ImageCaption"/>
+      </w:pPr>
+      <w:r>
+        <w:t xml:space="preserve">Рис. 53: Результат</w:t>
+      </w:r>
+    </w:p>
+    <w:bookmarkEnd w:id="237"/>
+    <w:p>
+      <w:pPr>
+        <w:pStyle w:val="BodyText"/>
+      </w:pPr>
+      <w:r>
+        <w:t xml:space="preserve">Проверяем выполнение условия</w:t>
+      </w:r>
+      <w:r>
+        <w:t xml:space="preserve"> </w:t>
+      </w:r>
+      <m:oMath>
+        <m:nary>
+          <m:naryPr>
+            <m:chr m:val="∑"/>
+            <m:limLoc m:val="undOvr"/>
+            <m:subHide m:val="off"/>
+            <m:supHide m:val="off"/>
+          </m:naryPr>
+          <m:sub>
+            <m:r>
+              <m:t>i</m:t>
+            </m:r>
+            <m:r>
+              <m:rPr>
+                <m:sty m:val="p"/>
+              </m:rPr>
+              <m:t>=</m:t>
+            </m:r>
+            <m:r>
+              <m:t>1</m:t>
+            </m:r>
+          </m:sub>
+          <m:sup>
+            <m:r>
+              <m:t>3</m:t>
+            </m:r>
+          </m:sup>
+          <m:e>
+            <m:sSub>
+              <m:e>
+                <m:r>
+                  <m:t>x</m:t>
+                </m:r>
+              </m:e>
+              <m:sub>
+                <m:r>
+                  <m:t>i</m:t>
+                </m:r>
+              </m:sub>
+            </m:sSub>
+          </m:e>
+        </m:nary>
+        <m:r>
+          <m:rPr>
+            <m:sty m:val="p"/>
+          </m:rPr>
+          <m:t>=</m:t>
+        </m:r>
+        <m:r>
+          <m:t>1</m:t>
+        </m:r>
+      </m:oMath>
+      <w:r>
+        <w:t xml:space="preserve"> </w:t>
+      </w:r>
+      <w:r>
+        <w:t xml:space="preserve">:</w:t>
+      </w:r>
+    </w:p>
+    <w:bookmarkStart w:id="241" w:name="fig:054"/>
+    <w:p>
+      <w:pPr>
+        <w:pStyle w:val="CaptionedFigure"/>
+      </w:pPr>
+      <w:r>
+        <w:drawing>
+          <wp:inline>
+            <wp:extent cx="1713700" cy="696990"/>
+            <wp:effectExtent b="0" l="0" r="0" t="0"/>
+            <wp:docPr descr="Рис. 54: Проверка выполнения условия" title="" id="239" name="Picture"/>
+            <a:graphic>
+              <a:graphicData uri="http://schemas.openxmlformats.org/drawingml/2006/picture">
+                <pic:pic>
+                  <pic:nvPicPr>
+                    <pic:cNvPr descr="../images/51.png" id="240" name="Picture"/>
+                    <pic:cNvPicPr>
+                      <a:picLocks noChangeArrowheads="1" noChangeAspect="1"/>
+                    </pic:cNvPicPr>
+                  </pic:nvPicPr>
+                  <pic:blipFill>
+                    <a:blip r:embed="rId238"/>
+                    <a:stretch>
+                      <a:fillRect/>
+                    </a:stretch>
+                  </pic:blipFill>
+                  <pic:spPr bwMode="auto">
+                    <a:xfrm>
+                      <a:off x="0" y="0"/>
+                      <a:ext cx="1713700" cy="696990"/>
+                    </a:xfrm>
+                    <a:prstGeom prst="rect">
+                      <a:avLst/>
+                    </a:prstGeom>
+                    <a:noFill/>
+                    <a:ln w="9525">
+                      <a:noFill/>
+                      <a:headEnd/>
+                      <a:tailEnd/>
+                    </a:ln>
+                  </pic:spPr>
+                </pic:pic>
+              </a:graphicData>
+            </a:graphic>
+          </wp:inline>
+        </w:drawing>
+      </w:r>
+    </w:p>
+    <w:p>
+      <w:pPr>
+        <w:pStyle w:val="ImageCaption"/>
+      </w:pPr>
+      <w:r>
+        <w:t xml:space="preserve">Рис. 54: Проверка выполнения условия</w:t>
+      </w:r>
+    </w:p>
+    <w:bookmarkEnd w:id="241"/>
+    <w:p>
+      <w:pPr>
+        <w:pStyle w:val="BodyText"/>
+      </w:pPr>
+      <w:r>
+        <w:t xml:space="preserve">Проверяем выполнение условия на уровень доходности от 2%:</w:t>
+      </w:r>
+    </w:p>
+    <w:bookmarkStart w:id="245" w:name="fig:055"/>
+    <w:p>
+      <w:pPr>
+        <w:pStyle w:val="CaptionedFigure"/>
+      </w:pPr>
+      <w:r>
+        <w:drawing>
+          <wp:inline>
+            <wp:extent cx="4034869" cy="805695"/>
+            <wp:effectExtent b="0" l="0" r="0" t="0"/>
+            <wp:docPr descr="Рис. 55: Проверка выполнения условия на уровень доходности от 2%" title="" id="243" name="Picture"/>
+            <a:graphic>
+              <a:graphicData uri="http://schemas.openxmlformats.org/drawingml/2006/picture">
+                <pic:pic>
+                  <pic:nvPicPr>
+                    <pic:cNvPr descr="../images/52.png" id="244" name="Picture"/>
+                    <pic:cNvPicPr>
+                      <a:picLocks noChangeArrowheads="1" noChangeAspect="1"/>
+                    </pic:cNvPicPr>
+                  </pic:nvPicPr>
+                  <pic:blipFill>
+                    <a:blip r:embed="rId242"/>
+                    <a:stretch>
+                      <a:fillRect/>
+                    </a:stretch>
+                  </pic:blipFill>
+                  <pic:spPr bwMode="auto">
+                    <a:xfrm>
+                      <a:off x="0" y="0"/>
+                      <a:ext cx="4034869" cy="805695"/>
+                    </a:xfrm>
+                    <a:prstGeom prst="rect">
+                      <a:avLst/>
+                    </a:prstGeom>
+                    <a:noFill/>
+                    <a:ln w="9525">
+                      <a:noFill/>
+                      <a:headEnd/>
+                      <a:tailEnd/>
+                    </a:ln>
+                  </pic:spPr>
+                </pic:pic>
+              </a:graphicData>
+            </a:graphic>
+          </wp:inline>
+        </w:drawing>
+      </w:r>
+    </w:p>
+    <w:p>
+      <w:pPr>
+        <w:pStyle w:val="ImageCaption"/>
+      </w:pPr>
+      <w:r>
+        <w:t xml:space="preserve">Рис. 55: Проверка выполнения условия на уровень доходности от 2%</w:t>
+      </w:r>
+    </w:p>
+    <w:bookmarkEnd w:id="245"/>
+    <w:p>
+      <w:pPr>
+        <w:pStyle w:val="BodyText"/>
+      </w:pPr>
+      <w:r>
+        <w:t xml:space="preserve">Переводим процентные значения компонент вектора инвестиций в фактические денежные единицы:</w:t>
+      </w:r>
+    </w:p>
+    <w:bookmarkStart w:id="249" w:name="fig:056"/>
+    <w:p>
+      <w:pPr>
+        <w:pStyle w:val="CaptionedFigure"/>
+      </w:pPr>
+      <w:r>
+        <w:drawing>
+          <wp:inline>
+            <wp:extent cx="1937504" cy="1080654"/>
+            <wp:effectExtent b="0" l="0" r="0" t="0"/>
+            <wp:docPr descr="Рис. 56: Перевод процентных значений компонент вектора инвестиций в фактические денежные единицы" title="" id="247" name="Picture"/>
+            <a:graphic>
+              <a:graphicData uri="http://schemas.openxmlformats.org/drawingml/2006/picture">
+                <pic:pic>
+                  <pic:nvPicPr>
+                    <pic:cNvPr descr="../images/53.png" id="248" name="Picture"/>
+                    <pic:cNvPicPr>
+                      <a:picLocks noChangeArrowheads="1" noChangeAspect="1"/>
+                    </pic:cNvPicPr>
+                  </pic:nvPicPr>
+                  <pic:blipFill>
+                    <a:blip r:embed="rId246"/>
+                    <a:stretch>
+                      <a:fillRect/>
+                    </a:stretch>
+                  </pic:blipFill>
+                  <pic:spPr bwMode="auto">
+                    <a:xfrm>
+                      <a:off x="0" y="0"/>
+                      <a:ext cx="1937504" cy="1080654"/>
+                    </a:xfrm>
+                    <a:prstGeom prst="rect">
+                      <a:avLst/>
+                    </a:prstGeom>
+                    <a:noFill/>
+                    <a:ln w="9525">
+                      <a:noFill/>
+                      <a:headEnd/>
+                      <a:tailEnd/>
+                    </a:ln>
+                  </pic:spPr>
+                </pic:pic>
+              </a:graphicData>
+            </a:graphic>
+          </wp:inline>
+        </w:drawing>
+      </w:r>
+    </w:p>
+    <w:p>
+      <w:pPr>
+        <w:pStyle w:val="ImageCaption"/>
+      </w:pPr>
+      <w:r>
+        <w:t xml:space="preserve">Рис. 56: Перевод процентных значений компонент вектора инвестиций в фактические денежные единицы</w:t>
+      </w:r>
+    </w:p>
+    <w:bookmarkEnd w:id="249"/>
+    <w:p>
+      <w:pPr>
+        <w:pStyle w:val="BodyText"/>
+      </w:pPr>
+      <w:r>
+        <w:t xml:space="preserve">В результате, получаем: надо инвестировать 67.9 ден. ед. в Microsoft, 122.3 ден. ед.</w:t>
+      </w:r>
+      <w:r>
+        <w:t xml:space="preserve"> </w:t>
+      </w:r>
+      <w:r>
+        <w:t xml:space="preserve">в Facebook, 809.7 ден. ед. в Apple.</w:t>
+      </w:r>
+    </w:p>
+    <w:bookmarkEnd w:id="250"/>
+    <w:bookmarkStart w:id="275" w:name="восстановление-изображения"/>
+    <w:p>
+      <w:pPr>
+        <w:pStyle w:val="Heading2"/>
+      </w:pPr>
+      <w:r>
+        <w:rPr>
+          <w:rStyle w:val="SectionNumber"/>
+        </w:rPr>
+        <w:t xml:space="preserve">3.6</w:t>
+      </w:r>
+      <w:r>
+        <w:tab/>
+      </w:r>
+      <w:r>
+        <w:t xml:space="preserve">Восстановление изображения</w:t>
+      </w:r>
+    </w:p>
+    <w:p>
+      <w:pPr>
+        <w:pStyle w:val="FirstParagraph"/>
+      </w:pPr>
+      <w:r>
+        <w:t xml:space="preserve">Предположим есть изображение, на котором были изменены некоторые пиксели. Требуется восстановить неизвестные пиксели путём решения задачи оптимизации.</w:t>
+      </w:r>
+      <w:r>
+        <w:t xml:space="preserve"> </w:t>
+      </w:r>
+      <w:r>
+        <w:t xml:space="preserve">Будем использовать пакет Convex.jl и оптимизатор (решатель) SCS, пакет</w:t>
+      </w:r>
+      <w:r>
+        <w:t xml:space="preserve"> </w:t>
+      </w:r>
+      <w:r>
+        <w:t xml:space="preserve">ImageMagick.jl для работы с изображениями:</w:t>
+      </w:r>
+    </w:p>
+    <w:bookmarkStart w:id="254" w:name="fig:057"/>
+    <w:p>
+      <w:pPr>
+        <w:pStyle w:val="CaptionedFigure"/>
+      </w:pPr>
+      <w:r>
+        <w:drawing>
+          <wp:inline>
+            <wp:extent cx="3357062" cy="2935032"/>
+            <wp:effectExtent b="0" l="0" r="0" t="0"/>
+            <wp:docPr descr="Рис. 57: Подключение необходимых пакетов" title="" id="252" name="Picture"/>
+            <a:graphic>
+              <a:graphicData uri="http://schemas.openxmlformats.org/drawingml/2006/picture">
+                <pic:pic>
+                  <pic:nvPicPr>
+                    <pic:cNvPr descr="../images/54.png" id="253" name="Picture"/>
+                    <pic:cNvPicPr>
+                      <a:picLocks noChangeArrowheads="1" noChangeAspect="1"/>
+                    </pic:cNvPicPr>
+                  </pic:nvPicPr>
+                  <pic:blipFill>
+                    <a:blip r:embed="rId251"/>
+                    <a:stretch>
+                      <a:fillRect/>
+                    </a:stretch>
+                  </pic:blipFill>
+                  <pic:spPr bwMode="auto">
+                    <a:xfrm>
+                      <a:off x="0" y="0"/>
+                      <a:ext cx="3357062" cy="2935032"/>
+                    </a:xfrm>
+                    <a:prstGeom prst="rect">
+                      <a:avLst/>
+                    </a:prstGeom>
+                    <a:noFill/>
+                    <a:ln w="9525">
+                      <a:noFill/>
+                      <a:headEnd/>
+                      <a:tailEnd/>
+                    </a:ln>
+                  </pic:spPr>
+                </pic:pic>
+              </a:graphicData>
+            </a:graphic>
+          </wp:inline>
+        </w:drawing>
+      </w:r>
+    </w:p>
+    <w:p>
+      <w:pPr>
+        <w:pStyle w:val="ImageCaption"/>
+      </w:pPr>
+      <w:r>
+        <w:t xml:space="preserve">Рис. 57: Подключение необходимых пакетов</w:t>
+      </w:r>
+    </w:p>
+    <w:bookmarkEnd w:id="254"/>
+    <w:p>
+      <w:pPr>
+        <w:pStyle w:val="BodyText"/>
+      </w:pPr>
+      <w:r>
+        <w:t xml:space="preserve">Загрузим изображение для последующей обработки:</w:t>
+      </w:r>
+    </w:p>
+    <w:bookmarkStart w:id="258" w:name="fig:058"/>
+    <w:p>
+      <w:pPr>
+        <w:pStyle w:val="CaptionedFigure"/>
+      </w:pPr>
+      <w:r>
+        <w:drawing>
+          <wp:inline>
+            <wp:extent cx="3305907" cy="3421006"/>
+            <wp:effectExtent b="0" l="0" r="0" t="0"/>
+            <wp:docPr descr="Рис. 58: Считывание исходного изображения" title="" id="256" name="Picture"/>
+            <a:graphic>
+              <a:graphicData uri="http://schemas.openxmlformats.org/drawingml/2006/picture">
+                <pic:pic>
+                  <pic:nvPicPr>
+                    <pic:cNvPr descr="../images/55.png" id="257" name="Picture"/>
+                    <pic:cNvPicPr>
+                      <a:picLocks noChangeArrowheads="1" noChangeAspect="1"/>
+                    </pic:cNvPicPr>
+                  </pic:nvPicPr>
+                  <pic:blipFill>
+                    <a:blip r:embed="rId255"/>
+                    <a:stretch>
+                      <a:fillRect/>
+                    </a:stretch>
+                  </pic:blipFill>
+                  <pic:spPr bwMode="auto">
+                    <a:xfrm>
+                      <a:off x="0" y="0"/>
+                      <a:ext cx="3305907" cy="3421006"/>
+                    </a:xfrm>
+                    <a:prstGeom prst="rect">
+                      <a:avLst/>
+                    </a:prstGeom>
+                    <a:noFill/>
+                    <a:ln w="9525">
+                      <a:noFill/>
+                      <a:headEnd/>
+                      <a:tailEnd/>
+                    </a:ln>
+                  </pic:spPr>
+                </pic:pic>
+              </a:graphicData>
+            </a:graphic>
+          </wp:inline>
+        </w:drawing>
+      </w:r>
+    </w:p>
+    <w:p>
+      <w:pPr>
+        <w:pStyle w:val="ImageCaption"/>
+      </w:pPr>
+      <w:r>
+        <w:t xml:space="preserve">Рис. 58: Считывание исходного изображения</w:t>
+      </w:r>
+    </w:p>
+    <w:bookmarkEnd w:id="258"/>
+    <w:p>
+      <w:pPr>
+        <w:pStyle w:val="BodyText"/>
+      </w:pPr>
+      <w:r>
+        <w:t xml:space="preserve">Преобразуем изображение в оттенки серого и испортим некоторые пиксели:</w:t>
+      </w:r>
+    </w:p>
+    <w:bookmarkStart w:id="262" w:name="fig:059"/>
+    <w:p>
+      <w:pPr>
+        <w:pStyle w:val="CaptionedFigure"/>
+      </w:pPr>
+      <w:r>
+        <w:drawing>
+          <wp:inline>
+            <wp:extent cx="3593655" cy="4015686"/>
+            <wp:effectExtent b="0" l="0" r="0" t="0"/>
+            <wp:docPr descr="Рис. 59: Преобразование изображения в оттенки серого и порча пикселей" title="" id="260" name="Picture"/>
+            <a:graphic>
+              <a:graphicData uri="http://schemas.openxmlformats.org/drawingml/2006/picture">
+                <pic:pic>
+                  <pic:nvPicPr>
+                    <pic:cNvPr descr="../images/56.png" id="261" name="Picture"/>
+                    <pic:cNvPicPr>
+                      <a:picLocks noChangeArrowheads="1" noChangeAspect="1"/>
+                    </pic:cNvPicPr>
+                  </pic:nvPicPr>
+                  <pic:blipFill>
+                    <a:blip r:embed="rId259"/>
+                    <a:stretch>
+                      <a:fillRect/>
+                    </a:stretch>
+                  </pic:blipFill>
+                  <pic:spPr bwMode="auto">
+                    <a:xfrm>
+                      <a:off x="0" y="0"/>
+                      <a:ext cx="3593655" cy="4015686"/>
+                    </a:xfrm>
+                    <a:prstGeom prst="rect">
+                      <a:avLst/>
+                    </a:prstGeom>
+                    <a:noFill/>
+                    <a:ln w="9525">
+                      <a:noFill/>
+                      <a:headEnd/>
+                      <a:tailEnd/>
+                    </a:ln>
+                  </pic:spPr>
+                </pic:pic>
+              </a:graphicData>
+            </a:graphic>
+          </wp:inline>
+        </w:drawing>
+      </w:r>
+    </w:p>
+    <w:p>
+      <w:pPr>
+        <w:pStyle w:val="ImageCaption"/>
+      </w:pPr>
+      <w:r>
+        <w:t xml:space="preserve">Рис. 59: Преобразование изображения в оттенки серого и порча пикселей</w:t>
+      </w:r>
+    </w:p>
+    <w:bookmarkEnd w:id="262"/>
+    <w:p>
+      <w:pPr>
+        <w:pStyle w:val="BodyText"/>
+      </w:pPr>
+      <w:r>
+        <w:t xml:space="preserve">Формируем матрицу со значениями цветов:</w:t>
+      </w:r>
+    </w:p>
+    <w:bookmarkStart w:id="266" w:name="fig:060"/>
+    <w:p>
+      <w:pPr>
+        <w:pStyle w:val="CaptionedFigure"/>
+      </w:pPr>
+      <w:r>
+        <w:drawing>
+          <wp:inline>
+            <wp:extent cx="5334000" cy="4670161"/>
+            <wp:effectExtent b="0" l="0" r="0" t="0"/>
+            <wp:docPr descr="Рис. 60: Матрица цветов" title="" id="264" name="Picture"/>
+            <a:graphic>
+              <a:graphicData uri="http://schemas.openxmlformats.org/drawingml/2006/picture">
+                <pic:pic>
+                  <pic:nvPicPr>
+                    <pic:cNvPr descr="../images/57.png" id="265" name="Picture"/>
+                    <pic:cNvPicPr>
+                      <a:picLocks noChangeArrowheads="1" noChangeAspect="1"/>
+                    </pic:cNvPicPr>
+                  </pic:nvPicPr>
+                  <pic:blipFill>
+                    <a:blip r:embed="rId263"/>
+                    <a:stretch>
+                      <a:fillRect/>
+                    </a:stretch>
+                  </pic:blipFill>
+                  <pic:spPr bwMode="auto">
+                    <a:xfrm>
+                      <a:off x="0" y="0"/>
+                      <a:ext cx="5334000" cy="4670161"/>
+                    </a:xfrm>
+                    <a:prstGeom prst="rect">
+                      <a:avLst/>
+                    </a:prstGeom>
+                    <a:noFill/>
+                    <a:ln w="9525">
+                      <a:noFill/>
+                      <a:headEnd/>
+                      <a:tailEnd/>
+                    </a:ln>
+                  </pic:spPr>
+                </pic:pic>
+              </a:graphicData>
+            </a:graphic>
+          </wp:inline>
+        </w:drawing>
+      </w:r>
+    </w:p>
+    <w:p>
+      <w:pPr>
+        <w:pStyle w:val="ImageCaption"/>
+      </w:pPr>
+      <w:r>
+        <w:t xml:space="preserve">Рис. 60: Матрица цветов</w:t>
+      </w:r>
+    </w:p>
+    <w:bookmarkEnd w:id="266"/>
+    <w:p>
+      <w:pPr>
+        <w:pStyle w:val="BodyText"/>
+      </w:pPr>
+      <w:r>
+        <w:t xml:space="preserve">Далее необходимо сформировать новую матрицу 𝑋, в которой минимизируется норма</w:t>
+      </w:r>
+      <w:r>
+        <w:t xml:space="preserve"> </w:t>
+      </w:r>
+      <w:r>
+        <w:t xml:space="preserve">ядра матрицы (т.е. сумма сингулярных чисел элементов матрицы) так, что элементы,</w:t>
+      </w:r>
+      <w:r>
+        <w:t xml:space="preserve"> </w:t>
+      </w:r>
+      <w:r>
+        <w:t xml:space="preserve">которые уже известны в матрице 𝑌, остаются теми же самыми в матрице 𝑋:</w:t>
+      </w:r>
+    </w:p>
+    <w:bookmarkStart w:id="270" w:name="fig:061"/>
+    <w:p>
+      <w:pPr>
+        <w:pStyle w:val="CaptionedFigure"/>
+      </w:pPr>
+      <w:r>
+        <w:drawing>
+          <wp:inline>
+            <wp:extent cx="5089946" cy="2570551"/>
+            <wp:effectExtent b="0" l="0" r="0" t="0"/>
+            <wp:docPr descr="Рис. 61: Формирование матрицы с минимизированием нормы ядра матрицы" title="" id="268" name="Picture"/>
+            <a:graphic>
+              <a:graphicData uri="http://schemas.openxmlformats.org/drawingml/2006/picture">
+                <pic:pic>
+                  <pic:nvPicPr>
+                    <pic:cNvPr descr="../images/58.png" id="269" name="Picture"/>
+                    <pic:cNvPicPr>
+                      <a:picLocks noChangeArrowheads="1" noChangeAspect="1"/>
+                    </pic:cNvPicPr>
+                  </pic:nvPicPr>
+                  <pic:blipFill>
+                    <a:blip r:embed="rId267"/>
+                    <a:stretch>
+                      <a:fillRect/>
+                    </a:stretch>
+                  </pic:blipFill>
+                  <pic:spPr bwMode="auto">
+                    <a:xfrm>
+                      <a:off x="0" y="0"/>
+                      <a:ext cx="5089946" cy="2570551"/>
+                    </a:xfrm>
+                    <a:prstGeom prst="rect">
+                      <a:avLst/>
+                    </a:prstGeom>
+                    <a:noFill/>
+                    <a:ln w="9525">
+                      <a:noFill/>
+                      <a:headEnd/>
+                      <a:tailEnd/>
+                    </a:ln>
+                  </pic:spPr>
+                </pic:pic>
+              </a:graphicData>
+            </a:graphic>
+          </wp:inline>
+        </w:drawing>
+      </w:r>
+    </w:p>
+    <w:p>
+      <w:pPr>
+        <w:pStyle w:val="ImageCaption"/>
+      </w:pPr>
+      <w:r>
+        <w:t xml:space="preserve">Рис. 61: Формирование матрицы с минимизированием нормы ядра матрицы</w:t>
+      </w:r>
+    </w:p>
+    <w:bookmarkEnd w:id="270"/>
+    <w:p>
+      <w:pPr>
+        <w:pStyle w:val="BodyText"/>
+      </w:pPr>
+      <w:r>
+        <w:t xml:space="preserve">Решаем поставленную задачу:</w:t>
+      </w:r>
+    </w:p>
+    <w:bookmarkStart w:id="274" w:name="fig:062"/>
+    <w:p>
+      <w:pPr>
+        <w:pStyle w:val="CaptionedFigure"/>
+      </w:pPr>
+      <w:r>
+        <w:drawing>
+          <wp:inline>
+            <wp:extent cx="5334000" cy="2185136"/>
+            <wp:effectExtent b="0" l="0" r="0" t="0"/>
+            <wp:docPr descr="Рис. 62: Находим решение" title="" id="272" name="Picture"/>
+            <a:graphic>
+              <a:graphicData uri="http://schemas.openxmlformats.org/drawingml/2006/picture">
+                <pic:pic>
+                  <pic:nvPicPr>
+                    <pic:cNvPr descr="../images/59.png" id="273" name="Picture"/>
+                    <pic:cNvPicPr>
+                      <a:picLocks noChangeArrowheads="1" noChangeAspect="1"/>
+                    </pic:cNvPicPr>
+                  </pic:nvPicPr>
+                  <pic:blipFill>
+                    <a:blip r:embed="rId271"/>
+                    <a:stretch>
+                      <a:fillRect/>
+                    </a:stretch>
+                  </pic:blipFill>
+                  <pic:spPr bwMode="auto">
+                    <a:xfrm>
+                      <a:off x="0" y="0"/>
+                      <a:ext cx="5334000" cy="2185136"/>
+                    </a:xfrm>
+                    <a:prstGeom prst="rect">
+                      <a:avLst/>
+                    </a:prstGeom>
+                    <a:noFill/>
+                    <a:ln w="9525">
+                      <a:noFill/>
+                      <a:headEnd/>
+                      <a:tailEnd/>
+                    </a:ln>
+                  </pic:spPr>
+                </pic:pic>
+              </a:graphicData>
+            </a:graphic>
+          </wp:inline>
+        </w:drawing>
+      </w:r>
+    </w:p>
+    <w:p>
+      <w:pPr>
+        <w:pStyle w:val="ImageCaption"/>
+      </w:pPr>
+      <w:r>
+        <w:t xml:space="preserve">Рис. 62: Находим решение</w:t>
+      </w:r>
+    </w:p>
+    <w:bookmarkEnd w:id="274"/>
+    <w:bookmarkEnd w:id="275"/>
+    <w:bookmarkStart w:id="292" w:name="задания-для-самостоятельного-выполнения"/>
+    <w:p>
+      <w:pPr>
+        <w:pStyle w:val="Heading2"/>
+      </w:pPr>
+      <w:r>
+        <w:rPr>
+          <w:rStyle w:val="SectionNumber"/>
+        </w:rPr>
+        <w:t xml:space="preserve">3.7</w:t>
+      </w:r>
+      <w:r>
+        <w:tab/>
+      </w:r>
+      <w:r>
+        <w:t xml:space="preserve">Задания для самостоятельного выполнения</w:t>
+      </w:r>
+    </w:p>
+    <w:bookmarkStart w:id="279" w:name="fig:063"/>
+    <w:p>
+      <w:pPr>
+        <w:pStyle w:val="CaptionedFigure"/>
+      </w:pPr>
+      <w:r>
+        <w:drawing>
+          <wp:inline>
+            <wp:extent cx="5281779" cy="5026002"/>
+            <wp:effectExtent b="0" l="0" r="0" t="0"/>
+            <wp:docPr descr="Рис. 63: Задание №1" title="" id="277" name="Picture"/>
+            <a:graphic>
+              <a:graphicData uri="http://schemas.openxmlformats.org/drawingml/2006/picture">
+                <pic:pic>
+                  <pic:nvPicPr>
+                    <pic:cNvPr descr="../images/60.png" id="278" name="Picture"/>
+                    <pic:cNvPicPr>
+                      <a:picLocks noChangeArrowheads="1" noChangeAspect="1"/>
+                    </pic:cNvPicPr>
+                  </pic:nvPicPr>
+                  <pic:blipFill>
+                    <a:blip r:embed="rId276"/>
+                    <a:stretch>
+                      <a:fillRect/>
+                    </a:stretch>
+                  </pic:blipFill>
+                  <pic:spPr bwMode="auto">
+                    <a:xfrm>
+                      <a:off x="0" y="0"/>
+                      <a:ext cx="5281779" cy="5026002"/>
+                    </a:xfrm>
+                    <a:prstGeom prst="rect">
+                      <a:avLst/>
+                    </a:prstGeom>
+                    <a:noFill/>
+                    <a:ln w="9525">
+                      <a:noFill/>
+                      <a:headEnd/>
+                      <a:tailEnd/>
+                    </a:ln>
+                  </pic:spPr>
+                </pic:pic>
+              </a:graphicData>
+            </a:graphic>
+          </wp:inline>
+        </w:drawing>
+      </w:r>
+    </w:p>
+    <w:p>
+      <w:pPr>
+        <w:pStyle w:val="ImageCaption"/>
+      </w:pPr>
+      <w:r>
+        <w:t xml:space="preserve">Рис. 63: Задание №1</w:t>
+      </w:r>
+    </w:p>
+    <w:bookmarkEnd w:id="279"/>
+    <w:bookmarkStart w:id="283" w:name="fig:064"/>
+    <w:p>
+      <w:pPr>
+        <w:pStyle w:val="CaptionedFigure"/>
+      </w:pPr>
+      <w:r>
+        <w:drawing>
+          <wp:inline>
+            <wp:extent cx="5185862" cy="4066841"/>
+            <wp:effectExtent b="0" l="0" r="0" t="0"/>
+            <wp:docPr descr="Рис. 64: Задание №2" title="" id="281" name="Picture"/>
+            <a:graphic>
+              <a:graphicData uri="http://schemas.openxmlformats.org/drawingml/2006/picture">
+                <pic:pic>
+                  <pic:nvPicPr>
+                    <pic:cNvPr descr="../images/61.png" id="282" name="Picture"/>
+                    <pic:cNvPicPr>
+                      <a:picLocks noChangeArrowheads="1" noChangeAspect="1"/>
+                    </pic:cNvPicPr>
+                  </pic:nvPicPr>
+                  <pic:blipFill>
+                    <a:blip r:embed="rId280"/>
+                    <a:stretch>
+                      <a:fillRect/>
+                    </a:stretch>
+                  </pic:blipFill>
+                  <pic:spPr bwMode="auto">
+                    <a:xfrm>
+                      <a:off x="0" y="0"/>
+                      <a:ext cx="5185862" cy="4066841"/>
+                    </a:xfrm>
+                    <a:prstGeom prst="rect">
+                      <a:avLst/>
+                    </a:prstGeom>
+                    <a:noFill/>
+                    <a:ln w="9525">
+                      <a:noFill/>
+                      <a:headEnd/>
+                      <a:tailEnd/>
+                    </a:ln>
+                  </pic:spPr>
+                </pic:pic>
+              </a:graphicData>
+            </a:graphic>
+          </wp:inline>
+        </w:drawing>
+      </w:r>
+    </w:p>
+    <w:p>
+      <w:pPr>
+        <w:pStyle w:val="ImageCaption"/>
+      </w:pPr>
+      <w:r>
+        <w:t xml:space="preserve">Рис. 64: Задание №2</w:t>
+      </w:r>
+    </w:p>
+    <w:bookmarkEnd w:id="283"/>
+    <w:bookmarkStart w:id="287" w:name="fig:065"/>
+    <w:p>
+      <w:pPr>
+        <w:pStyle w:val="CaptionedFigure"/>
+      </w:pPr>
+      <w:r>
+        <w:drawing>
+          <wp:inline>
+            <wp:extent cx="5334000" cy="3488436"/>
+            <wp:effectExtent b="0" l="0" r="0" t="0"/>
+            <wp:docPr descr="Рис. 65: Задание №3" title="" id="285" name="Picture"/>
+            <a:graphic>
+              <a:graphicData uri="http://schemas.openxmlformats.org/drawingml/2006/picture">
+                <pic:pic>
+                  <pic:nvPicPr>
+                    <pic:cNvPr descr="../images/62.png" id="286" name="Picture"/>
+                    <pic:cNvPicPr>
+                      <a:picLocks noChangeArrowheads="1" noChangeAspect="1"/>
+                    </pic:cNvPicPr>
+                  </pic:nvPicPr>
+                  <pic:blipFill>
+                    <a:blip r:embed="rId284"/>
+                    <a:stretch>
+                      <a:fillRect/>
+                    </a:stretch>
+                  </pic:blipFill>
+                  <pic:spPr bwMode="auto">
+                    <a:xfrm>
+                      <a:off x="0" y="0"/>
+                      <a:ext cx="5334000" cy="3488436"/>
+                    </a:xfrm>
+                    <a:prstGeom prst="rect">
+                      <a:avLst/>
+                    </a:prstGeom>
+                    <a:noFill/>
+                    <a:ln w="9525">
+                      <a:noFill/>
+                      <a:headEnd/>
+                      <a:tailEnd/>
+                    </a:ln>
+                  </pic:spPr>
+                </pic:pic>
+              </a:graphicData>
+            </a:graphic>
+          </wp:inline>
+        </w:drawing>
+      </w:r>
+    </w:p>
+    <w:p>
+      <w:pPr>
+        <w:pStyle w:val="ImageCaption"/>
+      </w:pPr>
+      <w:r>
+        <w:t xml:space="preserve">Рис. 65: Задание №3</w:t>
+      </w:r>
+    </w:p>
+    <w:bookmarkEnd w:id="287"/>
+    <w:bookmarkStart w:id="291" w:name="fig:066"/>
+    <w:p>
+      <w:pPr>
+        <w:pStyle w:val="CaptionedFigure"/>
+      </w:pPr>
+      <w:r>
+        <w:drawing>
+          <wp:inline>
+            <wp:extent cx="5334000" cy="287838"/>
+            <wp:effectExtent b="0" l="0" r="0" t="0"/>
+            <wp:docPr descr="Рис. 66: Задание №3" title="" id="289" name="Picture"/>
+            <a:graphic>
+              <a:graphicData uri="http://schemas.openxmlformats.org/drawingml/2006/picture">
+                <pic:pic>
+                  <pic:nvPicPr>
+                    <pic:cNvPr descr="../images/63.png" id="290" name="Picture"/>
+                    <pic:cNvPicPr>
+                      <a:picLocks noChangeArrowheads="1" noChangeAspect="1"/>
+                    </pic:cNvPicPr>
+                  </pic:nvPicPr>
+                  <pic:blipFill>
+                    <a:blip r:embed="rId288"/>
+                    <a:stretch>
+                      <a:fillRect/>
+                    </a:stretch>
+                  </pic:blipFill>
+                  <pic:spPr bwMode="auto">
+                    <a:xfrm>
+                      <a:off x="0" y="0"/>
+                      <a:ext cx="5334000" cy="287838"/>
+                    </a:xfrm>
+                    <a:prstGeom prst="rect">
+                      <a:avLst/>
+                    </a:prstGeom>
+                    <a:noFill/>
+                    <a:ln w="9525">
+                      <a:noFill/>
+                      <a:headEnd/>
+                      <a:tailEnd/>
+                    </a:ln>
+                  </pic:spPr>
+                </pic:pic>
+              </a:graphicData>
+            </a:graphic>
+          </wp:inline>
+        </w:drawing>
+      </w:r>
+    </w:p>
+    <w:p>
+      <w:pPr>
+        <w:pStyle w:val="ImageCaption"/>
+      </w:pPr>
+      <w:r>
+        <w:t xml:space="preserve">Рис. 66: Задание №3</w:t>
+      </w:r>
+    </w:p>
+    <w:bookmarkEnd w:id="291"/>
+    <w:bookmarkEnd w:id="292"/>
+    <w:bookmarkEnd w:id="293"/>
+    <w:bookmarkStart w:id="294" w:name="выводы"/>
+    <w:p>
+      <w:pPr>
+        <w:pStyle w:val="Heading1"/>
+      </w:pPr>
+      <w:r>
+        <w:rPr>
+          <w:rStyle w:val="SectionNumber"/>
+        </w:rPr>
+        <w:t xml:space="preserve">4</w:t>
+      </w:r>
+      <w:r>
+        <w:tab/>
+      </w:r>
+      <w:r>
         <w:t xml:space="preserve">Выводы</w:t>
       </w:r>
     </w:p>
@@ -3378,10 +5804,10 @@
         <w:pStyle w:val="FirstParagraph"/>
       </w:pPr>
       <w:r>
-        <w:t xml:space="preserve">В результате выполнения лабораторной работы, я подготовил рабочее пространство и инструментарий для работы с языком программирования Julia, на простейших примерах познакомился с основами синтаксиса Julia.</w:t>
-      </w:r>
-    </w:p>
-    <w:bookmarkEnd w:id="186"/>
+        <w:t xml:space="preserve">В результате выполнения лабораторной работы, я освоил пакеты Julia для решения задач оптимизации.</w:t>
+      </w:r>
+    </w:p>
+    <w:bookmarkEnd w:id="294"/>
     <w:sectPr/>
   </w:body>
 </w:document>
@@ -3573,109 +5999,6 @@
       </w:pPr>
     </w:lvl>
   </w:abstractNum>
-  <w:abstractNum w:abstractNumId="991">
-    <w:nsid w:val="0000A991"/>
-    <w:multiLevelType w:val="multilevel"/>
-    <w:lvl w:ilvl="0">
-      <w:numFmt w:val="bullet"/>
-      <w:lvlText w:val=""/>
-      <w:lvlJc w:val="left"/>
-      <w:pPr>
-        <w:ind w:left="720" w:hanging="360"/>
-      </w:pPr>
-      <w:rPr>
-        <w:rFonts w:ascii="Symbol" w:hAnsi="Symbol" w:cs="Symbol" w:hint="default"/>
-      </w:rPr>
-    </w:lvl>
-    <w:lvl w:ilvl="1">
-      <w:numFmt w:val="bullet"/>
-      <w:lvlText w:val="o"/>
-      <w:lvlJc w:val="left"/>
-      <w:pPr>
-        <w:ind w:left="1440" w:hanging="360"/>
-      </w:pPr>
-      <w:rPr>
-        <w:rFonts w:ascii="Courier New" w:hAnsi="Courier New" w:cs="Courier New" w:hint="default"/>
-      </w:rPr>
-    </w:lvl>
-    <w:lvl w:ilvl="2">
-      <w:numFmt w:val="bullet"/>
-      <w:lvlText w:val=""/>
-      <w:lvlJc w:val="left"/>
-      <w:pPr>
-        <w:ind w:left="2160" w:hanging="360"/>
-      </w:pPr>
-      <w:rPr>
-        <w:rFonts w:ascii="Wingdings" w:hAnsi="Wingdings" w:cs="Wingdings" w:hint="default"/>
-      </w:rPr>
-    </w:lvl>
-    <w:lvl w:ilvl="3">
-      <w:numFmt w:val="bullet"/>
-      <w:lvlText w:val=""/>
-      <w:lvlJc w:val="left"/>
-      <w:pPr>
-        <w:ind w:left="2880" w:hanging="360"/>
-      </w:pPr>
-      <w:rPr>
-        <w:rFonts w:ascii="Symbol" w:hAnsi="Symbol" w:cs="Symbol" w:hint="default"/>
-      </w:rPr>
-    </w:lvl>
-    <w:lvl w:ilvl="4">
-      <w:numFmt w:val="bullet"/>
-      <w:lvlText w:val="o"/>
-      <w:lvlJc w:val="left"/>
-      <w:pPr>
-        <w:ind w:left="3600" w:hanging="360"/>
-      </w:pPr>
-      <w:rPr>
-        <w:rFonts w:ascii="Courier New" w:hAnsi="Courier New" w:cs="Courier New" w:hint="default"/>
-      </w:rPr>
-    </w:lvl>
-    <w:lvl w:ilvl="5">
-      <w:numFmt w:val="bullet"/>
-      <w:lvlText w:val=""/>
-      <w:lvlJc w:val="left"/>
-      <w:pPr>
-        <w:ind w:left="4320" w:hanging="360"/>
-      </w:pPr>
-      <w:rPr>
-        <w:rFonts w:ascii="Wingdings" w:hAnsi="Wingdings" w:cs="Wingdings" w:hint="default"/>
-      </w:rPr>
-    </w:lvl>
-    <w:lvl w:ilvl="6">
-      <w:numFmt w:val="bullet"/>
-      <w:lvlText w:val=""/>
-      <w:lvlJc w:val="left"/>
-      <w:pPr>
-        <w:ind w:left="5040" w:hanging="360"/>
-      </w:pPr>
-      <w:rPr>
-        <w:rFonts w:ascii="Symbol" w:hAnsi="Symbol" w:cs="Symbol" w:hint="default"/>
-      </w:rPr>
-    </w:lvl>
-    <w:lvl w:ilvl="7">
-      <w:numFmt w:val="bullet"/>
-      <w:lvlText w:val="o"/>
-      <w:lvlJc w:val="left"/>
-      <w:pPr>
-        <w:ind w:left="5760" w:hanging="360"/>
-      </w:pPr>
-      <w:rPr>
-        <w:rFonts w:ascii="Courier New" w:hAnsi="Courier New" w:cs="Courier New" w:hint="default"/>
-      </w:rPr>
-    </w:lvl>
-    <w:lvl w:ilvl="8">
-      <w:numFmt w:val="bullet"/>
-      <w:lvlText w:val=""/>
-      <w:lvlJc w:val="left"/>
-      <w:pPr>
-        <w:ind w:left="6480" w:hanging="360"/>
-      </w:pPr>
-      <w:rPr>
-        <w:rFonts w:ascii="Wingdings" w:hAnsi="Wingdings" w:cs="Wingdings" w:hint="default"/>
-      </w:rPr>
-    </w:lvl>
-  </w:abstractNum>
   <w:abstractNum w:abstractNumId="99412">
     <w:nsid w:val="00A99412"/>
     <w:multiLevelType w:val="multilevel"/>
@@ -3838,91 +6161,6 @@
     </w:lvl>
     <w:lvl w:ilvl="8">
       <w:start w:val="3"/>
-      <w:numFmt w:val="decimal"/>
-      <w:lvlText w:val="%9."/>
-      <w:lvlJc w:val="left"/>
-      <w:pPr>
-        <w:ind w:left="6480" w:hanging="360"/>
-      </w:pPr>
-    </w:lvl>
-  </w:abstractNum>
-  <w:abstractNum w:abstractNumId="99414">
-    <w:nsid w:val="00A99414"/>
-    <w:multiLevelType w:val="multilevel"/>
-    <w:lvl w:ilvl="0">
-      <w:start w:val="4"/>
-      <w:numFmt w:val="decimal"/>
-      <w:lvlText w:val="%1."/>
-      <w:lvlJc w:val="left"/>
-      <w:pPr>
-        <w:ind w:left="720" w:hanging="360"/>
-      </w:pPr>
-    </w:lvl>
-    <w:lvl w:ilvl="1">
-      <w:start w:val="4"/>
-      <w:numFmt w:val="decimal"/>
-      <w:lvlText w:val="%2."/>
-      <w:lvlJc w:val="left"/>
-      <w:pPr>
-        <w:ind w:left="1440" w:hanging="360"/>
-      </w:pPr>
-    </w:lvl>
-    <w:lvl w:ilvl="2">
-      <w:start w:val="4"/>
-      <w:numFmt w:val="decimal"/>
-      <w:lvlText w:val="%3."/>
-      <w:lvlJc w:val="left"/>
-      <w:pPr>
-        <w:ind w:left="2160" w:hanging="360"/>
-      </w:pPr>
-    </w:lvl>
-    <w:lvl w:ilvl="3">
-      <w:start w:val="4"/>
-      <w:numFmt w:val="decimal"/>
-      <w:lvlText w:val="%4."/>
-      <w:lvlJc w:val="left"/>
-      <w:pPr>
-        <w:ind w:left="2880" w:hanging="360"/>
-      </w:pPr>
-    </w:lvl>
-    <w:lvl w:ilvl="4">
-      <w:start w:val="4"/>
-      <w:numFmt w:val="decimal"/>
-      <w:lvlText w:val="%5."/>
-      <w:lvlJc w:val="left"/>
-      <w:pPr>
-        <w:ind w:left="3600" w:hanging="360"/>
-      </w:pPr>
-    </w:lvl>
-    <w:lvl w:ilvl="5">
-      <w:start w:val="4"/>
-      <w:numFmt w:val="decimal"/>
-      <w:lvlText w:val="%6."/>
-      <w:lvlJc w:val="left"/>
-      <w:pPr>
-        <w:ind w:left="4320" w:hanging="360"/>
-      </w:pPr>
-    </w:lvl>
-    <w:lvl w:ilvl="6">
-      <w:start w:val="4"/>
-      <w:numFmt w:val="decimal"/>
-      <w:lvlText w:val="%7."/>
-      <w:lvlJc w:val="left"/>
-      <w:pPr>
-        <w:ind w:left="5040" w:hanging="360"/>
-      </w:pPr>
-    </w:lvl>
-    <w:lvl w:ilvl="7">
-      <w:start w:val="4"/>
-      <w:numFmt w:val="decimal"/>
-      <w:lvlText w:val="%8."/>
-      <w:lvlJc w:val="left"/>
-      <w:pPr>
-        <w:ind w:left="5760" w:hanging="360"/>
-      </w:pPr>
-    </w:lvl>
-    <w:lvl w:ilvl="8">
-      <w:start w:val="4"/>
       <w:numFmt w:val="decimal"/>
       <w:lvlText w:val="%9."/>
       <w:lvlJc w:val="left"/>
@@ -3965,27 +6203,6 @@
     </w:lvlOverride>
   </w:num>
   <w:num w:numId="1002">
-    <w:abstractNumId w:val="991"/>
-  </w:num>
-  <w:num w:numId="1003">
-    <w:abstractNumId w:val="991"/>
-  </w:num>
-  <w:num w:numId="1004">
-    <w:abstractNumId w:val="991"/>
-  </w:num>
-  <w:num w:numId="1005">
-    <w:abstractNumId w:val="991"/>
-  </w:num>
-  <w:num w:numId="1006">
-    <w:abstractNumId w:val="991"/>
-  </w:num>
-  <w:num w:numId="1007">
-    <w:abstractNumId w:val="991"/>
-  </w:num>
-  <w:num w:numId="1008">
-    <w:abstractNumId w:val="991"/>
-  </w:num>
-  <w:num w:numId="1009">
     <w:abstractNumId w:val="99412"/>
     <w:lvlOverride w:ilvl="0">
       <w:startOverride w:val="2"/>
@@ -4015,7 +6232,7 @@
       <w:startOverride w:val="2"/>
     </w:lvlOverride>
   </w:num>
-  <w:num w:numId="1010">
+  <w:num w:numId="1003">
     <w:abstractNumId w:val="99413"/>
     <w:lvlOverride w:ilvl="0">
       <w:startOverride w:val="3"/>
@@ -4044,75 +6261,6 @@
     <w:lvlOverride w:ilvl="8">
       <w:startOverride w:val="3"/>
     </w:lvlOverride>
-  </w:num>
-  <w:num w:numId="1011">
-    <w:abstractNumId w:val="991"/>
-  </w:num>
-  <w:num w:numId="1012">
-    <w:abstractNumId w:val="991"/>
-  </w:num>
-  <w:num w:numId="1013">
-    <w:abstractNumId w:val="991"/>
-  </w:num>
-  <w:num w:numId="1014">
-    <w:abstractNumId w:val="991"/>
-  </w:num>
-  <w:num w:numId="1015">
-    <w:abstractNumId w:val="991"/>
-  </w:num>
-  <w:num w:numId="1016">
-    <w:abstractNumId w:val="991"/>
-  </w:num>
-  <w:num w:numId="1017">
-    <w:abstractNumId w:val="991"/>
-  </w:num>
-  <w:num w:numId="1018">
-    <w:abstractNumId w:val="991"/>
-  </w:num>
-  <w:num w:numId="1019">
-    <w:abstractNumId w:val="99414"/>
-    <w:lvlOverride w:ilvl="0">
-      <w:startOverride w:val="4"/>
-    </w:lvlOverride>
-    <w:lvlOverride w:ilvl="1">
-      <w:startOverride w:val="4"/>
-    </w:lvlOverride>
-    <w:lvlOverride w:ilvl="2">
-      <w:startOverride w:val="4"/>
-    </w:lvlOverride>
-    <w:lvlOverride w:ilvl="3">
-      <w:startOverride w:val="4"/>
-    </w:lvlOverride>
-    <w:lvlOverride w:ilvl="4">
-      <w:startOverride w:val="4"/>
-    </w:lvlOverride>
-    <w:lvlOverride w:ilvl="5">
-      <w:startOverride w:val="4"/>
-    </w:lvlOverride>
-    <w:lvlOverride w:ilvl="6">
-      <w:startOverride w:val="4"/>
-    </w:lvlOverride>
-    <w:lvlOverride w:ilvl="7">
-      <w:startOverride w:val="4"/>
-    </w:lvlOverride>
-    <w:lvlOverride w:ilvl="8">
-      <w:startOverride w:val="4"/>
-    </w:lvlOverride>
-  </w:num>
-  <w:num w:numId="1020">
-    <w:abstractNumId w:val="991"/>
-  </w:num>
-  <w:num w:numId="1021">
-    <w:abstractNumId w:val="991"/>
-  </w:num>
-  <w:num w:numId="1022">
-    <w:abstractNumId w:val="991"/>
-  </w:num>
-  <w:num w:numId="1023">
-    <w:abstractNumId w:val="991"/>
-  </w:num>
-  <w:num w:numId="1024">
-    <w:abstractNumId w:val="991"/>
   </w:num>
 </w:numbering>
 </file>
